--- a/Document/SDLC/비즈니스모델(BM).docx
+++ b/Document/SDLC/비즈니스모델(BM).docx
@@ -698,7 +698,7 @@
           <w:sz w:val="32"/>
           <w:szCs w:val="32"/>
         </w:rPr>
-        <w:t>3</w:t>
+        <w:t>4</w:t>
       </w:r>
       <w:r>
         <w:rPr>
@@ -1174,8 +1174,8 @@
           <w:szCs w:val="20"/>
         </w:rPr>
         <w:sectPr>
-          <w:headerReference w:type="default" r:id="rId7"/>
-          <w:footerReference w:type="default" r:id="rId8"/>
+          <w:headerReference w:type="default" r:id="rId8"/>
+          <w:footerReference w:type="default" r:id="rId9"/>
           <w:pgSz w:w="11900" w:h="16820"/>
           <w:pgMar w:top="1820" w:right="1320" w:bottom="1060" w:left="1300" w:header="1095" w:footer="867" w:gutter="0"/>
           <w:pgNumType w:start="1"/>
@@ -3287,152 +3287,6 @@
         <w:tc>
           <w:tcPr>
             <w:tcW w:w="510" w:type="dxa"/>
-          </w:tcPr>
-          <w:p>
-            <w:pPr>
-              <w:pBdr>
-                <w:top w:val="nil"/>
-                <w:left w:val="nil"/>
-                <w:bottom w:val="nil"/>
-                <w:right w:val="nil"/>
-                <w:between w:val="nil"/>
-              </w:pBdr>
-              <w:rPr>
-                <w:rFonts w:ascii="맑은 고딕" w:eastAsia="맑은 고딕" w:hAnsi="맑은 고딕" w:cs="맑은 고딕"/>
-                <w:color w:val="000000"/>
-                <w:sz w:val="18"/>
-                <w:szCs w:val="18"/>
-              </w:rPr>
-            </w:pPr>
-          </w:p>
-        </w:tc>
-        <w:tc>
-          <w:tcPr>
-            <w:tcW w:w="1260" w:type="dxa"/>
-          </w:tcPr>
-          <w:p>
-            <w:pPr>
-              <w:pBdr>
-                <w:top w:val="nil"/>
-                <w:left w:val="nil"/>
-                <w:bottom w:val="nil"/>
-                <w:right w:val="nil"/>
-                <w:between w:val="nil"/>
-              </w:pBdr>
-              <w:rPr>
-                <w:rFonts w:ascii="맑은 고딕" w:eastAsia="맑은 고딕" w:hAnsi="맑은 고딕" w:cs="맑은 고딕"/>
-                <w:color w:val="000000"/>
-                <w:sz w:val="18"/>
-                <w:szCs w:val="18"/>
-              </w:rPr>
-            </w:pPr>
-          </w:p>
-        </w:tc>
-        <w:tc>
-          <w:tcPr>
-            <w:tcW w:w="1560" w:type="dxa"/>
-          </w:tcPr>
-          <w:p>
-            <w:pPr>
-              <w:pBdr>
-                <w:top w:val="nil"/>
-                <w:left w:val="nil"/>
-                <w:bottom w:val="nil"/>
-                <w:right w:val="nil"/>
-                <w:between w:val="nil"/>
-              </w:pBdr>
-              <w:rPr>
-                <w:rFonts w:ascii="맑은 고딕" w:eastAsia="맑은 고딕" w:hAnsi="맑은 고딕" w:cs="맑은 고딕"/>
-                <w:color w:val="000000"/>
-                <w:sz w:val="18"/>
-                <w:szCs w:val="18"/>
-              </w:rPr>
-            </w:pPr>
-          </w:p>
-        </w:tc>
-        <w:tc>
-          <w:tcPr>
-            <w:tcW w:w="3211" w:type="dxa"/>
-          </w:tcPr>
-          <w:p>
-            <w:pPr>
-              <w:pBdr>
-                <w:top w:val="nil"/>
-                <w:left w:val="nil"/>
-                <w:bottom w:val="nil"/>
-                <w:right w:val="nil"/>
-                <w:between w:val="nil"/>
-              </w:pBdr>
-              <w:rPr>
-                <w:rFonts w:ascii="맑은 고딕" w:eastAsia="맑은 고딕" w:hAnsi="맑은 고딕" w:cs="맑은 고딕"/>
-                <w:color w:val="000000"/>
-                <w:sz w:val="18"/>
-                <w:szCs w:val="18"/>
-              </w:rPr>
-            </w:pPr>
-          </w:p>
-        </w:tc>
-        <w:tc>
-          <w:tcPr>
-            <w:tcW w:w="2009" w:type="dxa"/>
-          </w:tcPr>
-          <w:p>
-            <w:pPr>
-              <w:pBdr>
-                <w:top w:val="nil"/>
-                <w:left w:val="nil"/>
-                <w:bottom w:val="nil"/>
-                <w:right w:val="nil"/>
-                <w:between w:val="nil"/>
-              </w:pBdr>
-              <w:rPr>
-                <w:rFonts w:ascii="맑은 고딕" w:eastAsia="맑은 고딕" w:hAnsi="맑은 고딕" w:cs="맑은 고딕"/>
-                <w:color w:val="000000"/>
-                <w:sz w:val="18"/>
-                <w:szCs w:val="18"/>
-              </w:rPr>
-            </w:pPr>
-          </w:p>
-        </w:tc>
-      </w:tr>
-      <w:tr>
-        <w:trPr>
-          <w:trHeight w:val="452"/>
-        </w:trPr>
-        <w:tc>
-          <w:tcPr>
-            <w:tcW w:w="510" w:type="dxa"/>
-          </w:tcPr>
-          <w:p>
-            <w:pPr>
-              <w:pBdr>
-                <w:top w:val="nil"/>
-                <w:left w:val="nil"/>
-                <w:bottom w:val="nil"/>
-                <w:right w:val="nil"/>
-                <w:between w:val="nil"/>
-              </w:pBdr>
-              <w:rPr>
-                <w:rFonts w:ascii="맑은 고딕" w:eastAsia="맑은 고딕" w:hAnsi="맑은 고딕" w:cs="맑은 고딕"/>
-                <w:color w:val="000000"/>
-                <w:sz w:val="18"/>
-                <w:szCs w:val="18"/>
-              </w:rPr>
-            </w:pPr>
-            <w:r>
-              <w:rPr>
-                <w:rFonts w:ascii="맑은 고딕" w:eastAsia="맑은 고딕" w:hAnsi="맑은 고딕" w:cs="맑은 고딕" w:hint="eastAsia"/>
-                <w:color w:val="000000"/>
-                <w:sz w:val="18"/>
-                <w:szCs w:val="18"/>
-              </w:rPr>
-              <w:t xml:space="preserve">0.3 </w:t>
-            </w:r>
-          </w:p>
-        </w:tc>
-        <w:tc>
-          <w:tcPr>
-            <w:tcW w:w="1260" w:type="dxa"/>
             <w:vAlign w:val="center"/>
           </w:tcPr>
           <w:p>
@@ -3448,8 +3302,8 @@
               <w:rPr>
                 <w:rFonts w:ascii="맑은 고딕" w:eastAsia="맑은 고딕" w:hAnsi="맑은 고딕" w:cs="맑은 고딕"/>
                 <w:color w:val="000000"/>
-                <w:sz w:val="18"/>
-                <w:szCs w:val="18"/>
+                <w:sz w:val="20"/>
+                <w:szCs w:val="20"/>
               </w:rPr>
             </w:pPr>
             <w:r>
@@ -3459,22 +3313,13 @@
                 <w:sz w:val="20"/>
                 <w:szCs w:val="20"/>
               </w:rPr>
-              <w:t>2026. 04. 1</w:t>
-            </w:r>
-            <w:r>
-              <w:rPr>
-                <w:rFonts w:ascii="맑은 고딕" w:eastAsia="맑은 고딕" w:hAnsi="맑은 고딕" w:cs="맑은 고딕" w:hint="eastAsia"/>
-                <w:color w:val="000000"/>
-                <w:sz w:val="20"/>
-                <w:szCs w:val="20"/>
-              </w:rPr>
-              <w:t>3</w:t>
-            </w:r>
-          </w:p>
-        </w:tc>
-        <w:tc>
-          <w:tcPr>
-            <w:tcW w:w="1560" w:type="dxa"/>
+              <w:t>0.4</w:t>
+            </w:r>
+          </w:p>
+        </w:tc>
+        <w:tc>
+          <w:tcPr>
+            <w:tcW w:w="1260" w:type="dxa"/>
             <w:vAlign w:val="center"/>
           </w:tcPr>
           <w:p>
@@ -3490,24 +3335,24 @@
               <w:rPr>
                 <w:rFonts w:ascii="맑은 고딕" w:eastAsia="맑은 고딕" w:hAnsi="맑은 고딕" w:cs="맑은 고딕"/>
                 <w:color w:val="000000"/>
-                <w:sz w:val="18"/>
-                <w:szCs w:val="18"/>
+                <w:sz w:val="20"/>
+                <w:szCs w:val="20"/>
               </w:rPr>
             </w:pPr>
             <w:r>
               <w:rPr>
                 <w:rFonts w:ascii="맑은 고딕" w:eastAsia="맑은 고딕" w:hAnsi="맑은 고딕" w:cs="맑은 고딕" w:hint="eastAsia"/>
                 <w:color w:val="000000"/>
-                <w:sz w:val="18"/>
-                <w:szCs w:val="18"/>
-              </w:rPr>
-              <w:t>김민성</w:t>
-            </w:r>
-          </w:p>
-        </w:tc>
-        <w:tc>
-          <w:tcPr>
-            <w:tcW w:w="3211" w:type="dxa"/>
+                <w:sz w:val="20"/>
+                <w:szCs w:val="20"/>
+              </w:rPr>
+              <w:t>2026. 04. 14</w:t>
+            </w:r>
+          </w:p>
+        </w:tc>
+        <w:tc>
+          <w:tcPr>
+            <w:tcW w:w="1560" w:type="dxa"/>
             <w:vAlign w:val="center"/>
           </w:tcPr>
           <w:p>
@@ -3523,10 +3368,11 @@
               <w:rPr>
                 <w:rFonts w:ascii="맑은 고딕" w:eastAsia="맑은 고딕" w:hAnsi="맑은 고딕" w:cs="맑은 고딕"/>
                 <w:color w:val="000000"/>
-                <w:sz w:val="18"/>
-                <w:szCs w:val="18"/>
-              </w:rPr>
-            </w:pPr>
+                <w:sz w:val="20"/>
+                <w:szCs w:val="20"/>
+              </w:rPr>
+            </w:pPr>
+            <w:proofErr w:type="spellStart"/>
             <w:r>
               <w:rPr>
                 <w:rFonts w:ascii="맑은 고딕" w:eastAsia="맑은 고딕" w:hAnsi="맑은 고딕" w:cs="맑은 고딕" w:hint="eastAsia"/>
@@ -3534,42 +3380,14 @@
                 <w:sz w:val="20"/>
                 <w:szCs w:val="20"/>
               </w:rPr>
-              <w:t xml:space="preserve">비즈니스 </w:t>
-            </w:r>
-            <w:proofErr w:type="spellStart"/>
-            <w:r>
-              <w:rPr>
-                <w:rFonts w:ascii="맑은 고딕" w:eastAsia="맑은 고딕" w:hAnsi="맑은 고딕" w:cs="맑은 고딕" w:hint="eastAsia"/>
-                <w:color w:val="000000"/>
-                <w:sz w:val="20"/>
-                <w:szCs w:val="20"/>
-              </w:rPr>
-              <w:t>유스케이스</w:t>
+              <w:t>임효진</w:t>
             </w:r>
             <w:proofErr w:type="spellEnd"/>
-            <w:r>
-              <w:rPr>
-                <w:rFonts w:ascii="맑은 고딕" w:eastAsia="맑은 고딕" w:hAnsi="맑은 고딕" w:cs="맑은 고딕" w:hint="eastAsia"/>
-                <w:color w:val="000000"/>
-                <w:sz w:val="20"/>
-                <w:szCs w:val="20"/>
-              </w:rPr>
-              <w:t xml:space="preserve"> </w:t>
-            </w:r>
-            <w:r>
-              <w:rPr>
-                <w:rFonts w:ascii="맑은 고딕" w:eastAsia="맑은 고딕" w:hAnsi="맑은 고딕" w:cs="맑은 고딕" w:hint="eastAsia"/>
-                <w:color w:val="000000"/>
-                <w:sz w:val="20"/>
-                <w:szCs w:val="20"/>
-              </w:rPr>
-              <w:t>시나리오 수정</w:t>
-            </w:r>
-          </w:p>
-        </w:tc>
-        <w:tc>
-          <w:tcPr>
-            <w:tcW w:w="2009" w:type="dxa"/>
+          </w:p>
+        </w:tc>
+        <w:tc>
+          <w:tcPr>
+            <w:tcW w:w="3211" w:type="dxa"/>
             <w:vAlign w:val="center"/>
           </w:tcPr>
           <w:p>
@@ -3585,8 +3403,251 @@
               <w:rPr>
                 <w:rFonts w:ascii="맑은 고딕" w:eastAsia="맑은 고딕" w:hAnsi="맑은 고딕" w:cs="맑은 고딕"/>
                 <w:color w:val="000000"/>
-                <w:sz w:val="18"/>
-                <w:szCs w:val="18"/>
+                <w:sz w:val="20"/>
+                <w:szCs w:val="20"/>
+              </w:rPr>
+            </w:pPr>
+            <w:r>
+              <w:rPr>
+                <w:rFonts w:ascii="맑은 고딕" w:eastAsia="맑은 고딕" w:hAnsi="맑은 고딕" w:cs="맑은 고딕" w:hint="eastAsia"/>
+                <w:color w:val="000000"/>
+                <w:sz w:val="20"/>
+                <w:szCs w:val="20"/>
+              </w:rPr>
+              <w:t xml:space="preserve">비즈니스 </w:t>
+            </w:r>
+            <w:proofErr w:type="spellStart"/>
+            <w:r>
+              <w:rPr>
+                <w:rFonts w:ascii="맑은 고딕" w:eastAsia="맑은 고딕" w:hAnsi="맑은 고딕" w:cs="맑은 고딕" w:hint="eastAsia"/>
+                <w:color w:val="000000"/>
+                <w:sz w:val="20"/>
+                <w:szCs w:val="20"/>
+              </w:rPr>
+              <w:t>유스케이스</w:t>
+            </w:r>
+            <w:proofErr w:type="spellEnd"/>
+            <w:r>
+              <w:rPr>
+                <w:rFonts w:ascii="맑은 고딕" w:eastAsia="맑은 고딕" w:hAnsi="맑은 고딕" w:cs="맑은 고딕" w:hint="eastAsia"/>
+                <w:color w:val="000000"/>
+                <w:sz w:val="20"/>
+                <w:szCs w:val="20"/>
+              </w:rPr>
+              <w:t xml:space="preserve"> 목록 수정/활동 다이어그램 추가/객체 다이어그램 및 목록 수정</w:t>
+            </w:r>
+          </w:p>
+        </w:tc>
+        <w:tc>
+          <w:tcPr>
+            <w:tcW w:w="2009" w:type="dxa"/>
+            <w:vAlign w:val="center"/>
+          </w:tcPr>
+          <w:p>
+            <w:pPr>
+              <w:pBdr>
+                <w:top w:val="nil"/>
+                <w:left w:val="nil"/>
+                <w:bottom w:val="nil"/>
+                <w:right w:val="nil"/>
+                <w:between w:val="nil"/>
+              </w:pBdr>
+              <w:jc w:val="center"/>
+              <w:rPr>
+                <w:rFonts w:ascii="맑은 고딕" w:eastAsia="맑은 고딕" w:hAnsi="맑은 고딕" w:cs="맑은 고딕"/>
+                <w:color w:val="000000"/>
+                <w:sz w:val="20"/>
+                <w:szCs w:val="20"/>
+              </w:rPr>
+            </w:pPr>
+            <w:r>
+              <w:rPr>
+                <w:rFonts w:ascii="맑은 고딕" w:eastAsia="맑은 고딕" w:hAnsi="맑은 고딕" w:cs="맑은 고딕" w:hint="eastAsia"/>
+                <w:color w:val="000000"/>
+                <w:sz w:val="20"/>
+                <w:szCs w:val="20"/>
+              </w:rPr>
+              <w:t>고객 대표 서명(인)</w:t>
+            </w:r>
+          </w:p>
+        </w:tc>
+      </w:tr>
+      <w:tr>
+        <w:trPr>
+          <w:trHeight w:val="452"/>
+        </w:trPr>
+        <w:tc>
+          <w:tcPr>
+            <w:tcW w:w="510" w:type="dxa"/>
+            <w:vAlign w:val="center"/>
+          </w:tcPr>
+          <w:p>
+            <w:pPr>
+              <w:pBdr>
+                <w:top w:val="nil"/>
+                <w:left w:val="nil"/>
+                <w:bottom w:val="nil"/>
+                <w:right w:val="nil"/>
+                <w:between w:val="nil"/>
+              </w:pBdr>
+              <w:jc w:val="center"/>
+              <w:rPr>
+                <w:rFonts w:ascii="맑은 고딕" w:eastAsia="맑은 고딕" w:hAnsi="맑은 고딕" w:cs="맑은 고딕"/>
+                <w:color w:val="000000"/>
+                <w:sz w:val="20"/>
+                <w:szCs w:val="20"/>
+              </w:rPr>
+            </w:pPr>
+            <w:r>
+              <w:rPr>
+                <w:rFonts w:ascii="맑은 고딕" w:eastAsia="맑은 고딕" w:hAnsi="맑은 고딕" w:cs="맑은 고딕" w:hint="eastAsia"/>
+                <w:color w:val="000000"/>
+                <w:sz w:val="20"/>
+                <w:szCs w:val="20"/>
+              </w:rPr>
+              <w:t>0.3</w:t>
+            </w:r>
+          </w:p>
+        </w:tc>
+        <w:tc>
+          <w:tcPr>
+            <w:tcW w:w="1260" w:type="dxa"/>
+            <w:vAlign w:val="center"/>
+          </w:tcPr>
+          <w:p>
+            <w:pPr>
+              <w:pBdr>
+                <w:top w:val="nil"/>
+                <w:left w:val="nil"/>
+                <w:bottom w:val="nil"/>
+                <w:right w:val="nil"/>
+                <w:between w:val="nil"/>
+              </w:pBdr>
+              <w:jc w:val="center"/>
+              <w:rPr>
+                <w:rFonts w:ascii="맑은 고딕" w:eastAsia="맑은 고딕" w:hAnsi="맑은 고딕" w:cs="맑은 고딕"/>
+                <w:color w:val="000000"/>
+                <w:sz w:val="20"/>
+                <w:szCs w:val="20"/>
+              </w:rPr>
+            </w:pPr>
+            <w:r>
+              <w:rPr>
+                <w:rFonts w:ascii="맑은 고딕" w:eastAsia="맑은 고딕" w:hAnsi="맑은 고딕" w:cs="맑은 고딕" w:hint="eastAsia"/>
+                <w:color w:val="000000"/>
+                <w:sz w:val="20"/>
+                <w:szCs w:val="20"/>
+              </w:rPr>
+              <w:t>2026. 04. 13</w:t>
+            </w:r>
+          </w:p>
+        </w:tc>
+        <w:tc>
+          <w:tcPr>
+            <w:tcW w:w="1560" w:type="dxa"/>
+            <w:vAlign w:val="center"/>
+          </w:tcPr>
+          <w:p>
+            <w:pPr>
+              <w:pBdr>
+                <w:top w:val="nil"/>
+                <w:left w:val="nil"/>
+                <w:bottom w:val="nil"/>
+                <w:right w:val="nil"/>
+                <w:between w:val="nil"/>
+              </w:pBdr>
+              <w:jc w:val="center"/>
+              <w:rPr>
+                <w:rFonts w:ascii="맑은 고딕" w:eastAsia="맑은 고딕" w:hAnsi="맑은 고딕" w:cs="맑은 고딕"/>
+                <w:color w:val="000000"/>
+                <w:sz w:val="20"/>
+                <w:szCs w:val="20"/>
+              </w:rPr>
+            </w:pPr>
+            <w:r>
+              <w:rPr>
+                <w:rFonts w:ascii="맑은 고딕" w:eastAsia="맑은 고딕" w:hAnsi="맑은 고딕" w:cs="맑은 고딕" w:hint="eastAsia"/>
+                <w:color w:val="000000"/>
+                <w:sz w:val="20"/>
+                <w:szCs w:val="20"/>
+              </w:rPr>
+              <w:t>김민성</w:t>
+            </w:r>
+          </w:p>
+        </w:tc>
+        <w:tc>
+          <w:tcPr>
+            <w:tcW w:w="3211" w:type="dxa"/>
+            <w:vAlign w:val="center"/>
+          </w:tcPr>
+          <w:p>
+            <w:pPr>
+              <w:pBdr>
+                <w:top w:val="nil"/>
+                <w:left w:val="nil"/>
+                <w:bottom w:val="nil"/>
+                <w:right w:val="nil"/>
+                <w:between w:val="nil"/>
+              </w:pBdr>
+              <w:jc w:val="center"/>
+              <w:rPr>
+                <w:rFonts w:ascii="맑은 고딕" w:eastAsia="맑은 고딕" w:hAnsi="맑은 고딕" w:cs="맑은 고딕"/>
+                <w:color w:val="000000"/>
+                <w:sz w:val="20"/>
+                <w:szCs w:val="20"/>
+              </w:rPr>
+            </w:pPr>
+            <w:r>
+              <w:rPr>
+                <w:rFonts w:ascii="맑은 고딕" w:eastAsia="맑은 고딕" w:hAnsi="맑은 고딕" w:cs="맑은 고딕" w:hint="eastAsia"/>
+                <w:color w:val="000000"/>
+                <w:sz w:val="20"/>
+                <w:szCs w:val="20"/>
+              </w:rPr>
+              <w:t xml:space="preserve">비즈니스 </w:t>
+            </w:r>
+            <w:proofErr w:type="spellStart"/>
+            <w:r>
+              <w:rPr>
+                <w:rFonts w:ascii="맑은 고딕" w:eastAsia="맑은 고딕" w:hAnsi="맑은 고딕" w:cs="맑은 고딕" w:hint="eastAsia"/>
+                <w:color w:val="000000"/>
+                <w:sz w:val="20"/>
+                <w:szCs w:val="20"/>
+              </w:rPr>
+              <w:t>유스케이스</w:t>
+            </w:r>
+            <w:proofErr w:type="spellEnd"/>
+            <w:r>
+              <w:rPr>
+                <w:rFonts w:ascii="맑은 고딕" w:eastAsia="맑은 고딕" w:hAnsi="맑은 고딕" w:cs="맑은 고딕" w:hint="eastAsia"/>
+                <w:color w:val="000000"/>
+                <w:sz w:val="20"/>
+                <w:szCs w:val="20"/>
+              </w:rPr>
+              <w:t xml:space="preserve"> 시나리오 수정</w:t>
+            </w:r>
+          </w:p>
+        </w:tc>
+        <w:tc>
+          <w:tcPr>
+            <w:tcW w:w="2009" w:type="dxa"/>
+            <w:vAlign w:val="center"/>
+          </w:tcPr>
+          <w:p>
+            <w:pPr>
+              <w:pBdr>
+                <w:top w:val="nil"/>
+                <w:left w:val="nil"/>
+                <w:bottom w:val="nil"/>
+                <w:right w:val="nil"/>
+                <w:between w:val="nil"/>
+              </w:pBdr>
+              <w:jc w:val="center"/>
+              <w:rPr>
+                <w:rFonts w:ascii="맑은 고딕" w:eastAsia="맑은 고딕" w:hAnsi="맑은 고딕" w:cs="맑은 고딕"/>
+                <w:color w:val="000000"/>
+                <w:sz w:val="20"/>
+                <w:szCs w:val="20"/>
               </w:rPr>
             </w:pPr>
             <w:r>
@@ -4350,7 +4411,7 @@
           <w:sz w:val="28"/>
           <w:szCs w:val="28"/>
         </w:rPr>
-        <w:t>6</w:t>
+        <w:t>5</w:t>
       </w:r>
     </w:p>
     <w:p>
@@ -4398,7 +4459,7 @@
           <w:sz w:val="28"/>
           <w:szCs w:val="28"/>
         </w:rPr>
-        <w:t>7</w:t>
+        <w:t>6</w:t>
       </w:r>
     </w:p>
     <w:p>
@@ -4422,6 +4483,22 @@
         </w:rPr>
         <w:t>4. 활동 다이어그램</w:t>
       </w:r>
+      <w:r>
+        <w:rPr>
+          <w:rFonts w:ascii="맑은 고딕" w:eastAsia="맑은 고딕" w:hAnsi="맑은 고딕" w:cs="맑은 고딕"/>
+          <w:sz w:val="28"/>
+          <w:szCs w:val="28"/>
+        </w:rPr>
+        <w:t>…………………………………………………………………………</w:t>
+      </w:r>
+      <w:r>
+        <w:rPr>
+          <w:rFonts w:ascii="맑은 고딕" w:eastAsia="맑은 고딕" w:hAnsi="맑은 고딕" w:cs="맑은 고딕" w:hint="eastAsia"/>
+          <w:sz w:val="28"/>
+          <w:szCs w:val="28"/>
+        </w:rPr>
+        <w:t>12</w:t>
+      </w:r>
     </w:p>
     <w:p>
       <w:pPr>
@@ -4438,11 +4515,19 @@
       </w:pPr>
       <w:r>
         <w:rPr>
+          <w:rFonts w:ascii="맑은 고딕" w:eastAsia="맑은 고딕" w:hAnsi="맑은 고딕" w:cs="맑은 고딕" w:hint="eastAsia"/>
+          <w:sz w:val="28"/>
+          <w:szCs w:val="28"/>
+        </w:rPr>
+        <w:t>5</w:t>
+      </w:r>
+      <w:r>
+        <w:rPr>
           <w:rFonts w:ascii="맑은 고딕" w:eastAsia="맑은 고딕" w:hAnsi="맑은 고딕" w:cs="맑은 고딕"/>
           <w:sz w:val="28"/>
           <w:szCs w:val="28"/>
         </w:rPr>
-        <w:t>4. 비즈니스 객체 다이어그램………………………………………………………</w:t>
+        <w:t>. 비즈니스 객체 다이어그램………………………………………………………</w:t>
       </w:r>
       <w:r>
         <w:rPr>
@@ -4450,7 +4535,7 @@
           <w:sz w:val="28"/>
           <w:szCs w:val="28"/>
         </w:rPr>
-        <w:t>11</w:t>
+        <w:t>21</w:t>
       </w:r>
     </w:p>
     <w:p>
@@ -4468,11 +4553,19 @@
       </w:pPr>
       <w:r>
         <w:rPr>
+          <w:rFonts w:ascii="맑은 고딕" w:eastAsia="맑은 고딕" w:hAnsi="맑은 고딕" w:cs="맑은 고딕" w:hint="eastAsia"/>
+          <w:sz w:val="28"/>
+          <w:szCs w:val="28"/>
+        </w:rPr>
+        <w:t>6</w:t>
+      </w:r>
+      <w:r>
+        <w:rPr>
           <w:rFonts w:ascii="맑은 고딕" w:eastAsia="맑은 고딕" w:hAnsi="맑은 고딕" w:cs="맑은 고딕"/>
           <w:sz w:val="28"/>
           <w:szCs w:val="28"/>
         </w:rPr>
-        <w:t xml:space="preserve">5. 비즈니스 </w:t>
+        <w:t xml:space="preserve">. 비즈니스 </w:t>
       </w:r>
       <w:proofErr w:type="gramStart"/>
       <w:r>
@@ -4526,7 +4619,7 @@
           <w:sz w:val="28"/>
           <w:szCs w:val="28"/>
         </w:rPr>
-        <w:t>11</w:t>
+        <w:t>21</w:t>
       </w:r>
     </w:p>
     <w:p>
@@ -4544,11 +4637,19 @@
       </w:pPr>
       <w:r>
         <w:rPr>
+          <w:rFonts w:ascii="맑은 고딕" w:eastAsia="맑은 고딕" w:hAnsi="맑은 고딕" w:cs="맑은 고딕" w:hint="eastAsia"/>
+          <w:sz w:val="28"/>
+          <w:szCs w:val="28"/>
+        </w:rPr>
+        <w:t>7</w:t>
+      </w:r>
+      <w:r>
+        <w:rPr>
           <w:rFonts w:ascii="맑은 고딕" w:eastAsia="맑은 고딕" w:hAnsi="맑은 고딕" w:cs="맑은 고딕"/>
           <w:sz w:val="28"/>
           <w:szCs w:val="28"/>
         </w:rPr>
-        <w:t>6. 용어집………………………………………………………………………………………1</w:t>
+        <w:t>. 용어집………………………………………………………………………………………</w:t>
       </w:r>
       <w:r>
         <w:rPr>
@@ -4556,7 +4657,7 @@
           <w:sz w:val="28"/>
           <w:szCs w:val="28"/>
         </w:rPr>
-        <w:t>4</w:t>
+        <w:t>24</w:t>
       </w:r>
     </w:p>
     <w:p>
@@ -4631,7 +4732,7 @@
           <w:rFonts w:ascii="나눔고딕 ExtraBold" w:eastAsia="나눔고딕 ExtraBold" w:hAnsi="나눔고딕 ExtraBold" w:cs="나눔고딕 ExtraBold"/>
           <w:color w:val="00B0F0"/>
         </w:rPr>
-        <w:t xml:space="preserve"> 시스템- </w:t>
+        <w:t xml:space="preserve"> 시스템 </w:t>
       </w:r>
       <w:proofErr w:type="spellStart"/>
       <w:r>
@@ -4693,10 +4794,10 @@
                 <w14:ligatures w14:val="standardContextual"/>
               </w:rPr>
               <w:drawing>
-                <wp:inline distT="0" distB="0" distL="0" distR="0" wp14:anchorId="3F219A58" wp14:editId="55A965A4">
-                  <wp:extent cx="6425565" cy="4575810"/>
+                <wp:inline distT="0" distB="0" distL="0" distR="0" wp14:anchorId="70304EBB" wp14:editId="7589A2ED">
+                  <wp:extent cx="6425565" cy="3780790"/>
                   <wp:effectExtent l="0" t="0" r="0" b="0"/>
-                  <wp:docPr id="1634231908" name="그림 7"/>
+                  <wp:docPr id="130360916" name="그림 7"/>
                   <wp:cNvGraphicFramePr>
                     <a:graphicFrameLocks xmlns:a="http://schemas.openxmlformats.org/drawingml/2006/main" noChangeAspect="1"/>
                   </wp:cNvGraphicFramePr>
@@ -4704,11 +4805,11 @@
                     <a:graphicData uri="http://schemas.openxmlformats.org/drawingml/2006/picture">
                       <pic:pic xmlns:pic="http://schemas.openxmlformats.org/drawingml/2006/picture">
                         <pic:nvPicPr>
-                          <pic:cNvPr id="1634231908" name="그림 1634231908"/>
+                          <pic:cNvPr id="130360916" name="그림 130360916"/>
                           <pic:cNvPicPr/>
                         </pic:nvPicPr>
                         <pic:blipFill>
-                          <a:blip r:embed="rId9">
+                          <a:blip r:embed="rId10">
                             <a:extLst>
                               <a:ext uri="{28A0092B-C50C-407E-A947-70E740481C1C}">
                                 <a14:useLocalDpi xmlns:a14="http://schemas.microsoft.com/office/drawing/2010/main" val="0"/>
@@ -4722,7 +4823,7 @@
                         <pic:spPr>
                           <a:xfrm>
                             <a:off x="0" y="0"/>
-                            <a:ext cx="6425565" cy="4575810"/>
+                            <a:ext cx="6425565" cy="3780790"/>
                           </a:xfrm>
                           <a:prstGeom prst="rect">
                             <a:avLst/>
@@ -4807,6 +4908,30 @@
     </w:p>
     <w:p>
       <w:pPr>
+        <w:rPr>
+          <w:rFonts w:ascii="휴먼둥근헤드라인" w:eastAsia="휴먼둥근헤드라인" w:hAnsi="휴먼둥근헤드라인" w:cs="휴먼둥근헤드라인"/>
+          <w:color w:val="000000"/>
+        </w:rPr>
+      </w:pPr>
+    </w:p>
+    <w:p>
+      <w:pPr>
+        <w:rPr>
+          <w:rFonts w:ascii="휴먼둥근헤드라인" w:eastAsia="휴먼둥근헤드라인" w:hAnsi="휴먼둥근헤드라인" w:cs="휴먼둥근헤드라인"/>
+          <w:color w:val="000000"/>
+        </w:rPr>
+      </w:pPr>
+    </w:p>
+    <w:p>
+      <w:pPr>
+        <w:rPr>
+          <w:rFonts w:ascii="휴먼둥근헤드라인" w:eastAsia="휴먼둥근헤드라인" w:hAnsi="휴먼둥근헤드라인" w:cs="휴먼둥근헤드라인"/>
+          <w:color w:val="000000"/>
+        </w:rPr>
+      </w:pPr>
+    </w:p>
+    <w:p>
+      <w:pPr>
         <w:widowControl/>
         <w:numPr>
           <w:ilvl w:val="0"/>
@@ -4823,6 +4948,7 @@
           <w:rFonts w:ascii="맑은 고딕" w:eastAsia="맑은 고딕" w:hAnsi="맑은 고딕" w:cs="맑은 고딕"/>
           <w:b/>
         </w:rPr>
+        <w:lastRenderedPageBreak/>
         <w:t xml:space="preserve">비즈니스 </w:t>
       </w:r>
       <w:proofErr w:type="spellStart"/>
@@ -5215,130 +5341,112 @@
               <w:rPr>
                 <w:rFonts w:ascii="맑은 고딕" w:eastAsia="맑은 고딕" w:hAnsi="맑은 고딕" w:cs="맑은 고딕" w:hint="eastAsia"/>
               </w:rPr>
+              <w:t>친구 찾기</w:t>
+            </w:r>
+          </w:p>
+        </w:tc>
+        <w:tc>
+          <w:tcPr>
+            <w:tcW w:w="1559" w:type="dxa"/>
+            <w:vAlign w:val="center"/>
+          </w:tcPr>
+          <w:p>
+            <w:pPr>
+              <w:rPr>
+                <w:rFonts w:ascii="맑은 고딕" w:eastAsia="맑은 고딕" w:hAnsi="맑은 고딕" w:cs="맑은 고딕"/>
+              </w:rPr>
+            </w:pPr>
+            <w:r>
+              <w:rPr>
+                <w:rFonts w:ascii="맑은 고딕" w:eastAsia="맑은 고딕" w:hAnsi="맑은 고딕" w:cs="맑은 고딕"/>
+              </w:rPr>
               <w:t>사용자</w:t>
             </w:r>
+          </w:p>
+        </w:tc>
+        <w:tc>
+          <w:tcPr>
+            <w:tcW w:w="4202" w:type="dxa"/>
+            <w:vAlign w:val="center"/>
+          </w:tcPr>
+          <w:p>
+            <w:pPr>
+              <w:rPr>
+                <w:rFonts w:ascii="맑은 고딕" w:eastAsia="맑은 고딕" w:hAnsi="맑은 고딕" w:cs="맑은 고딕"/>
+              </w:rPr>
+            </w:pPr>
             <w:r>
               <w:rPr>
                 <w:rFonts w:ascii="맑은 고딕" w:eastAsia="맑은 고딕" w:hAnsi="맑은 고딕" w:cs="맑은 고딕" w:hint="eastAsia"/>
               </w:rPr>
-              <w:t xml:space="preserve"> 조회 및 검색</w:t>
-            </w:r>
-          </w:p>
-        </w:tc>
-        <w:tc>
-          <w:tcPr>
-            <w:tcW w:w="1559" w:type="dxa"/>
-            <w:vAlign w:val="center"/>
-          </w:tcPr>
-          <w:p>
-            <w:pPr>
-              <w:rPr>
-                <w:rFonts w:ascii="맑은 고딕" w:eastAsia="맑은 고딕" w:hAnsi="맑은 고딕" w:cs="맑은 고딕"/>
-              </w:rPr>
-            </w:pPr>
-            <w:r>
-              <w:rPr>
-                <w:rFonts w:ascii="맑은 고딕" w:eastAsia="맑은 고딕" w:hAnsi="맑은 고딕" w:cs="맑은 고딕"/>
-              </w:rPr>
-              <w:t>사용자</w:t>
-            </w:r>
-          </w:p>
-        </w:tc>
-        <w:tc>
-          <w:tcPr>
-            <w:tcW w:w="4202" w:type="dxa"/>
-            <w:vAlign w:val="center"/>
-          </w:tcPr>
-          <w:p>
-            <w:pPr>
-              <w:rPr>
-                <w:rFonts w:ascii="맑은 고딕" w:eastAsia="맑은 고딕" w:hAnsi="맑은 고딕" w:cs="맑은 고딕"/>
-              </w:rPr>
-            </w:pPr>
+              <w:t>학번 및 이름</w:t>
+            </w:r>
             <w:r>
               <w:rPr>
                 <w:rFonts w:ascii="맑은 고딕" w:eastAsia="맑은 고딕" w:hAnsi="맑은 고딕" w:cs="맑은 고딕" w:hint="eastAsia"/>
               </w:rPr>
-              <w:t>학번 및 이름</w:t>
+              <w:t>을</w:t>
             </w:r>
             <w:r>
               <w:rPr>
                 <w:rFonts w:ascii="맑은 고딕" w:eastAsia="맑은 고딕" w:hAnsi="맑은 고딕" w:cs="맑은 고딕" w:hint="eastAsia"/>
               </w:rPr>
-              <w:t>을</w:t>
+              <w:t xml:space="preserve"> 검색</w:t>
             </w:r>
             <w:r>
               <w:rPr>
                 <w:rFonts w:ascii="맑은 고딕" w:eastAsia="맑은 고딕" w:hAnsi="맑은 고딕" w:cs="맑은 고딕" w:hint="eastAsia"/>
               </w:rPr>
-              <w:t xml:space="preserve"> 검색</w:t>
+              <w:t>하여 현재 접속중인 경우, 대화하기 버튼을 눌러 대화를 시작한다.</w:t>
+            </w:r>
+          </w:p>
+        </w:tc>
+        <w:tc>
+          <w:tcPr>
+            <w:tcW w:w="2009" w:type="dxa"/>
+            <w:vAlign w:val="center"/>
+          </w:tcPr>
+          <w:p>
+            <w:pPr>
+              <w:rPr>
+                <w:rFonts w:ascii="맑은 고딕" w:eastAsia="맑은 고딕" w:hAnsi="맑은 고딕" w:cs="맑은 고딕"/>
+              </w:rPr>
+            </w:pPr>
+            <w:r>
+              <w:rPr>
+                <w:rFonts w:ascii="맑은 고딕" w:eastAsia="맑은 고딕" w:hAnsi="맑은 고딕" w:cs="맑은 고딕"/>
+              </w:rPr>
+              <w:t>included ← BUC-0</w:t>
             </w:r>
             <w:r>
               <w:rPr>
                 <w:rFonts w:ascii="맑은 고딕" w:eastAsia="맑은 고딕" w:hAnsi="맑은 고딕" w:cs="맑은 고딕" w:hint="eastAsia"/>
               </w:rPr>
-              <w:t>하여 현재 접속중인 경우, 대화하기 버튼을 눌러 대화를 시작한다.</w:t>
-            </w:r>
-          </w:p>
-        </w:tc>
-        <w:tc>
-          <w:tcPr>
-            <w:tcW w:w="2009" w:type="dxa"/>
-            <w:vAlign w:val="center"/>
-          </w:tcPr>
-          <w:p>
-            <w:pPr>
-              <w:rPr>
-                <w:rFonts w:ascii="맑은 고딕" w:eastAsia="맑은 고딕" w:hAnsi="맑은 고딕" w:cs="맑은 고딕"/>
-              </w:rPr>
-            </w:pPr>
-            <w:r>
-              <w:rPr>
-                <w:rFonts w:ascii="맑은 고딕" w:eastAsia="맑은 고딕" w:hAnsi="맑은 고딕" w:cs="맑은 고딕"/>
-              </w:rPr>
-              <w:t>included ← BUC-0</w:t>
+              <w:t>3</w:t>
+            </w:r>
+            <w:r>
+              <w:rPr>
+                <w:rFonts w:ascii="맑은 고딕" w:eastAsia="맑은 고딕" w:hAnsi="맑은 고딕" w:cs="맑은 고딕"/>
+              </w:rPr>
+              <w:t>,</w:t>
             </w:r>
             <w:r>
               <w:rPr>
                 <w:rFonts w:ascii="맑은 고딕" w:eastAsia="맑은 고딕" w:hAnsi="맑은 고딕" w:cs="맑은 고딕" w:hint="eastAsia"/>
               </w:rPr>
-              <w:t>3</w:t>
-            </w:r>
-            <w:r>
-              <w:rPr>
-                <w:rFonts w:ascii="맑은 고딕" w:eastAsia="맑은 고딕" w:hAnsi="맑은 고딕" w:cs="맑은 고딕"/>
-              </w:rPr>
-              <w:t>,</w:t>
+              <w:t xml:space="preserve"> included </w:t>
+            </w:r>
+            <w:r>
+              <w:rPr>
+                <w:rFonts w:ascii="맑은 고딕" w:eastAsia="맑은 고딕" w:hAnsi="맑은 고딕" w:cs="맑은 고딕"/>
+              </w:rPr>
+              <w:t>←</w:t>
             </w:r>
             <w:r>
               <w:rPr>
                 <w:rFonts w:ascii="맑은 고딕" w:eastAsia="맑은 고딕" w:hAnsi="맑은 고딕" w:cs="맑은 고딕" w:hint="eastAsia"/>
               </w:rPr>
-              <w:t xml:space="preserve"> included </w:t>
-            </w:r>
-            <w:r>
-              <w:rPr>
-                <w:rFonts w:ascii="맑은 고딕" w:eastAsia="맑은 고딕" w:hAnsi="맑은 고딕" w:cs="맑은 고딕"/>
-              </w:rPr>
-              <w:t>←</w:t>
-            </w:r>
-            <w:r>
-              <w:rPr>
-                <w:rFonts w:ascii="맑은 고딕" w:eastAsia="맑은 고딕" w:hAnsi="맑은 고딕" w:cs="맑은 고딕" w:hint="eastAsia"/>
-              </w:rPr>
-              <w:t xml:space="preserve"> BUC-04, included </w:t>
-            </w:r>
-            <w:r>
-              <w:rPr>
-                <w:rFonts w:ascii="맑은 고딕" w:eastAsia="맑은 고딕" w:hAnsi="맑은 고딕" w:cs="맑은 고딕"/>
-              </w:rPr>
-              <w:t>←</w:t>
-            </w:r>
-            <w:r>
-              <w:rPr>
-                <w:rFonts w:ascii="맑은 고딕" w:eastAsia="맑은 고딕" w:hAnsi="맑은 고딕" w:cs="맑은 고딕" w:hint="eastAsia"/>
-              </w:rPr>
-              <w:t xml:space="preserve"> BUC-6</w:t>
+              <w:t xml:space="preserve"> BUC-04</w:t>
             </w:r>
           </w:p>
         </w:tc>
@@ -5453,7 +5561,7 @@
               <w:rPr>
                 <w:rFonts w:ascii="맑은 고딕" w:eastAsia="맑은 고딕" w:hAnsi="맑은 고딕" w:cs="맑은 고딕" w:hint="eastAsia"/>
               </w:rPr>
-              <w:t xml:space="preserve"> BUC-02, include </w:t>
+              <w:t xml:space="preserve"> BUC-02, extend </w:t>
             </w:r>
             <w:r>
               <w:rPr>
@@ -5465,43 +5573,7 @@
               <w:rPr>
                 <w:rFonts w:ascii="맑은 고딕" w:eastAsia="맑은 고딕" w:hAnsi="맑은 고딕" w:cs="맑은 고딕" w:hint="eastAsia"/>
               </w:rPr>
-              <w:t xml:space="preserve"> BUC-05, extend </w:t>
-            </w:r>
-            <w:r>
-              <w:rPr>
-                <w:rFonts w:ascii="맑은 고딕" w:eastAsia="맑은 고딕" w:hAnsi="맑은 고딕" w:cs="맑은 고딕"/>
-              </w:rPr>
-              <w:t>→</w:t>
-            </w:r>
-            <w:r>
-              <w:rPr>
-                <w:rFonts w:ascii="맑은 고딕" w:eastAsia="맑은 고딕" w:hAnsi="맑은 고딕" w:cs="맑은 고딕" w:hint="eastAsia"/>
-              </w:rPr>
-              <w:t xml:space="preserve"> BUC-06, extend </w:t>
-            </w:r>
-            <w:r>
-              <w:rPr>
-                <w:rFonts w:ascii="맑은 고딕" w:eastAsia="맑은 고딕" w:hAnsi="맑은 고딕" w:cs="맑은 고딕"/>
-              </w:rPr>
-              <w:t>→</w:t>
-            </w:r>
-            <w:r>
-              <w:rPr>
-                <w:rFonts w:ascii="맑은 고딕" w:eastAsia="맑은 고딕" w:hAnsi="맑은 고딕" w:cs="맑은 고딕" w:hint="eastAsia"/>
-              </w:rPr>
-              <w:t xml:space="preserve"> BUC-07, extend </w:t>
-            </w:r>
-            <w:r>
-              <w:rPr>
-                <w:rFonts w:ascii="맑은 고딕" w:eastAsia="맑은 고딕" w:hAnsi="맑은 고딕" w:cs="맑은 고딕"/>
-              </w:rPr>
-              <w:t>→</w:t>
-            </w:r>
-            <w:r>
-              <w:rPr>
-                <w:rFonts w:ascii="맑은 고딕" w:eastAsia="맑은 고딕" w:hAnsi="맑은 고딕" w:cs="맑은 고딕" w:hint="eastAsia"/>
-              </w:rPr>
-              <w:t xml:space="preserve"> BUC-08</w:t>
+              <w:t xml:space="preserve"> BUC-06</w:t>
             </w:r>
           </w:p>
         </w:tc>
@@ -5616,31 +5688,25 @@
               <w:rPr>
                 <w:rFonts w:ascii="맑은 고딕" w:eastAsia="맑은 고딕" w:hAnsi="맑은 고딕" w:cs="맑은 고딕" w:hint="eastAsia"/>
               </w:rPr>
-              <w:t xml:space="preserve"> BUC-02, included </w:t>
-            </w:r>
-            <w:r>
-              <w:rPr>
-                <w:rFonts w:ascii="맑은 고딕" w:eastAsia="맑은 고딕" w:hAnsi="맑은 고딕" w:cs="맑은 고딕"/>
-              </w:rPr>
-              <w:t>←</w:t>
+              <w:t xml:space="preserve"> BUC-02,</w:t>
             </w:r>
             <w:r>
               <w:rPr>
                 <w:rFonts w:ascii="맑은 고딕" w:eastAsia="맑은 고딕" w:hAnsi="맑은 고딕" w:cs="맑은 고딕" w:hint="eastAsia"/>
               </w:rPr>
-              <w:t xml:space="preserve"> BUC-03, included </w:t>
-            </w:r>
-            <w:r>
-              <w:rPr>
-                <w:rFonts w:ascii="맑은 고딕" w:eastAsia="맑은 고딕" w:hAnsi="맑은 고딕" w:cs="맑은 고딕"/>
-              </w:rPr>
-              <w:t>←</w:t>
+              <w:t xml:space="preserve"> extend </w:t>
+            </w:r>
+            <w:r>
+              <w:rPr>
+                <w:rFonts w:ascii="맑은 고딕" w:eastAsia="맑은 고딕" w:hAnsi="맑은 고딕" w:cs="맑은 고딕"/>
+              </w:rPr>
+              <w:t>→</w:t>
             </w:r>
             <w:r>
               <w:rPr>
                 <w:rFonts w:ascii="맑은 고딕" w:eastAsia="맑은 고딕" w:hAnsi="맑은 고딕" w:cs="맑은 고딕" w:hint="eastAsia"/>
               </w:rPr>
-              <w:t xml:space="preserve"> BUC-04</w:t>
+              <w:t xml:space="preserve"> BUC-06</w:t>
             </w:r>
           </w:p>
         </w:tc>
@@ -5737,36 +5803,6 @@
                 <w:rFonts w:ascii="맑은 고딕" w:eastAsia="맑은 고딕" w:hAnsi="맑은 고딕" w:cs="맑은 고딕"/>
               </w:rPr>
             </w:pPr>
-            <w:r>
-              <w:rPr>
-                <w:rFonts w:ascii="맑은 고딕" w:eastAsia="맑은 고딕" w:hAnsi="맑은 고딕" w:cs="맑은 고딕" w:hint="eastAsia"/>
-              </w:rPr>
-              <w:t xml:space="preserve">extended </w:t>
-            </w:r>
-            <w:r>
-              <w:rPr>
-                <w:rFonts w:ascii="맑은 고딕" w:eastAsia="맑은 고딕" w:hAnsi="맑은 고딕" w:cs="맑은 고딕"/>
-              </w:rPr>
-              <w:t>←</w:t>
-            </w:r>
-            <w:r>
-              <w:rPr>
-                <w:rFonts w:ascii="맑은 고딕" w:eastAsia="맑은 고딕" w:hAnsi="맑은 고딕" w:cs="맑은 고딕" w:hint="eastAsia"/>
-              </w:rPr>
-              <w:t xml:space="preserve"> BUC-03, extended </w:t>
-            </w:r>
-            <w:r>
-              <w:rPr>
-                <w:rFonts w:ascii="맑은 고딕" w:eastAsia="맑은 고딕" w:hAnsi="맑은 고딕" w:cs="맑은 고딕"/>
-              </w:rPr>
-              <w:t>←</w:t>
-            </w:r>
-            <w:r>
-              <w:rPr>
-                <w:rFonts w:ascii="맑은 고딕" w:eastAsia="맑은 고딕" w:hAnsi="맑은 고딕" w:cs="맑은 고딕" w:hint="eastAsia"/>
-              </w:rPr>
-              <w:t xml:space="preserve"> BUC-04</w:t>
-            </w:r>
           </w:p>
         </w:tc>
       </w:tr>
@@ -5995,36 +6031,6 @@
                 <w:rFonts w:ascii="맑은 고딕" w:eastAsia="맑은 고딕" w:hAnsi="맑은 고딕" w:cs="맑은 고딕"/>
               </w:rPr>
             </w:pPr>
-            <w:r>
-              <w:rPr>
-                <w:rFonts w:ascii="맑은 고딕" w:eastAsia="맑은 고딕" w:hAnsi="맑은 고딕" w:cs="맑은 고딕" w:hint="eastAsia"/>
-              </w:rPr>
-              <w:t xml:space="preserve">extended </w:t>
-            </w:r>
-            <w:r>
-              <w:rPr>
-                <w:rFonts w:ascii="맑은 고딕" w:eastAsia="맑은 고딕" w:hAnsi="맑은 고딕" w:cs="맑은 고딕"/>
-              </w:rPr>
-              <w:t>←</w:t>
-            </w:r>
-            <w:r>
-              <w:rPr>
-                <w:rFonts w:ascii="맑은 고딕" w:eastAsia="맑은 고딕" w:hAnsi="맑은 고딕" w:cs="맑은 고딕" w:hint="eastAsia"/>
-              </w:rPr>
-              <w:t xml:space="preserve"> BUC-03, extended </w:t>
-            </w:r>
-            <w:r>
-              <w:rPr>
-                <w:rFonts w:ascii="맑은 고딕" w:eastAsia="맑은 고딕" w:hAnsi="맑은 고딕" w:cs="맑은 고딕"/>
-              </w:rPr>
-              <w:t>←</w:t>
-            </w:r>
-            <w:r>
-              <w:rPr>
-                <w:rFonts w:ascii="맑은 고딕" w:eastAsia="맑은 고딕" w:hAnsi="맑은 고딕" w:cs="맑은 고딕" w:hint="eastAsia"/>
-              </w:rPr>
-              <w:t xml:space="preserve"> BUC-04</w:t>
-            </w:r>
           </w:p>
         </w:tc>
       </w:tr>
@@ -6048,7 +6054,6 @@
               <w:rPr>
                 <w:rFonts w:ascii="맑은 고딕" w:eastAsia="맑은 고딕" w:hAnsi="맑은 고딕" w:cs="맑은 고딕" w:hint="eastAsia"/>
               </w:rPr>
-              <w:lastRenderedPageBreak/>
               <w:t>BUC-08</w:t>
             </w:r>
           </w:p>
@@ -6246,172 +6251,6 @@
       <w:pPr>
         <w:widowControl/>
         <w:spacing w:after="200" w:line="276" w:lineRule="auto"/>
-        <w:ind w:left="360"/>
-        <w:rPr>
-          <w:rFonts w:ascii="맑은 고딕" w:eastAsia="맑은 고딕" w:hAnsi="맑은 고딕" w:cs="맑은 고딕"/>
-          <w:b/>
-        </w:rPr>
-      </w:pPr>
-    </w:p>
-    <w:p>
-      <w:pPr>
-        <w:widowControl/>
-        <w:spacing w:after="200" w:line="276" w:lineRule="auto"/>
-        <w:ind w:left="360"/>
-        <w:rPr>
-          <w:rFonts w:ascii="맑은 고딕" w:eastAsia="맑은 고딕" w:hAnsi="맑은 고딕" w:cs="맑은 고딕"/>
-          <w:b/>
-        </w:rPr>
-      </w:pPr>
-    </w:p>
-    <w:p>
-      <w:pPr>
-        <w:widowControl/>
-        <w:spacing w:after="200" w:line="276" w:lineRule="auto"/>
-        <w:ind w:left="360"/>
-        <w:rPr>
-          <w:rFonts w:ascii="맑은 고딕" w:eastAsia="맑은 고딕" w:hAnsi="맑은 고딕" w:cs="맑은 고딕"/>
-          <w:b/>
-        </w:rPr>
-      </w:pPr>
-    </w:p>
-    <w:p>
-      <w:pPr>
-        <w:widowControl/>
-        <w:spacing w:after="200" w:line="276" w:lineRule="auto"/>
-        <w:ind w:left="360"/>
-        <w:rPr>
-          <w:rFonts w:ascii="맑은 고딕" w:eastAsia="맑은 고딕" w:hAnsi="맑은 고딕" w:cs="맑은 고딕"/>
-          <w:b/>
-        </w:rPr>
-      </w:pPr>
-    </w:p>
-    <w:p>
-      <w:pPr>
-        <w:widowControl/>
-        <w:spacing w:after="200" w:line="276" w:lineRule="auto"/>
-        <w:ind w:left="360"/>
-        <w:rPr>
-          <w:rFonts w:ascii="맑은 고딕" w:eastAsia="맑은 고딕" w:hAnsi="맑은 고딕" w:cs="맑은 고딕"/>
-          <w:b/>
-        </w:rPr>
-      </w:pPr>
-    </w:p>
-    <w:p>
-      <w:pPr>
-        <w:widowControl/>
-        <w:spacing w:after="200" w:line="276" w:lineRule="auto"/>
-        <w:ind w:left="360"/>
-        <w:rPr>
-          <w:rFonts w:ascii="맑은 고딕" w:eastAsia="맑은 고딕" w:hAnsi="맑은 고딕" w:cs="맑은 고딕"/>
-          <w:b/>
-        </w:rPr>
-      </w:pPr>
-    </w:p>
-    <w:p>
-      <w:pPr>
-        <w:widowControl/>
-        <w:spacing w:after="200" w:line="276" w:lineRule="auto"/>
-        <w:ind w:left="360"/>
-        <w:rPr>
-          <w:rFonts w:ascii="맑은 고딕" w:eastAsia="맑은 고딕" w:hAnsi="맑은 고딕" w:cs="맑은 고딕"/>
-          <w:b/>
-        </w:rPr>
-      </w:pPr>
-    </w:p>
-    <w:p>
-      <w:pPr>
-        <w:widowControl/>
-        <w:spacing w:after="200" w:line="276" w:lineRule="auto"/>
-        <w:ind w:left="360"/>
-        <w:rPr>
-          <w:rFonts w:ascii="맑은 고딕" w:eastAsia="맑은 고딕" w:hAnsi="맑은 고딕" w:cs="맑은 고딕"/>
-          <w:b/>
-        </w:rPr>
-      </w:pPr>
-    </w:p>
-    <w:p>
-      <w:pPr>
-        <w:widowControl/>
-        <w:spacing w:after="200" w:line="276" w:lineRule="auto"/>
-        <w:ind w:left="360"/>
-        <w:rPr>
-          <w:rFonts w:ascii="맑은 고딕" w:eastAsia="맑은 고딕" w:hAnsi="맑은 고딕" w:cs="맑은 고딕"/>
-          <w:b/>
-        </w:rPr>
-      </w:pPr>
-    </w:p>
-    <w:p>
-      <w:pPr>
-        <w:widowControl/>
-        <w:spacing w:after="200" w:line="276" w:lineRule="auto"/>
-        <w:ind w:left="360"/>
-        <w:rPr>
-          <w:rFonts w:ascii="맑은 고딕" w:eastAsia="맑은 고딕" w:hAnsi="맑은 고딕" w:cs="맑은 고딕"/>
-          <w:b/>
-        </w:rPr>
-      </w:pPr>
-    </w:p>
-    <w:p>
-      <w:pPr>
-        <w:widowControl/>
-        <w:spacing w:after="200" w:line="276" w:lineRule="auto"/>
-        <w:ind w:left="360"/>
-        <w:rPr>
-          <w:rFonts w:ascii="맑은 고딕" w:eastAsia="맑은 고딕" w:hAnsi="맑은 고딕" w:cs="맑은 고딕"/>
-          <w:b/>
-        </w:rPr>
-      </w:pPr>
-    </w:p>
-    <w:p>
-      <w:pPr>
-        <w:widowControl/>
-        <w:spacing w:after="200" w:line="276" w:lineRule="auto"/>
-        <w:ind w:left="360"/>
-        <w:rPr>
-          <w:rFonts w:ascii="맑은 고딕" w:eastAsia="맑은 고딕" w:hAnsi="맑은 고딕" w:cs="맑은 고딕"/>
-          <w:b/>
-        </w:rPr>
-      </w:pPr>
-    </w:p>
-    <w:p>
-      <w:pPr>
-        <w:widowControl/>
-        <w:spacing w:after="200" w:line="276" w:lineRule="auto"/>
-        <w:ind w:left="360"/>
-        <w:rPr>
-          <w:rFonts w:ascii="맑은 고딕" w:eastAsia="맑은 고딕" w:hAnsi="맑은 고딕" w:cs="맑은 고딕"/>
-          <w:b/>
-        </w:rPr>
-      </w:pPr>
-    </w:p>
-    <w:p>
-      <w:pPr>
-        <w:widowControl/>
-        <w:spacing w:after="200" w:line="276" w:lineRule="auto"/>
-        <w:ind w:left="360"/>
-        <w:rPr>
-          <w:rFonts w:ascii="맑은 고딕" w:eastAsia="맑은 고딕" w:hAnsi="맑은 고딕" w:cs="맑은 고딕"/>
-          <w:b/>
-        </w:rPr>
-      </w:pPr>
-    </w:p>
-    <w:p>
-      <w:pPr>
-        <w:widowControl/>
-        <w:spacing w:after="200" w:line="276" w:lineRule="auto"/>
-        <w:ind w:left="360"/>
-        <w:rPr>
-          <w:rFonts w:ascii="맑은 고딕" w:eastAsia="맑은 고딕" w:hAnsi="맑은 고딕" w:cs="맑은 고딕"/>
-          <w:b/>
-        </w:rPr>
-      </w:pPr>
-    </w:p>
-    <w:p>
-      <w:pPr>
-        <w:widowControl/>
-        <w:spacing w:after="200" w:line="276" w:lineRule="auto"/>
-        <w:ind w:left="360"/>
         <w:rPr>
           <w:rFonts w:ascii="맑은 고딕" w:eastAsia="맑은 고딕" w:hAnsi="맑은 고딕" w:cs="맑은 고딕"/>
           <w:b/>
@@ -18339,6 +18178,2251 @@
     <w:p>
       <w:pPr>
         <w:widowControl/>
+        <w:spacing w:line="276" w:lineRule="auto"/>
+        <w:rPr>
+          <w:rFonts w:asciiTheme="majorHAnsi" w:eastAsiaTheme="majorHAnsi" w:hAnsiTheme="majorHAnsi"/>
+          <w:b/>
+          <w:bCs/>
+        </w:rPr>
+      </w:pPr>
+      <w:r>
+        <w:rPr>
+          <w:rFonts w:asciiTheme="majorHAnsi" w:eastAsiaTheme="majorHAnsi" w:hAnsiTheme="majorHAnsi" w:hint="eastAsia"/>
+          <w:b/>
+          <w:bCs/>
+        </w:rPr>
+        <w:lastRenderedPageBreak/>
+        <w:t>4. 활동 다이어그램</w:t>
+      </w:r>
+    </w:p>
+    <w:p>
+      <w:pPr>
+        <w:widowControl/>
+        <w:spacing w:after="200" w:line="276" w:lineRule="auto"/>
+        <w:ind w:left="800"/>
+        <w:rPr>
+          <w:rFonts w:ascii="나눔고딕 ExtraBold" w:eastAsia="나눔고딕 ExtraBold" w:hAnsi="나눔고딕 ExtraBold" w:cs="나눔고딕 ExtraBold"/>
+          <w:color w:val="00B0F0"/>
+        </w:rPr>
+      </w:pPr>
+      <w:proofErr w:type="spellStart"/>
+      <w:r>
+        <w:rPr>
+          <w:rFonts w:ascii="나눔고딕 ExtraBold" w:eastAsia="나눔고딕 ExtraBold" w:hAnsi="나눔고딕 ExtraBold" w:cs="나눔고딕 ExtraBold" w:hint="eastAsia"/>
+          <w:color w:val="00B0F0"/>
+        </w:rPr>
+        <w:t>플래시톡</w:t>
+      </w:r>
+      <w:proofErr w:type="spellEnd"/>
+      <w:r>
+        <w:rPr>
+          <w:rFonts w:ascii="나눔고딕 ExtraBold" w:eastAsia="나눔고딕 ExtraBold" w:hAnsi="나눔고딕 ExtraBold" w:cs="나눔고딕 ExtraBold"/>
+          <w:color w:val="00B0F0"/>
+        </w:rPr>
+        <w:t xml:space="preserve"> 시스템</w:t>
+      </w:r>
+      <w:r>
+        <w:rPr>
+          <w:rFonts w:ascii="나눔고딕 ExtraBold" w:eastAsia="나눔고딕 ExtraBold" w:hAnsi="나눔고딕 ExtraBold" w:cs="나눔고딕 ExtraBold" w:hint="eastAsia"/>
+          <w:color w:val="00B0F0"/>
+        </w:rPr>
+        <w:t xml:space="preserve"> 활동</w:t>
+      </w:r>
+      <w:r>
+        <w:rPr>
+          <w:rFonts w:ascii="나눔고딕 ExtraBold" w:eastAsia="나눔고딕 ExtraBold" w:hAnsi="나눔고딕 ExtraBold" w:cs="나눔고딕 ExtraBold"/>
+          <w:color w:val="00B0F0"/>
+        </w:rPr>
+        <w:t xml:space="preserve"> 다이어그램</w:t>
+      </w:r>
+    </w:p>
+    <w:p>
+      <w:pPr>
+        <w:spacing w:line="276" w:lineRule="auto"/>
+      </w:pPr>
+      <w:r>
+        <w:pict w14:anchorId="109E91AB">
+          <v:rect id="_x0000_i1030" style="width:0;height:1.5pt" o:hralign="center" o:hrstd="t" o:hr="t" fillcolor="#a0a0a0" stroked="f"/>
+        </w:pict>
+      </w:r>
+      <w:r>
+        <w:rPr>
+          <w:rFonts w:hint="eastAsia"/>
+          <w:b/>
+          <w:sz w:val="24"/>
+          <w:szCs w:val="24"/>
+        </w:rPr>
+        <w:t>회원가입</w:t>
+      </w:r>
+      <w:r>
+        <w:rPr>
+          <w:rFonts w:hint="eastAsia"/>
+          <w:b/>
+          <w:sz w:val="24"/>
+          <w:szCs w:val="24"/>
+        </w:rPr>
+        <w:t xml:space="preserve"> </w:t>
+      </w:r>
+      <w:r>
+        <w:rPr>
+          <w:rFonts w:hint="eastAsia"/>
+          <w:b/>
+          <w:sz w:val="24"/>
+          <w:szCs w:val="24"/>
+        </w:rPr>
+        <w:t>및</w:t>
+      </w:r>
+      <w:r>
+        <w:rPr>
+          <w:rFonts w:hint="eastAsia"/>
+          <w:b/>
+          <w:sz w:val="24"/>
+          <w:szCs w:val="24"/>
+        </w:rPr>
+        <w:t xml:space="preserve"> </w:t>
+      </w:r>
+      <w:r>
+        <w:rPr>
+          <w:rFonts w:hint="eastAsia"/>
+          <w:b/>
+          <w:sz w:val="24"/>
+          <w:szCs w:val="24"/>
+        </w:rPr>
+        <w:t>로그인</w:t>
+      </w:r>
+    </w:p>
+    <w:tbl>
+      <w:tblPr>
+        <w:tblW w:w="10335" w:type="dxa"/>
+        <w:tblInd w:w="-657" w:type="dxa"/>
+        <w:tblBorders>
+          <w:top w:val="single" w:sz="4" w:space="0" w:color="BFBFBF"/>
+          <w:left w:val="single" w:sz="4" w:space="0" w:color="BFBFBF"/>
+          <w:bottom w:val="single" w:sz="4" w:space="0" w:color="BFBFBF"/>
+          <w:right w:val="single" w:sz="4" w:space="0" w:color="BFBFBF"/>
+          <w:insideH w:val="single" w:sz="4" w:space="0" w:color="BFBFBF"/>
+          <w:insideV w:val="single" w:sz="4" w:space="0" w:color="BFBFBF"/>
+        </w:tblBorders>
+        <w:tblLayout w:type="fixed"/>
+        <w:tblLook w:val="0400" w:firstRow="0" w:lastRow="0" w:firstColumn="0" w:lastColumn="0" w:noHBand="0" w:noVBand="1"/>
+      </w:tblPr>
+      <w:tblGrid>
+        <w:gridCol w:w="10335"/>
+      </w:tblGrid>
+      <w:tr>
+        <w:trPr>
+          <w:trHeight w:val="5482"/>
+        </w:trPr>
+        <w:tc>
+          <w:tcPr>
+            <w:tcW w:w="10335" w:type="dxa"/>
+            <w:vAlign w:val="center"/>
+          </w:tcPr>
+          <w:p>
+            <w:pPr>
+              <w:jc w:val="center"/>
+              <w:rPr>
+                <w:rFonts w:ascii="맑은 고딕" w:eastAsia="맑은 고딕" w:hAnsi="맑은 고딕" w:cs="맑은 고딕"/>
+                <w:b/>
+              </w:rPr>
+            </w:pPr>
+            <w:r>
+              <w:rPr>
+                <w:rFonts w:ascii="맑은 고딕" w:eastAsia="맑은 고딕" w:hAnsi="맑은 고딕" w:cs="맑은 고딕"/>
+                <w:b/>
+                <w:noProof/>
+                <w14:ligatures w14:val="standardContextual"/>
+              </w:rPr>
+              <w:drawing>
+                <wp:inline distT="0" distB="0" distL="0" distR="0" wp14:anchorId="00CE924C" wp14:editId="6CB59F0A">
+                  <wp:extent cx="6425565" cy="4393565"/>
+                  <wp:effectExtent l="0" t="0" r="0" b="6985"/>
+                  <wp:docPr id="1260155017" name="그림 8"/>
+                  <wp:cNvGraphicFramePr>
+                    <a:graphicFrameLocks xmlns:a="http://schemas.openxmlformats.org/drawingml/2006/main" noChangeAspect="1"/>
+                  </wp:cNvGraphicFramePr>
+                  <a:graphic xmlns:a="http://schemas.openxmlformats.org/drawingml/2006/main">
+                    <a:graphicData uri="http://schemas.openxmlformats.org/drawingml/2006/picture">
+                      <pic:pic xmlns:pic="http://schemas.openxmlformats.org/drawingml/2006/picture">
+                        <pic:nvPicPr>
+                          <pic:cNvPr id="1260155017" name="그림 1260155017"/>
+                          <pic:cNvPicPr/>
+                        </pic:nvPicPr>
+                        <pic:blipFill>
+                          <a:blip r:embed="rId11">
+                            <a:extLst>
+                              <a:ext uri="{28A0092B-C50C-407E-A947-70E740481C1C}">
+                                <a14:useLocalDpi xmlns:a14="http://schemas.microsoft.com/office/drawing/2010/main" val="0"/>
+                              </a:ext>
+                            </a:extLst>
+                          </a:blip>
+                          <a:stretch>
+                            <a:fillRect/>
+                          </a:stretch>
+                        </pic:blipFill>
+                        <pic:spPr>
+                          <a:xfrm>
+                            <a:off x="0" y="0"/>
+                            <a:ext cx="6425565" cy="4393565"/>
+                          </a:xfrm>
+                          <a:prstGeom prst="rect">
+                            <a:avLst/>
+                          </a:prstGeom>
+                        </pic:spPr>
+                      </pic:pic>
+                    </a:graphicData>
+                  </a:graphic>
+                </wp:inline>
+              </w:drawing>
+            </w:r>
+          </w:p>
+        </w:tc>
+      </w:tr>
+    </w:tbl>
+    <w:p>
+      <w:pPr>
+        <w:rPr>
+          <w:rFonts w:ascii="맑은 고딕" w:eastAsia="맑은 고딕" w:hAnsi="맑은 고딕" w:cs="맑은 고딕"/>
+          <w:b/>
+        </w:rPr>
+      </w:pPr>
+    </w:p>
+    <w:p>
+      <w:pPr>
+        <w:widowControl/>
+        <w:spacing w:line="276" w:lineRule="auto"/>
+      </w:pPr>
+    </w:p>
+    <w:p>
+      <w:pPr>
+        <w:widowControl/>
+        <w:spacing w:line="276" w:lineRule="auto"/>
+      </w:pPr>
+    </w:p>
+    <w:p>
+      <w:pPr>
+        <w:widowControl/>
+        <w:spacing w:line="276" w:lineRule="auto"/>
+      </w:pPr>
+    </w:p>
+    <w:p>
+      <w:pPr>
+        <w:widowControl/>
+        <w:spacing w:line="276" w:lineRule="auto"/>
+      </w:pPr>
+    </w:p>
+    <w:p>
+      <w:pPr>
+        <w:widowControl/>
+        <w:spacing w:line="276" w:lineRule="auto"/>
+      </w:pPr>
+    </w:p>
+    <w:p>
+      <w:pPr>
+        <w:widowControl/>
+        <w:spacing w:line="276" w:lineRule="auto"/>
+      </w:pPr>
+    </w:p>
+    <w:p>
+      <w:pPr>
+        <w:widowControl/>
+        <w:spacing w:line="276" w:lineRule="auto"/>
+      </w:pPr>
+    </w:p>
+    <w:p>
+      <w:pPr>
+        <w:widowControl/>
+        <w:spacing w:line="276" w:lineRule="auto"/>
+      </w:pPr>
+    </w:p>
+    <w:p>
+      <w:pPr>
+        <w:widowControl/>
+        <w:spacing w:line="276" w:lineRule="auto"/>
+      </w:pPr>
+    </w:p>
+    <w:p>
+      <w:pPr>
+        <w:widowControl/>
+        <w:spacing w:line="276" w:lineRule="auto"/>
+      </w:pPr>
+    </w:p>
+    <w:p>
+      <w:pPr>
+        <w:widowControl/>
+        <w:spacing w:line="276" w:lineRule="auto"/>
+      </w:pPr>
+    </w:p>
+    <w:p>
+      <w:pPr>
+        <w:widowControl/>
+        <w:spacing w:line="276" w:lineRule="auto"/>
+      </w:pPr>
+    </w:p>
+    <w:p>
+      <w:pPr>
+        <w:widowControl/>
+        <w:spacing w:line="276" w:lineRule="auto"/>
+      </w:pPr>
+    </w:p>
+    <w:p>
+      <w:pPr>
+        <w:spacing w:line="276" w:lineRule="auto"/>
+      </w:pPr>
+      <w:r>
+        <w:lastRenderedPageBreak/>
+        <w:pict w14:anchorId="4A812B4E">
+          <v:rect id="_x0000_i1031" style="width:0;height:1.5pt" o:hralign="center" o:hrstd="t" o:hr="t" fillcolor="#a0a0a0" stroked="f"/>
+        </w:pict>
+      </w:r>
+    </w:p>
+    <w:p>
+      <w:pPr>
+        <w:spacing w:line="276" w:lineRule="auto"/>
+        <w:rPr>
+          <w:b/>
+          <w:sz w:val="24"/>
+          <w:szCs w:val="24"/>
+        </w:rPr>
+      </w:pPr>
+      <w:r>
+        <w:rPr>
+          <w:rFonts w:hint="eastAsia"/>
+          <w:b/>
+          <w:sz w:val="24"/>
+          <w:szCs w:val="24"/>
+        </w:rPr>
+        <w:t>사용자</w:t>
+      </w:r>
+      <w:r>
+        <w:rPr>
+          <w:rFonts w:hint="eastAsia"/>
+          <w:b/>
+          <w:sz w:val="24"/>
+          <w:szCs w:val="24"/>
+        </w:rPr>
+        <w:t xml:space="preserve"> </w:t>
+      </w:r>
+      <w:r>
+        <w:rPr>
+          <w:rFonts w:hint="eastAsia"/>
+          <w:b/>
+          <w:sz w:val="24"/>
+          <w:szCs w:val="24"/>
+        </w:rPr>
+        <w:t>조회</w:t>
+      </w:r>
+      <w:r>
+        <w:rPr>
+          <w:rFonts w:hint="eastAsia"/>
+          <w:b/>
+          <w:sz w:val="24"/>
+          <w:szCs w:val="24"/>
+        </w:rPr>
+        <w:t xml:space="preserve"> </w:t>
+      </w:r>
+      <w:r>
+        <w:rPr>
+          <w:rFonts w:hint="eastAsia"/>
+          <w:b/>
+          <w:sz w:val="24"/>
+          <w:szCs w:val="24"/>
+        </w:rPr>
+        <w:t>및</w:t>
+      </w:r>
+      <w:r>
+        <w:rPr>
+          <w:rFonts w:hint="eastAsia"/>
+          <w:b/>
+          <w:sz w:val="24"/>
+          <w:szCs w:val="24"/>
+        </w:rPr>
+        <w:t xml:space="preserve"> </w:t>
+      </w:r>
+      <w:r>
+        <w:rPr>
+          <w:rFonts w:hint="eastAsia"/>
+          <w:b/>
+          <w:sz w:val="24"/>
+          <w:szCs w:val="24"/>
+        </w:rPr>
+        <w:t>검색</w:t>
+      </w:r>
+    </w:p>
+    <w:tbl>
+      <w:tblPr>
+        <w:tblW w:w="10335" w:type="dxa"/>
+        <w:tblInd w:w="-657" w:type="dxa"/>
+        <w:tblBorders>
+          <w:top w:val="single" w:sz="4" w:space="0" w:color="BFBFBF"/>
+          <w:left w:val="single" w:sz="4" w:space="0" w:color="BFBFBF"/>
+          <w:bottom w:val="single" w:sz="4" w:space="0" w:color="BFBFBF"/>
+          <w:right w:val="single" w:sz="4" w:space="0" w:color="BFBFBF"/>
+          <w:insideH w:val="single" w:sz="4" w:space="0" w:color="BFBFBF"/>
+          <w:insideV w:val="single" w:sz="4" w:space="0" w:color="BFBFBF"/>
+        </w:tblBorders>
+        <w:tblLayout w:type="fixed"/>
+        <w:tblLook w:val="0400" w:firstRow="0" w:lastRow="0" w:firstColumn="0" w:lastColumn="0" w:noHBand="0" w:noVBand="1"/>
+      </w:tblPr>
+      <w:tblGrid>
+        <w:gridCol w:w="10335"/>
+      </w:tblGrid>
+      <w:tr>
+        <w:trPr>
+          <w:trHeight w:val="5482"/>
+        </w:trPr>
+        <w:tc>
+          <w:tcPr>
+            <w:tcW w:w="10335" w:type="dxa"/>
+            <w:vAlign w:val="center"/>
+          </w:tcPr>
+          <w:p>
+            <w:pPr>
+              <w:jc w:val="center"/>
+              <w:rPr>
+                <w:rFonts w:ascii="맑은 고딕" w:eastAsia="맑은 고딕" w:hAnsi="맑은 고딕" w:cs="맑은 고딕"/>
+                <w:b/>
+              </w:rPr>
+            </w:pPr>
+            <w:r>
+              <w:rPr>
+                <w:rFonts w:ascii="맑은 고딕" w:eastAsia="맑은 고딕" w:hAnsi="맑은 고딕" w:cs="맑은 고딕"/>
+                <w:b/>
+                <w:noProof/>
+                <w14:ligatures w14:val="standardContextual"/>
+              </w:rPr>
+              <w:drawing>
+                <wp:inline distT="0" distB="0" distL="0" distR="0" wp14:anchorId="4C1EC5C9" wp14:editId="65C2BA25">
+                  <wp:extent cx="6210300" cy="5133975"/>
+                  <wp:effectExtent l="0" t="0" r="0" b="9525"/>
+                  <wp:docPr id="1960415821" name="그림 12"/>
+                  <wp:cNvGraphicFramePr>
+                    <a:graphicFrameLocks xmlns:a="http://schemas.openxmlformats.org/drawingml/2006/main" noChangeAspect="1"/>
+                  </wp:cNvGraphicFramePr>
+                  <a:graphic xmlns:a="http://schemas.openxmlformats.org/drawingml/2006/main">
+                    <a:graphicData uri="http://schemas.openxmlformats.org/drawingml/2006/picture">
+                      <pic:pic xmlns:pic="http://schemas.openxmlformats.org/drawingml/2006/picture">
+                        <pic:nvPicPr>
+                          <pic:cNvPr id="1960415821" name="그림 1960415821"/>
+                          <pic:cNvPicPr/>
+                        </pic:nvPicPr>
+                        <pic:blipFill>
+                          <a:blip r:embed="rId12">
+                            <a:extLst>
+                              <a:ext uri="{28A0092B-C50C-407E-A947-70E740481C1C}">
+                                <a14:useLocalDpi xmlns:a14="http://schemas.microsoft.com/office/drawing/2010/main" val="0"/>
+                              </a:ext>
+                            </a:extLst>
+                          </a:blip>
+                          <a:stretch>
+                            <a:fillRect/>
+                          </a:stretch>
+                        </pic:blipFill>
+                        <pic:spPr>
+                          <a:xfrm>
+                            <a:off x="0" y="0"/>
+                            <a:ext cx="6210300" cy="5133975"/>
+                          </a:xfrm>
+                          <a:prstGeom prst="rect">
+                            <a:avLst/>
+                          </a:prstGeom>
+                        </pic:spPr>
+                      </pic:pic>
+                    </a:graphicData>
+                  </a:graphic>
+                </wp:inline>
+              </w:drawing>
+            </w:r>
+          </w:p>
+        </w:tc>
+      </w:tr>
+    </w:tbl>
+    <w:p>
+      <w:pPr>
+        <w:widowControl/>
+        <w:spacing w:line="276" w:lineRule="auto"/>
+      </w:pPr>
+    </w:p>
+    <w:p>
+      <w:pPr>
+        <w:widowControl/>
+        <w:spacing w:line="276" w:lineRule="auto"/>
+      </w:pPr>
+    </w:p>
+    <w:p>
+      <w:pPr>
+        <w:widowControl/>
+        <w:spacing w:line="276" w:lineRule="auto"/>
+      </w:pPr>
+    </w:p>
+    <w:p>
+      <w:pPr>
+        <w:widowControl/>
+        <w:spacing w:line="276" w:lineRule="auto"/>
+      </w:pPr>
+    </w:p>
+    <w:p>
+      <w:pPr>
+        <w:widowControl/>
+        <w:spacing w:line="276" w:lineRule="auto"/>
+      </w:pPr>
+    </w:p>
+    <w:p>
+      <w:pPr>
+        <w:widowControl/>
+        <w:spacing w:line="276" w:lineRule="auto"/>
+      </w:pPr>
+    </w:p>
+    <w:p>
+      <w:pPr>
+        <w:widowControl/>
+        <w:spacing w:line="276" w:lineRule="auto"/>
+      </w:pPr>
+    </w:p>
+    <w:p>
+      <w:pPr>
+        <w:widowControl/>
+        <w:spacing w:line="276" w:lineRule="auto"/>
+      </w:pPr>
+    </w:p>
+    <w:p>
+      <w:pPr>
+        <w:widowControl/>
+        <w:spacing w:line="276" w:lineRule="auto"/>
+      </w:pPr>
+    </w:p>
+    <w:p>
+      <w:pPr>
+        <w:widowControl/>
+        <w:spacing w:line="276" w:lineRule="auto"/>
+      </w:pPr>
+    </w:p>
+    <w:p>
+      <w:pPr>
+        <w:widowControl/>
+        <w:spacing w:line="276" w:lineRule="auto"/>
+      </w:pPr>
+    </w:p>
+    <w:p>
+      <w:pPr>
+        <w:widowControl/>
+        <w:spacing w:line="276" w:lineRule="auto"/>
+      </w:pPr>
+    </w:p>
+    <w:p>
+      <w:pPr>
+        <w:widowControl/>
+        <w:spacing w:line="276" w:lineRule="auto"/>
+      </w:pPr>
+    </w:p>
+    <w:p>
+      <w:pPr>
+        <w:widowControl/>
+        <w:spacing w:line="276" w:lineRule="auto"/>
+      </w:pPr>
+    </w:p>
+    <w:p>
+      <w:pPr>
+        <w:spacing w:line="276" w:lineRule="auto"/>
+      </w:pPr>
+      <w:r>
+        <w:lastRenderedPageBreak/>
+        <w:pict w14:anchorId="375B9C66">
+          <v:rect id="_x0000_i1032" style="width:0;height:1.5pt" o:hralign="center" o:hrstd="t" o:hr="t" fillcolor="#a0a0a0" stroked="f"/>
+        </w:pict>
+      </w:r>
+    </w:p>
+    <w:p>
+      <w:pPr>
+        <w:spacing w:line="276" w:lineRule="auto"/>
+        <w:rPr>
+          <w:b/>
+          <w:sz w:val="24"/>
+          <w:szCs w:val="24"/>
+        </w:rPr>
+      </w:pPr>
+      <w:r>
+        <w:rPr>
+          <w:rFonts w:hint="eastAsia"/>
+          <w:b/>
+          <w:sz w:val="24"/>
+          <w:szCs w:val="24"/>
+        </w:rPr>
+        <w:t xml:space="preserve">1:1 </w:t>
+      </w:r>
+      <w:r>
+        <w:rPr>
+          <w:rFonts w:hint="eastAsia"/>
+          <w:b/>
+          <w:sz w:val="24"/>
+          <w:szCs w:val="24"/>
+        </w:rPr>
+        <w:t>채팅</w:t>
+      </w:r>
+    </w:p>
+    <w:tbl>
+      <w:tblPr>
+        <w:tblW w:w="10335" w:type="dxa"/>
+        <w:tblInd w:w="-657" w:type="dxa"/>
+        <w:tblBorders>
+          <w:top w:val="single" w:sz="4" w:space="0" w:color="BFBFBF"/>
+          <w:left w:val="single" w:sz="4" w:space="0" w:color="BFBFBF"/>
+          <w:bottom w:val="single" w:sz="4" w:space="0" w:color="BFBFBF"/>
+          <w:right w:val="single" w:sz="4" w:space="0" w:color="BFBFBF"/>
+          <w:insideH w:val="single" w:sz="4" w:space="0" w:color="BFBFBF"/>
+          <w:insideV w:val="single" w:sz="4" w:space="0" w:color="BFBFBF"/>
+        </w:tblBorders>
+        <w:tblLayout w:type="fixed"/>
+        <w:tblLook w:val="0400" w:firstRow="0" w:lastRow="0" w:firstColumn="0" w:lastColumn="0" w:noHBand="0" w:noVBand="1"/>
+      </w:tblPr>
+      <w:tblGrid>
+        <w:gridCol w:w="10335"/>
+      </w:tblGrid>
+      <w:tr>
+        <w:trPr>
+          <w:trHeight w:val="5482"/>
+        </w:trPr>
+        <w:tc>
+          <w:tcPr>
+            <w:tcW w:w="10335" w:type="dxa"/>
+            <w:vAlign w:val="center"/>
+          </w:tcPr>
+          <w:p>
+            <w:pPr>
+              <w:jc w:val="center"/>
+              <w:rPr>
+                <w:rFonts w:ascii="맑은 고딕" w:eastAsia="맑은 고딕" w:hAnsi="맑은 고딕" w:cs="맑은 고딕"/>
+                <w:b/>
+              </w:rPr>
+            </w:pPr>
+            <w:r>
+              <w:rPr>
+                <w:rFonts w:ascii="맑은 고딕" w:eastAsia="맑은 고딕" w:hAnsi="맑은 고딕" w:cs="맑은 고딕"/>
+                <w:b/>
+                <w:noProof/>
+                <w14:ligatures w14:val="standardContextual"/>
+              </w:rPr>
+              <w:drawing>
+                <wp:inline distT="0" distB="0" distL="0" distR="0" wp14:anchorId="3E1AD721" wp14:editId="0C9C4E47">
+                  <wp:extent cx="6425565" cy="3007360"/>
+                  <wp:effectExtent l="0" t="0" r="0" b="2540"/>
+                  <wp:docPr id="587728807" name="그림 13"/>
+                  <wp:cNvGraphicFramePr>
+                    <a:graphicFrameLocks xmlns:a="http://schemas.openxmlformats.org/drawingml/2006/main" noChangeAspect="1"/>
+                  </wp:cNvGraphicFramePr>
+                  <a:graphic xmlns:a="http://schemas.openxmlformats.org/drawingml/2006/main">
+                    <a:graphicData uri="http://schemas.openxmlformats.org/drawingml/2006/picture">
+                      <pic:pic xmlns:pic="http://schemas.openxmlformats.org/drawingml/2006/picture">
+                        <pic:nvPicPr>
+                          <pic:cNvPr id="587728807" name="그림 587728807"/>
+                          <pic:cNvPicPr/>
+                        </pic:nvPicPr>
+                        <pic:blipFill>
+                          <a:blip r:embed="rId13">
+                            <a:extLst>
+                              <a:ext uri="{28A0092B-C50C-407E-A947-70E740481C1C}">
+                                <a14:useLocalDpi xmlns:a14="http://schemas.microsoft.com/office/drawing/2010/main" val="0"/>
+                              </a:ext>
+                            </a:extLst>
+                          </a:blip>
+                          <a:stretch>
+                            <a:fillRect/>
+                          </a:stretch>
+                        </pic:blipFill>
+                        <pic:spPr>
+                          <a:xfrm>
+                            <a:off x="0" y="0"/>
+                            <a:ext cx="6425565" cy="3007360"/>
+                          </a:xfrm>
+                          <a:prstGeom prst="rect">
+                            <a:avLst/>
+                          </a:prstGeom>
+                        </pic:spPr>
+                      </pic:pic>
+                    </a:graphicData>
+                  </a:graphic>
+                </wp:inline>
+              </w:drawing>
+            </w:r>
+          </w:p>
+        </w:tc>
+      </w:tr>
+    </w:tbl>
+    <w:p>
+      <w:pPr>
+        <w:widowControl/>
+        <w:spacing w:line="276" w:lineRule="auto"/>
+      </w:pPr>
+    </w:p>
+    <w:p>
+      <w:pPr>
+        <w:widowControl/>
+        <w:spacing w:line="276" w:lineRule="auto"/>
+      </w:pPr>
+    </w:p>
+    <w:p>
+      <w:pPr>
+        <w:widowControl/>
+        <w:spacing w:line="276" w:lineRule="auto"/>
+      </w:pPr>
+    </w:p>
+    <w:p>
+      <w:pPr>
+        <w:widowControl/>
+        <w:spacing w:line="276" w:lineRule="auto"/>
+      </w:pPr>
+    </w:p>
+    <w:p>
+      <w:pPr>
+        <w:widowControl/>
+        <w:spacing w:line="276" w:lineRule="auto"/>
+      </w:pPr>
+    </w:p>
+    <w:p>
+      <w:pPr>
+        <w:widowControl/>
+        <w:spacing w:line="276" w:lineRule="auto"/>
+      </w:pPr>
+    </w:p>
+    <w:p>
+      <w:pPr>
+        <w:widowControl/>
+        <w:spacing w:line="276" w:lineRule="auto"/>
+      </w:pPr>
+    </w:p>
+    <w:p>
+      <w:pPr>
+        <w:widowControl/>
+        <w:spacing w:line="276" w:lineRule="auto"/>
+      </w:pPr>
+    </w:p>
+    <w:p>
+      <w:pPr>
+        <w:widowControl/>
+        <w:spacing w:line="276" w:lineRule="auto"/>
+      </w:pPr>
+    </w:p>
+    <w:p>
+      <w:pPr>
+        <w:widowControl/>
+        <w:spacing w:line="276" w:lineRule="auto"/>
+      </w:pPr>
+    </w:p>
+    <w:p>
+      <w:pPr>
+        <w:widowControl/>
+        <w:spacing w:line="276" w:lineRule="auto"/>
+      </w:pPr>
+    </w:p>
+    <w:p>
+      <w:pPr>
+        <w:widowControl/>
+        <w:spacing w:line="276" w:lineRule="auto"/>
+      </w:pPr>
+    </w:p>
+    <w:p>
+      <w:pPr>
+        <w:widowControl/>
+        <w:spacing w:line="276" w:lineRule="auto"/>
+      </w:pPr>
+    </w:p>
+    <w:p>
+      <w:pPr>
+        <w:widowControl/>
+        <w:spacing w:line="276" w:lineRule="auto"/>
+      </w:pPr>
+    </w:p>
+    <w:p>
+      <w:pPr>
+        <w:widowControl/>
+        <w:spacing w:line="276" w:lineRule="auto"/>
+      </w:pPr>
+    </w:p>
+    <w:p>
+      <w:pPr>
+        <w:widowControl/>
+        <w:spacing w:line="276" w:lineRule="auto"/>
+      </w:pPr>
+    </w:p>
+    <w:p>
+      <w:pPr>
+        <w:widowControl/>
+        <w:spacing w:line="276" w:lineRule="auto"/>
+      </w:pPr>
+    </w:p>
+    <w:p>
+      <w:pPr>
+        <w:widowControl/>
+        <w:spacing w:line="276" w:lineRule="auto"/>
+      </w:pPr>
+    </w:p>
+    <w:p>
+      <w:pPr>
+        <w:widowControl/>
+        <w:spacing w:line="276" w:lineRule="auto"/>
+      </w:pPr>
+    </w:p>
+    <w:p>
+      <w:pPr>
+        <w:widowControl/>
+        <w:spacing w:line="276" w:lineRule="auto"/>
+      </w:pPr>
+    </w:p>
+    <w:p>
+      <w:pPr>
+        <w:widowControl/>
+        <w:spacing w:line="276" w:lineRule="auto"/>
+      </w:pPr>
+    </w:p>
+    <w:p>
+      <w:pPr>
+        <w:widowControl/>
+        <w:spacing w:line="276" w:lineRule="auto"/>
+      </w:pPr>
+    </w:p>
+    <w:p>
+      <w:pPr>
+        <w:spacing w:line="276" w:lineRule="auto"/>
+      </w:pPr>
+      <w:r>
+        <w:lastRenderedPageBreak/>
+        <w:pict w14:anchorId="516B5264">
+          <v:rect id="_x0000_i1033" style="width:0;height:1.5pt" o:hralign="center" o:hrstd="t" o:hr="t" fillcolor="#a0a0a0" stroked="f"/>
+        </w:pict>
+      </w:r>
+    </w:p>
+    <w:p>
+      <w:pPr>
+        <w:widowControl/>
+        <w:spacing w:line="276" w:lineRule="auto"/>
+        <w:rPr>
+          <w:b/>
+          <w:sz w:val="24"/>
+          <w:szCs w:val="24"/>
+        </w:rPr>
+      </w:pPr>
+      <w:r>
+        <w:rPr>
+          <w:rFonts w:hint="eastAsia"/>
+          <w:b/>
+          <w:sz w:val="24"/>
+          <w:szCs w:val="24"/>
+        </w:rPr>
+        <w:t>그룹</w:t>
+      </w:r>
+      <w:r>
+        <w:rPr>
+          <w:rFonts w:hint="eastAsia"/>
+          <w:b/>
+          <w:sz w:val="24"/>
+          <w:szCs w:val="24"/>
+        </w:rPr>
+        <w:t xml:space="preserve"> </w:t>
+      </w:r>
+      <w:r>
+        <w:rPr>
+          <w:rFonts w:hint="eastAsia"/>
+          <w:b/>
+          <w:sz w:val="24"/>
+          <w:szCs w:val="24"/>
+        </w:rPr>
+        <w:t>채팅</w:t>
+      </w:r>
+    </w:p>
+    <w:tbl>
+      <w:tblPr>
+        <w:tblW w:w="10335" w:type="dxa"/>
+        <w:tblInd w:w="-657" w:type="dxa"/>
+        <w:tblBorders>
+          <w:top w:val="single" w:sz="4" w:space="0" w:color="BFBFBF"/>
+          <w:left w:val="single" w:sz="4" w:space="0" w:color="BFBFBF"/>
+          <w:bottom w:val="single" w:sz="4" w:space="0" w:color="BFBFBF"/>
+          <w:right w:val="single" w:sz="4" w:space="0" w:color="BFBFBF"/>
+          <w:insideH w:val="single" w:sz="4" w:space="0" w:color="BFBFBF"/>
+          <w:insideV w:val="single" w:sz="4" w:space="0" w:color="BFBFBF"/>
+        </w:tblBorders>
+        <w:tblLayout w:type="fixed"/>
+        <w:tblLook w:val="0400" w:firstRow="0" w:lastRow="0" w:firstColumn="0" w:lastColumn="0" w:noHBand="0" w:noVBand="1"/>
+      </w:tblPr>
+      <w:tblGrid>
+        <w:gridCol w:w="10335"/>
+      </w:tblGrid>
+      <w:tr>
+        <w:trPr>
+          <w:trHeight w:val="5482"/>
+        </w:trPr>
+        <w:tc>
+          <w:tcPr>
+            <w:tcW w:w="10335" w:type="dxa"/>
+            <w:vAlign w:val="center"/>
+          </w:tcPr>
+          <w:p>
+            <w:pPr>
+              <w:jc w:val="center"/>
+              <w:rPr>
+                <w:rFonts w:ascii="맑은 고딕" w:eastAsia="맑은 고딕" w:hAnsi="맑은 고딕" w:cs="맑은 고딕"/>
+                <w:b/>
+              </w:rPr>
+            </w:pPr>
+            <w:r>
+              <w:rPr>
+                <w:rFonts w:ascii="맑은 고딕" w:eastAsia="맑은 고딕" w:hAnsi="맑은 고딕" w:cs="맑은 고딕"/>
+                <w:b/>
+                <w:noProof/>
+                <w14:ligatures w14:val="standardContextual"/>
+              </w:rPr>
+              <w:drawing>
+                <wp:inline distT="0" distB="0" distL="0" distR="0" wp14:anchorId="127CB818" wp14:editId="55AF2445">
+                  <wp:extent cx="6425565" cy="3007360"/>
+                  <wp:effectExtent l="0" t="0" r="0" b="2540"/>
+                  <wp:docPr id="1138860096" name="그림 13"/>
+                  <wp:cNvGraphicFramePr>
+                    <a:graphicFrameLocks xmlns:a="http://schemas.openxmlformats.org/drawingml/2006/main" noChangeAspect="1"/>
+                  </wp:cNvGraphicFramePr>
+                  <a:graphic xmlns:a="http://schemas.openxmlformats.org/drawingml/2006/main">
+                    <a:graphicData uri="http://schemas.openxmlformats.org/drawingml/2006/picture">
+                      <pic:pic xmlns:pic="http://schemas.openxmlformats.org/drawingml/2006/picture">
+                        <pic:nvPicPr>
+                          <pic:cNvPr id="587728807" name="그림 587728807"/>
+                          <pic:cNvPicPr/>
+                        </pic:nvPicPr>
+                        <pic:blipFill>
+                          <a:blip r:embed="rId13">
+                            <a:extLst>
+                              <a:ext uri="{28A0092B-C50C-407E-A947-70E740481C1C}">
+                                <a14:useLocalDpi xmlns:a14="http://schemas.microsoft.com/office/drawing/2010/main" val="0"/>
+                              </a:ext>
+                            </a:extLst>
+                          </a:blip>
+                          <a:stretch>
+                            <a:fillRect/>
+                          </a:stretch>
+                        </pic:blipFill>
+                        <pic:spPr>
+                          <a:xfrm>
+                            <a:off x="0" y="0"/>
+                            <a:ext cx="6425565" cy="3007360"/>
+                          </a:xfrm>
+                          <a:prstGeom prst="rect">
+                            <a:avLst/>
+                          </a:prstGeom>
+                        </pic:spPr>
+                      </pic:pic>
+                    </a:graphicData>
+                  </a:graphic>
+                </wp:inline>
+              </w:drawing>
+            </w:r>
+          </w:p>
+        </w:tc>
+      </w:tr>
+    </w:tbl>
+    <w:p>
+      <w:pPr>
+        <w:widowControl/>
+        <w:spacing w:line="276" w:lineRule="auto"/>
+      </w:pPr>
+    </w:p>
+    <w:p>
+      <w:pPr>
+        <w:widowControl/>
+        <w:spacing w:line="276" w:lineRule="auto"/>
+      </w:pPr>
+    </w:p>
+    <w:p>
+      <w:pPr>
+        <w:widowControl/>
+        <w:spacing w:line="276" w:lineRule="auto"/>
+      </w:pPr>
+    </w:p>
+    <w:p>
+      <w:pPr>
+        <w:widowControl/>
+        <w:spacing w:line="276" w:lineRule="auto"/>
+      </w:pPr>
+    </w:p>
+    <w:p>
+      <w:pPr>
+        <w:widowControl/>
+        <w:spacing w:line="276" w:lineRule="auto"/>
+      </w:pPr>
+    </w:p>
+    <w:p>
+      <w:pPr>
+        <w:widowControl/>
+        <w:spacing w:line="276" w:lineRule="auto"/>
+      </w:pPr>
+    </w:p>
+    <w:p>
+      <w:pPr>
+        <w:widowControl/>
+        <w:spacing w:line="276" w:lineRule="auto"/>
+      </w:pPr>
+    </w:p>
+    <w:p>
+      <w:pPr>
+        <w:widowControl/>
+        <w:spacing w:line="276" w:lineRule="auto"/>
+      </w:pPr>
+    </w:p>
+    <w:p>
+      <w:pPr>
+        <w:widowControl/>
+        <w:spacing w:line="276" w:lineRule="auto"/>
+      </w:pPr>
+    </w:p>
+    <w:p>
+      <w:pPr>
+        <w:widowControl/>
+        <w:spacing w:line="276" w:lineRule="auto"/>
+      </w:pPr>
+    </w:p>
+    <w:p>
+      <w:pPr>
+        <w:widowControl/>
+        <w:spacing w:line="276" w:lineRule="auto"/>
+      </w:pPr>
+    </w:p>
+    <w:p>
+      <w:pPr>
+        <w:widowControl/>
+        <w:spacing w:line="276" w:lineRule="auto"/>
+      </w:pPr>
+    </w:p>
+    <w:p>
+      <w:pPr>
+        <w:widowControl/>
+        <w:spacing w:line="276" w:lineRule="auto"/>
+      </w:pPr>
+    </w:p>
+    <w:p>
+      <w:pPr>
+        <w:widowControl/>
+        <w:spacing w:line="276" w:lineRule="auto"/>
+      </w:pPr>
+    </w:p>
+    <w:p>
+      <w:pPr>
+        <w:widowControl/>
+        <w:spacing w:line="276" w:lineRule="auto"/>
+      </w:pPr>
+    </w:p>
+    <w:p>
+      <w:pPr>
+        <w:widowControl/>
+        <w:spacing w:line="276" w:lineRule="auto"/>
+      </w:pPr>
+    </w:p>
+    <w:p>
+      <w:pPr>
+        <w:widowControl/>
+        <w:spacing w:line="276" w:lineRule="auto"/>
+      </w:pPr>
+    </w:p>
+    <w:p>
+      <w:pPr>
+        <w:widowControl/>
+        <w:spacing w:line="276" w:lineRule="auto"/>
+      </w:pPr>
+    </w:p>
+    <w:p>
+      <w:pPr>
+        <w:widowControl/>
+        <w:spacing w:line="276" w:lineRule="auto"/>
+      </w:pPr>
+    </w:p>
+    <w:p>
+      <w:pPr>
+        <w:widowControl/>
+        <w:spacing w:line="276" w:lineRule="auto"/>
+      </w:pPr>
+    </w:p>
+    <w:p>
+      <w:pPr>
+        <w:widowControl/>
+        <w:spacing w:line="276" w:lineRule="auto"/>
+      </w:pPr>
+    </w:p>
+    <w:p>
+      <w:pPr>
+        <w:widowControl/>
+        <w:spacing w:line="276" w:lineRule="auto"/>
+      </w:pPr>
+    </w:p>
+    <w:p>
+      <w:pPr>
+        <w:spacing w:line="276" w:lineRule="auto"/>
+      </w:pPr>
+      <w:r>
+        <w:lastRenderedPageBreak/>
+        <w:pict w14:anchorId="1C119AFB">
+          <v:rect id="_x0000_i1034" style="width:0;height:1.5pt" o:hralign="center" o:hrstd="t" o:hr="t" fillcolor="#a0a0a0" stroked="f"/>
+        </w:pict>
+      </w:r>
+    </w:p>
+    <w:p>
+      <w:pPr>
+        <w:spacing w:line="276" w:lineRule="auto"/>
+        <w:rPr>
+          <w:b/>
+          <w:sz w:val="24"/>
+          <w:szCs w:val="24"/>
+        </w:rPr>
+      </w:pPr>
+      <w:r>
+        <w:rPr>
+          <w:rFonts w:hint="eastAsia"/>
+          <w:b/>
+          <w:sz w:val="24"/>
+          <w:szCs w:val="24"/>
+        </w:rPr>
+        <w:t>지도</w:t>
+      </w:r>
+      <w:r>
+        <w:rPr>
+          <w:rFonts w:hint="eastAsia"/>
+          <w:b/>
+          <w:sz w:val="24"/>
+          <w:szCs w:val="24"/>
+        </w:rPr>
+        <w:t xml:space="preserve"> </w:t>
+      </w:r>
+      <w:r>
+        <w:rPr>
+          <w:rFonts w:hint="eastAsia"/>
+          <w:b/>
+          <w:sz w:val="24"/>
+          <w:szCs w:val="24"/>
+        </w:rPr>
+        <w:t>검색</w:t>
+      </w:r>
+    </w:p>
+    <w:tbl>
+      <w:tblPr>
+        <w:tblW w:w="10335" w:type="dxa"/>
+        <w:tblInd w:w="-657" w:type="dxa"/>
+        <w:tblBorders>
+          <w:top w:val="single" w:sz="4" w:space="0" w:color="BFBFBF"/>
+          <w:left w:val="single" w:sz="4" w:space="0" w:color="BFBFBF"/>
+          <w:bottom w:val="single" w:sz="4" w:space="0" w:color="BFBFBF"/>
+          <w:right w:val="single" w:sz="4" w:space="0" w:color="BFBFBF"/>
+          <w:insideH w:val="single" w:sz="4" w:space="0" w:color="BFBFBF"/>
+          <w:insideV w:val="single" w:sz="4" w:space="0" w:color="BFBFBF"/>
+        </w:tblBorders>
+        <w:tblLayout w:type="fixed"/>
+        <w:tblLook w:val="0400" w:firstRow="0" w:lastRow="0" w:firstColumn="0" w:lastColumn="0" w:noHBand="0" w:noVBand="1"/>
+      </w:tblPr>
+      <w:tblGrid>
+        <w:gridCol w:w="10335"/>
+      </w:tblGrid>
+      <w:tr>
+        <w:trPr>
+          <w:trHeight w:val="5482"/>
+        </w:trPr>
+        <w:tc>
+          <w:tcPr>
+            <w:tcW w:w="10335" w:type="dxa"/>
+            <w:vAlign w:val="center"/>
+          </w:tcPr>
+          <w:p>
+            <w:pPr>
+              <w:jc w:val="center"/>
+              <w:rPr>
+                <w:rFonts w:ascii="맑은 고딕" w:eastAsia="맑은 고딕" w:hAnsi="맑은 고딕" w:cs="맑은 고딕"/>
+                <w:b/>
+              </w:rPr>
+            </w:pPr>
+            <w:r>
+              <w:rPr>
+                <w:rFonts w:ascii="맑은 고딕" w:eastAsia="맑은 고딕" w:hAnsi="맑은 고딕" w:cs="맑은 고딕"/>
+                <w:b/>
+                <w:noProof/>
+                <w14:ligatures w14:val="standardContextual"/>
+              </w:rPr>
+              <w:drawing>
+                <wp:inline distT="0" distB="0" distL="0" distR="0" wp14:anchorId="629FEB04" wp14:editId="7CC6C659">
+                  <wp:extent cx="6362700" cy="5133975"/>
+                  <wp:effectExtent l="0" t="0" r="0" b="9525"/>
+                  <wp:docPr id="243031929" name="그림 14"/>
+                  <wp:cNvGraphicFramePr>
+                    <a:graphicFrameLocks xmlns:a="http://schemas.openxmlformats.org/drawingml/2006/main" noChangeAspect="1"/>
+                  </wp:cNvGraphicFramePr>
+                  <a:graphic xmlns:a="http://schemas.openxmlformats.org/drawingml/2006/main">
+                    <a:graphicData uri="http://schemas.openxmlformats.org/drawingml/2006/picture">
+                      <pic:pic xmlns:pic="http://schemas.openxmlformats.org/drawingml/2006/picture">
+                        <pic:nvPicPr>
+                          <pic:cNvPr id="243031929" name="그림 243031929"/>
+                          <pic:cNvPicPr/>
+                        </pic:nvPicPr>
+                        <pic:blipFill>
+                          <a:blip r:embed="rId14">
+                            <a:extLst>
+                              <a:ext uri="{28A0092B-C50C-407E-A947-70E740481C1C}">
+                                <a14:useLocalDpi xmlns:a14="http://schemas.microsoft.com/office/drawing/2010/main" val="0"/>
+                              </a:ext>
+                            </a:extLst>
+                          </a:blip>
+                          <a:stretch>
+                            <a:fillRect/>
+                          </a:stretch>
+                        </pic:blipFill>
+                        <pic:spPr>
+                          <a:xfrm>
+                            <a:off x="0" y="0"/>
+                            <a:ext cx="6362700" cy="5133975"/>
+                          </a:xfrm>
+                          <a:prstGeom prst="rect">
+                            <a:avLst/>
+                          </a:prstGeom>
+                        </pic:spPr>
+                      </pic:pic>
+                    </a:graphicData>
+                  </a:graphic>
+                </wp:inline>
+              </w:drawing>
+            </w:r>
+          </w:p>
+        </w:tc>
+      </w:tr>
+    </w:tbl>
+    <w:p>
+      <w:pPr>
+        <w:rPr>
+          <w:rFonts w:ascii="맑은 고딕" w:eastAsia="맑은 고딕" w:hAnsi="맑은 고딕" w:cs="맑은 고딕"/>
+          <w:b/>
+        </w:rPr>
+      </w:pPr>
+    </w:p>
+    <w:p>
+      <w:pPr>
+        <w:widowControl/>
+        <w:spacing w:line="276" w:lineRule="auto"/>
+      </w:pPr>
+    </w:p>
+    <w:p>
+      <w:pPr>
+        <w:widowControl/>
+        <w:spacing w:line="276" w:lineRule="auto"/>
+      </w:pPr>
+    </w:p>
+    <w:p>
+      <w:pPr>
+        <w:widowControl/>
+        <w:spacing w:line="276" w:lineRule="auto"/>
+      </w:pPr>
+    </w:p>
+    <w:p>
+      <w:pPr>
+        <w:widowControl/>
+        <w:spacing w:line="276" w:lineRule="auto"/>
+      </w:pPr>
+    </w:p>
+    <w:p>
+      <w:pPr>
+        <w:widowControl/>
+        <w:spacing w:line="276" w:lineRule="auto"/>
+      </w:pPr>
+    </w:p>
+    <w:p>
+      <w:pPr>
+        <w:widowControl/>
+        <w:spacing w:line="276" w:lineRule="auto"/>
+      </w:pPr>
+    </w:p>
+    <w:p>
+      <w:pPr>
+        <w:widowControl/>
+        <w:spacing w:line="276" w:lineRule="auto"/>
+      </w:pPr>
+    </w:p>
+    <w:p>
+      <w:pPr>
+        <w:widowControl/>
+        <w:spacing w:line="276" w:lineRule="auto"/>
+      </w:pPr>
+    </w:p>
+    <w:p>
+      <w:pPr>
+        <w:widowControl/>
+        <w:spacing w:line="276" w:lineRule="auto"/>
+      </w:pPr>
+    </w:p>
+    <w:p>
+      <w:pPr>
+        <w:widowControl/>
+        <w:spacing w:line="276" w:lineRule="auto"/>
+      </w:pPr>
+    </w:p>
+    <w:p>
+      <w:pPr>
+        <w:widowControl/>
+        <w:spacing w:line="276" w:lineRule="auto"/>
+      </w:pPr>
+    </w:p>
+    <w:p>
+      <w:pPr>
+        <w:widowControl/>
+        <w:spacing w:line="276" w:lineRule="auto"/>
+      </w:pPr>
+    </w:p>
+    <w:p>
+      <w:pPr>
+        <w:widowControl/>
+        <w:spacing w:line="276" w:lineRule="auto"/>
+      </w:pPr>
+    </w:p>
+    <w:p>
+      <w:pPr>
+        <w:spacing w:line="276" w:lineRule="auto"/>
+      </w:pPr>
+      <w:r>
+        <w:lastRenderedPageBreak/>
+        <w:pict w14:anchorId="14FB1A25">
+          <v:rect id="_x0000_i1035" style="width:0;height:1.5pt" o:hralign="center" o:hrstd="t" o:hr="t" fillcolor="#a0a0a0" stroked="f"/>
+        </w:pict>
+      </w:r>
+    </w:p>
+    <w:p>
+      <w:pPr>
+        <w:spacing w:line="276" w:lineRule="auto"/>
+        <w:rPr>
+          <w:b/>
+          <w:sz w:val="24"/>
+          <w:szCs w:val="24"/>
+        </w:rPr>
+      </w:pPr>
+      <w:r>
+        <w:rPr>
+          <w:rFonts w:hint="eastAsia"/>
+          <w:b/>
+          <w:sz w:val="24"/>
+          <w:szCs w:val="24"/>
+        </w:rPr>
+        <w:t>파일</w:t>
+      </w:r>
+      <w:r>
+        <w:rPr>
+          <w:rFonts w:hint="eastAsia"/>
+          <w:b/>
+          <w:sz w:val="24"/>
+          <w:szCs w:val="24"/>
+        </w:rPr>
+        <w:t xml:space="preserve"> </w:t>
+      </w:r>
+      <w:r>
+        <w:rPr>
+          <w:rFonts w:hint="eastAsia"/>
+          <w:b/>
+          <w:sz w:val="24"/>
+          <w:szCs w:val="24"/>
+        </w:rPr>
+        <w:t>전송</w:t>
+      </w:r>
+    </w:p>
+    <w:tbl>
+      <w:tblPr>
+        <w:tblW w:w="10335" w:type="dxa"/>
+        <w:tblInd w:w="-657" w:type="dxa"/>
+        <w:tblBorders>
+          <w:top w:val="single" w:sz="4" w:space="0" w:color="BFBFBF"/>
+          <w:left w:val="single" w:sz="4" w:space="0" w:color="BFBFBF"/>
+          <w:bottom w:val="single" w:sz="4" w:space="0" w:color="BFBFBF"/>
+          <w:right w:val="single" w:sz="4" w:space="0" w:color="BFBFBF"/>
+          <w:insideH w:val="single" w:sz="4" w:space="0" w:color="BFBFBF"/>
+          <w:insideV w:val="single" w:sz="4" w:space="0" w:color="BFBFBF"/>
+        </w:tblBorders>
+        <w:tblLayout w:type="fixed"/>
+        <w:tblLook w:val="0400" w:firstRow="0" w:lastRow="0" w:firstColumn="0" w:lastColumn="0" w:noHBand="0" w:noVBand="1"/>
+      </w:tblPr>
+      <w:tblGrid>
+        <w:gridCol w:w="10335"/>
+      </w:tblGrid>
+      <w:tr>
+        <w:trPr>
+          <w:trHeight w:val="5482"/>
+        </w:trPr>
+        <w:tc>
+          <w:tcPr>
+            <w:tcW w:w="10335" w:type="dxa"/>
+            <w:vAlign w:val="center"/>
+          </w:tcPr>
+          <w:p>
+            <w:pPr>
+              <w:jc w:val="center"/>
+              <w:rPr>
+                <w:rFonts w:ascii="맑은 고딕" w:eastAsia="맑은 고딕" w:hAnsi="맑은 고딕" w:cs="맑은 고딕"/>
+                <w:b/>
+              </w:rPr>
+            </w:pPr>
+            <w:r>
+              <w:rPr>
+                <w:rFonts w:ascii="맑은 고딕" w:eastAsia="맑은 고딕" w:hAnsi="맑은 고딕" w:cs="맑은 고딕"/>
+                <w:b/>
+                <w:noProof/>
+                <w14:ligatures w14:val="standardContextual"/>
+              </w:rPr>
+              <w:drawing>
+                <wp:inline distT="0" distB="0" distL="0" distR="0" wp14:anchorId="56CBB186" wp14:editId="6F9759E7">
+                  <wp:extent cx="2667000" cy="5133975"/>
+                  <wp:effectExtent l="0" t="0" r="0" b="9525"/>
+                  <wp:docPr id="2001082133" name="그림 18"/>
+                  <wp:cNvGraphicFramePr>
+                    <a:graphicFrameLocks xmlns:a="http://schemas.openxmlformats.org/drawingml/2006/main" noChangeAspect="1"/>
+                  </wp:cNvGraphicFramePr>
+                  <a:graphic xmlns:a="http://schemas.openxmlformats.org/drawingml/2006/main">
+                    <a:graphicData uri="http://schemas.openxmlformats.org/drawingml/2006/picture">
+                      <pic:pic xmlns:pic="http://schemas.openxmlformats.org/drawingml/2006/picture">
+                        <pic:nvPicPr>
+                          <pic:cNvPr id="2001082133" name="그림 2001082133"/>
+                          <pic:cNvPicPr/>
+                        </pic:nvPicPr>
+                        <pic:blipFill>
+                          <a:blip r:embed="rId15">
+                            <a:extLst>
+                              <a:ext uri="{28A0092B-C50C-407E-A947-70E740481C1C}">
+                                <a14:useLocalDpi xmlns:a14="http://schemas.microsoft.com/office/drawing/2010/main" val="0"/>
+                              </a:ext>
+                            </a:extLst>
+                          </a:blip>
+                          <a:stretch>
+                            <a:fillRect/>
+                          </a:stretch>
+                        </pic:blipFill>
+                        <pic:spPr>
+                          <a:xfrm>
+                            <a:off x="0" y="0"/>
+                            <a:ext cx="2667000" cy="5133975"/>
+                          </a:xfrm>
+                          <a:prstGeom prst="rect">
+                            <a:avLst/>
+                          </a:prstGeom>
+                        </pic:spPr>
+                      </pic:pic>
+                    </a:graphicData>
+                  </a:graphic>
+                </wp:inline>
+              </w:drawing>
+            </w:r>
+          </w:p>
+        </w:tc>
+      </w:tr>
+    </w:tbl>
+    <w:p>
+      <w:pPr>
+        <w:rPr>
+          <w:rFonts w:ascii="맑은 고딕" w:eastAsia="맑은 고딕" w:hAnsi="맑은 고딕" w:cs="맑은 고딕"/>
+          <w:b/>
+        </w:rPr>
+      </w:pPr>
+    </w:p>
+    <w:p>
+      <w:pPr>
+        <w:widowControl/>
+        <w:spacing w:line="276" w:lineRule="auto"/>
+      </w:pPr>
+    </w:p>
+    <w:p>
+      <w:pPr>
+        <w:widowControl/>
+        <w:spacing w:line="276" w:lineRule="auto"/>
+      </w:pPr>
+    </w:p>
+    <w:p>
+      <w:pPr>
+        <w:widowControl/>
+        <w:spacing w:line="276" w:lineRule="auto"/>
+      </w:pPr>
+    </w:p>
+    <w:p>
+      <w:pPr>
+        <w:widowControl/>
+        <w:spacing w:line="276" w:lineRule="auto"/>
+      </w:pPr>
+    </w:p>
+    <w:p>
+      <w:pPr>
+        <w:widowControl/>
+        <w:spacing w:line="276" w:lineRule="auto"/>
+      </w:pPr>
+    </w:p>
+    <w:p>
+      <w:pPr>
+        <w:widowControl/>
+        <w:spacing w:line="276" w:lineRule="auto"/>
+      </w:pPr>
+    </w:p>
+    <w:p>
+      <w:pPr>
+        <w:widowControl/>
+        <w:spacing w:line="276" w:lineRule="auto"/>
+      </w:pPr>
+    </w:p>
+    <w:p>
+      <w:pPr>
+        <w:widowControl/>
+        <w:spacing w:line="276" w:lineRule="auto"/>
+      </w:pPr>
+    </w:p>
+    <w:p>
+      <w:pPr>
+        <w:widowControl/>
+        <w:spacing w:line="276" w:lineRule="auto"/>
+      </w:pPr>
+    </w:p>
+    <w:p>
+      <w:pPr>
+        <w:widowControl/>
+        <w:spacing w:line="276" w:lineRule="auto"/>
+      </w:pPr>
+    </w:p>
+    <w:p>
+      <w:pPr>
+        <w:widowControl/>
+        <w:spacing w:line="276" w:lineRule="auto"/>
+      </w:pPr>
+    </w:p>
+    <w:p>
+      <w:pPr>
+        <w:widowControl/>
+        <w:spacing w:line="276" w:lineRule="auto"/>
+      </w:pPr>
+    </w:p>
+    <w:p>
+      <w:pPr>
+        <w:widowControl/>
+        <w:spacing w:line="276" w:lineRule="auto"/>
+      </w:pPr>
+    </w:p>
+    <w:p>
+      <w:pPr>
+        <w:spacing w:line="276" w:lineRule="auto"/>
+      </w:pPr>
+      <w:r>
+        <w:lastRenderedPageBreak/>
+        <w:pict w14:anchorId="5D9C5481">
+          <v:rect id="_x0000_i1036" style="width:0;height:1.5pt" o:hralign="center" o:hrstd="t" o:hr="t" fillcolor="#a0a0a0" stroked="f"/>
+        </w:pict>
+      </w:r>
+    </w:p>
+    <w:p>
+      <w:pPr>
+        <w:spacing w:line="276" w:lineRule="auto"/>
+        <w:rPr>
+          <w:b/>
+          <w:sz w:val="24"/>
+          <w:szCs w:val="24"/>
+        </w:rPr>
+      </w:pPr>
+      <w:r>
+        <w:rPr>
+          <w:rFonts w:hint="eastAsia"/>
+          <w:b/>
+          <w:sz w:val="24"/>
+          <w:szCs w:val="24"/>
+        </w:rPr>
+        <w:t>AI</w:t>
+      </w:r>
+      <w:r>
+        <w:rPr>
+          <w:rFonts w:hint="eastAsia"/>
+          <w:b/>
+          <w:sz w:val="24"/>
+          <w:szCs w:val="24"/>
+        </w:rPr>
+        <w:t>챗봇</w:t>
+      </w:r>
+    </w:p>
+    <w:tbl>
+      <w:tblPr>
+        <w:tblW w:w="10335" w:type="dxa"/>
+        <w:tblInd w:w="-657" w:type="dxa"/>
+        <w:tblBorders>
+          <w:top w:val="single" w:sz="4" w:space="0" w:color="BFBFBF"/>
+          <w:left w:val="single" w:sz="4" w:space="0" w:color="BFBFBF"/>
+          <w:bottom w:val="single" w:sz="4" w:space="0" w:color="BFBFBF"/>
+          <w:right w:val="single" w:sz="4" w:space="0" w:color="BFBFBF"/>
+          <w:insideH w:val="single" w:sz="4" w:space="0" w:color="BFBFBF"/>
+          <w:insideV w:val="single" w:sz="4" w:space="0" w:color="BFBFBF"/>
+        </w:tblBorders>
+        <w:tblLayout w:type="fixed"/>
+        <w:tblLook w:val="0400" w:firstRow="0" w:lastRow="0" w:firstColumn="0" w:lastColumn="0" w:noHBand="0" w:noVBand="1"/>
+      </w:tblPr>
+      <w:tblGrid>
+        <w:gridCol w:w="10335"/>
+      </w:tblGrid>
+      <w:tr>
+        <w:trPr>
+          <w:trHeight w:val="5482"/>
+        </w:trPr>
+        <w:tc>
+          <w:tcPr>
+            <w:tcW w:w="10335" w:type="dxa"/>
+            <w:vAlign w:val="center"/>
+          </w:tcPr>
+          <w:p>
+            <w:pPr>
+              <w:jc w:val="center"/>
+              <w:rPr>
+                <w:rFonts w:ascii="맑은 고딕" w:eastAsia="맑은 고딕" w:hAnsi="맑은 고딕" w:cs="맑은 고딕"/>
+                <w:b/>
+              </w:rPr>
+            </w:pPr>
+            <w:r>
+              <w:rPr>
+                <w:rFonts w:ascii="맑은 고딕" w:eastAsia="맑은 고딕" w:hAnsi="맑은 고딕" w:cs="맑은 고딕"/>
+                <w:b/>
+                <w:noProof/>
+                <w14:ligatures w14:val="standardContextual"/>
+              </w:rPr>
+              <w:drawing>
+                <wp:inline distT="0" distB="0" distL="0" distR="0" wp14:anchorId="4BD51B61" wp14:editId="6D17FC21">
+                  <wp:extent cx="5524500" cy="5133975"/>
+                  <wp:effectExtent l="0" t="0" r="0" b="9525"/>
+                  <wp:docPr id="1688792844" name="그림 19"/>
+                  <wp:cNvGraphicFramePr>
+                    <a:graphicFrameLocks xmlns:a="http://schemas.openxmlformats.org/drawingml/2006/main" noChangeAspect="1"/>
+                  </wp:cNvGraphicFramePr>
+                  <a:graphic xmlns:a="http://schemas.openxmlformats.org/drawingml/2006/main">
+                    <a:graphicData uri="http://schemas.openxmlformats.org/drawingml/2006/picture">
+                      <pic:pic xmlns:pic="http://schemas.openxmlformats.org/drawingml/2006/picture">
+                        <pic:nvPicPr>
+                          <pic:cNvPr id="1688792844" name="그림 1688792844"/>
+                          <pic:cNvPicPr/>
+                        </pic:nvPicPr>
+                        <pic:blipFill>
+                          <a:blip r:embed="rId16">
+                            <a:extLst>
+                              <a:ext uri="{28A0092B-C50C-407E-A947-70E740481C1C}">
+                                <a14:useLocalDpi xmlns:a14="http://schemas.microsoft.com/office/drawing/2010/main" val="0"/>
+                              </a:ext>
+                            </a:extLst>
+                          </a:blip>
+                          <a:stretch>
+                            <a:fillRect/>
+                          </a:stretch>
+                        </pic:blipFill>
+                        <pic:spPr>
+                          <a:xfrm>
+                            <a:off x="0" y="0"/>
+                            <a:ext cx="5524500" cy="5133975"/>
+                          </a:xfrm>
+                          <a:prstGeom prst="rect">
+                            <a:avLst/>
+                          </a:prstGeom>
+                        </pic:spPr>
+                      </pic:pic>
+                    </a:graphicData>
+                  </a:graphic>
+                </wp:inline>
+              </w:drawing>
+            </w:r>
+          </w:p>
+        </w:tc>
+      </w:tr>
+    </w:tbl>
+    <w:p>
+      <w:pPr>
+        <w:widowControl/>
+        <w:spacing w:line="276" w:lineRule="auto"/>
+      </w:pPr>
+    </w:p>
+    <w:p>
+      <w:pPr>
+        <w:widowControl/>
+        <w:spacing w:line="276" w:lineRule="auto"/>
+      </w:pPr>
+    </w:p>
+    <w:p>
+      <w:pPr>
+        <w:widowControl/>
+        <w:spacing w:line="276" w:lineRule="auto"/>
+      </w:pPr>
+    </w:p>
+    <w:p>
+      <w:pPr>
+        <w:widowControl/>
+        <w:spacing w:line="276" w:lineRule="auto"/>
+      </w:pPr>
+    </w:p>
+    <w:p>
+      <w:pPr>
+        <w:widowControl/>
+        <w:spacing w:line="276" w:lineRule="auto"/>
+      </w:pPr>
+    </w:p>
+    <w:p>
+      <w:pPr>
+        <w:widowControl/>
+        <w:spacing w:line="276" w:lineRule="auto"/>
+      </w:pPr>
+    </w:p>
+    <w:p>
+      <w:pPr>
+        <w:widowControl/>
+        <w:spacing w:line="276" w:lineRule="auto"/>
+      </w:pPr>
+    </w:p>
+    <w:p>
+      <w:pPr>
+        <w:widowControl/>
+        <w:spacing w:line="276" w:lineRule="auto"/>
+      </w:pPr>
+    </w:p>
+    <w:p>
+      <w:pPr>
+        <w:widowControl/>
+        <w:spacing w:line="276" w:lineRule="auto"/>
+      </w:pPr>
+    </w:p>
+    <w:p>
+      <w:pPr>
+        <w:widowControl/>
+        <w:spacing w:line="276" w:lineRule="auto"/>
+      </w:pPr>
+    </w:p>
+    <w:p>
+      <w:pPr>
+        <w:widowControl/>
+        <w:spacing w:line="276" w:lineRule="auto"/>
+      </w:pPr>
+    </w:p>
+    <w:p>
+      <w:pPr>
+        <w:widowControl/>
+        <w:spacing w:line="276" w:lineRule="auto"/>
+      </w:pPr>
+    </w:p>
+    <w:p>
+      <w:pPr>
+        <w:widowControl/>
+        <w:spacing w:line="276" w:lineRule="auto"/>
+      </w:pPr>
+    </w:p>
+    <w:p>
+      <w:pPr>
+        <w:widowControl/>
+        <w:spacing w:line="276" w:lineRule="auto"/>
+      </w:pPr>
+    </w:p>
+    <w:p>
+      <w:pPr>
+        <w:spacing w:line="276" w:lineRule="auto"/>
+      </w:pPr>
+      <w:r>
+        <w:lastRenderedPageBreak/>
+        <w:pict w14:anchorId="7DC866A6">
+          <v:rect id="_x0000_i1037" style="width:0;height:1.5pt" o:hralign="center" o:hrstd="t" o:hr="t" fillcolor="#a0a0a0" stroked="f"/>
+        </w:pict>
+      </w:r>
+    </w:p>
+    <w:p>
+      <w:pPr>
+        <w:spacing w:line="276" w:lineRule="auto"/>
+        <w:rPr>
+          <w:b/>
+          <w:sz w:val="24"/>
+          <w:szCs w:val="24"/>
+        </w:rPr>
+      </w:pPr>
+      <w:r>
+        <w:rPr>
+          <w:rFonts w:hint="eastAsia"/>
+          <w:b/>
+          <w:sz w:val="24"/>
+          <w:szCs w:val="24"/>
+        </w:rPr>
+        <w:t>사용자</w:t>
+      </w:r>
+      <w:r>
+        <w:rPr>
+          <w:rFonts w:hint="eastAsia"/>
+          <w:b/>
+          <w:sz w:val="24"/>
+          <w:szCs w:val="24"/>
+        </w:rPr>
+        <w:t xml:space="preserve"> </w:t>
+      </w:r>
+      <w:r>
+        <w:rPr>
+          <w:rFonts w:hint="eastAsia"/>
+          <w:b/>
+          <w:sz w:val="24"/>
+          <w:szCs w:val="24"/>
+        </w:rPr>
+        <w:t>정보</w:t>
+      </w:r>
+      <w:r>
+        <w:rPr>
+          <w:rFonts w:hint="eastAsia"/>
+          <w:b/>
+          <w:sz w:val="24"/>
+          <w:szCs w:val="24"/>
+        </w:rPr>
+        <w:t xml:space="preserve"> </w:t>
+      </w:r>
+      <w:r>
+        <w:rPr>
+          <w:rFonts w:hint="eastAsia"/>
+          <w:b/>
+          <w:sz w:val="24"/>
+          <w:szCs w:val="24"/>
+        </w:rPr>
+        <w:t>조회</w:t>
+      </w:r>
+      <w:r>
+        <w:rPr>
+          <w:rFonts w:hint="eastAsia"/>
+          <w:b/>
+          <w:sz w:val="24"/>
+          <w:szCs w:val="24"/>
+        </w:rPr>
+        <w:t xml:space="preserve"> </w:t>
+      </w:r>
+      <w:r>
+        <w:rPr>
+          <w:rFonts w:hint="eastAsia"/>
+          <w:b/>
+          <w:sz w:val="24"/>
+          <w:szCs w:val="24"/>
+        </w:rPr>
+        <w:t>및</w:t>
+      </w:r>
+      <w:r>
+        <w:rPr>
+          <w:rFonts w:hint="eastAsia"/>
+          <w:b/>
+          <w:sz w:val="24"/>
+          <w:szCs w:val="24"/>
+        </w:rPr>
+        <w:t xml:space="preserve"> </w:t>
+      </w:r>
+      <w:r>
+        <w:rPr>
+          <w:rFonts w:hint="eastAsia"/>
+          <w:b/>
+          <w:sz w:val="24"/>
+          <w:szCs w:val="24"/>
+        </w:rPr>
+        <w:t>검색</w:t>
+      </w:r>
+    </w:p>
+    <w:tbl>
+      <w:tblPr>
+        <w:tblW w:w="10335" w:type="dxa"/>
+        <w:tblInd w:w="-657" w:type="dxa"/>
+        <w:tblBorders>
+          <w:top w:val="single" w:sz="4" w:space="0" w:color="BFBFBF"/>
+          <w:left w:val="single" w:sz="4" w:space="0" w:color="BFBFBF"/>
+          <w:bottom w:val="single" w:sz="4" w:space="0" w:color="BFBFBF"/>
+          <w:right w:val="single" w:sz="4" w:space="0" w:color="BFBFBF"/>
+          <w:insideH w:val="single" w:sz="4" w:space="0" w:color="BFBFBF"/>
+          <w:insideV w:val="single" w:sz="4" w:space="0" w:color="BFBFBF"/>
+        </w:tblBorders>
+        <w:tblLayout w:type="fixed"/>
+        <w:tblLook w:val="0400" w:firstRow="0" w:lastRow="0" w:firstColumn="0" w:lastColumn="0" w:noHBand="0" w:noVBand="1"/>
+      </w:tblPr>
+      <w:tblGrid>
+        <w:gridCol w:w="10335"/>
+      </w:tblGrid>
+      <w:tr>
+        <w:trPr>
+          <w:trHeight w:val="5482"/>
+        </w:trPr>
+        <w:tc>
+          <w:tcPr>
+            <w:tcW w:w="10335" w:type="dxa"/>
+            <w:vAlign w:val="center"/>
+          </w:tcPr>
+          <w:p>
+            <w:pPr>
+              <w:jc w:val="center"/>
+              <w:rPr>
+                <w:rFonts w:ascii="맑은 고딕" w:eastAsia="맑은 고딕" w:hAnsi="맑은 고딕" w:cs="맑은 고딕"/>
+                <w:b/>
+              </w:rPr>
+            </w:pPr>
+            <w:r>
+              <w:rPr>
+                <w:rFonts w:ascii="맑은 고딕" w:eastAsia="맑은 고딕" w:hAnsi="맑은 고딕" w:cs="맑은 고딕"/>
+                <w:b/>
+                <w:noProof/>
+                <w14:ligatures w14:val="standardContextual"/>
+              </w:rPr>
+              <w:drawing>
+                <wp:inline distT="0" distB="0" distL="0" distR="0" wp14:anchorId="085AD8CF" wp14:editId="0D8361B8">
+                  <wp:extent cx="6172200" cy="5133975"/>
+                  <wp:effectExtent l="0" t="0" r="0" b="9525"/>
+                  <wp:docPr id="608717191" name="그림 23"/>
+                  <wp:cNvGraphicFramePr>
+                    <a:graphicFrameLocks xmlns:a="http://schemas.openxmlformats.org/drawingml/2006/main" noChangeAspect="1"/>
+                  </wp:cNvGraphicFramePr>
+                  <a:graphic xmlns:a="http://schemas.openxmlformats.org/drawingml/2006/main">
+                    <a:graphicData uri="http://schemas.openxmlformats.org/drawingml/2006/picture">
+                      <pic:pic xmlns:pic="http://schemas.openxmlformats.org/drawingml/2006/picture">
+                        <pic:nvPicPr>
+                          <pic:cNvPr id="608717191" name="그림 23"/>
+                          <pic:cNvPicPr/>
+                        </pic:nvPicPr>
+                        <pic:blipFill>
+                          <a:blip r:embed="rId17">
+                            <a:extLst>
+                              <a:ext uri="{28A0092B-C50C-407E-A947-70E740481C1C}">
+                                <a14:useLocalDpi xmlns:a14="http://schemas.microsoft.com/office/drawing/2010/main" val="0"/>
+                              </a:ext>
+                            </a:extLst>
+                          </a:blip>
+                          <a:stretch>
+                            <a:fillRect/>
+                          </a:stretch>
+                        </pic:blipFill>
+                        <pic:spPr>
+                          <a:xfrm>
+                            <a:off x="0" y="0"/>
+                            <a:ext cx="6172200" cy="5133975"/>
+                          </a:xfrm>
+                          <a:prstGeom prst="rect">
+                            <a:avLst/>
+                          </a:prstGeom>
+                        </pic:spPr>
+                      </pic:pic>
+                    </a:graphicData>
+                  </a:graphic>
+                </wp:inline>
+              </w:drawing>
+            </w:r>
+          </w:p>
+        </w:tc>
+      </w:tr>
+    </w:tbl>
+    <w:p>
+      <w:pPr>
+        <w:rPr>
+          <w:rFonts w:ascii="맑은 고딕" w:eastAsia="맑은 고딕" w:hAnsi="맑은 고딕" w:cs="맑은 고딕"/>
+          <w:b/>
+        </w:rPr>
+      </w:pPr>
+    </w:p>
+    <w:p>
+      <w:pPr>
+        <w:rPr>
+          <w:rFonts w:ascii="맑은 고딕" w:eastAsia="맑은 고딕" w:hAnsi="맑은 고딕" w:cs="맑은 고딕"/>
+          <w:b/>
+        </w:rPr>
+      </w:pPr>
+    </w:p>
+    <w:p>
+      <w:pPr>
+        <w:widowControl/>
+        <w:spacing w:line="276" w:lineRule="auto"/>
+      </w:pPr>
+    </w:p>
+    <w:p>
+      <w:pPr>
+        <w:widowControl/>
+        <w:spacing w:line="276" w:lineRule="auto"/>
+      </w:pPr>
+    </w:p>
+    <w:p>
+      <w:pPr>
+        <w:widowControl/>
+        <w:spacing w:line="276" w:lineRule="auto"/>
+      </w:pPr>
+    </w:p>
+    <w:p>
+      <w:pPr>
+        <w:widowControl/>
+        <w:spacing w:line="276" w:lineRule="auto"/>
+      </w:pPr>
+    </w:p>
+    <w:p>
+      <w:pPr>
+        <w:widowControl/>
+        <w:spacing w:line="276" w:lineRule="auto"/>
+      </w:pPr>
+    </w:p>
+    <w:p>
+      <w:pPr>
+        <w:widowControl/>
+        <w:spacing w:line="276" w:lineRule="auto"/>
+      </w:pPr>
+    </w:p>
+    <w:p>
+      <w:pPr>
+        <w:widowControl/>
+        <w:spacing w:line="276" w:lineRule="auto"/>
+      </w:pPr>
+    </w:p>
+    <w:p>
+      <w:pPr>
+        <w:widowControl/>
+        <w:spacing w:line="276" w:lineRule="auto"/>
+      </w:pPr>
+    </w:p>
+    <w:p>
+      <w:pPr>
+        <w:widowControl/>
+        <w:spacing w:line="276" w:lineRule="auto"/>
+      </w:pPr>
+    </w:p>
+    <w:p>
+      <w:pPr>
+        <w:widowControl/>
+        <w:spacing w:line="276" w:lineRule="auto"/>
+      </w:pPr>
+    </w:p>
+    <w:p>
+      <w:pPr>
+        <w:widowControl/>
+        <w:spacing w:line="276" w:lineRule="auto"/>
+      </w:pPr>
+    </w:p>
+    <w:p>
+      <w:pPr>
+        <w:widowControl/>
+        <w:spacing w:line="276" w:lineRule="auto"/>
+      </w:pPr>
+    </w:p>
+    <w:p>
+      <w:pPr>
+        <w:spacing w:line="276" w:lineRule="auto"/>
+      </w:pPr>
+      <w:r>
+        <w:lastRenderedPageBreak/>
+        <w:pict w14:anchorId="6C638BEC">
+          <v:rect id="_x0000_i1038" style="width:0;height:1.5pt" o:hralign="center" o:hrstd="t" o:hr="t" fillcolor="#a0a0a0" stroked="f"/>
+        </w:pict>
+      </w:r>
+    </w:p>
+    <w:p>
+      <w:pPr>
+        <w:spacing w:line="276" w:lineRule="auto"/>
+        <w:rPr>
+          <w:b/>
+          <w:sz w:val="24"/>
+          <w:szCs w:val="24"/>
+        </w:rPr>
+      </w:pPr>
+      <w:r>
+        <w:rPr>
+          <w:rFonts w:hint="eastAsia"/>
+          <w:b/>
+          <w:sz w:val="24"/>
+          <w:szCs w:val="24"/>
+        </w:rPr>
+        <w:t>사용자</w:t>
+      </w:r>
+      <w:r>
+        <w:rPr>
+          <w:rFonts w:hint="eastAsia"/>
+          <w:b/>
+          <w:sz w:val="24"/>
+          <w:szCs w:val="24"/>
+        </w:rPr>
+        <w:t xml:space="preserve"> </w:t>
+      </w:r>
+      <w:r>
+        <w:rPr>
+          <w:rFonts w:hint="eastAsia"/>
+          <w:b/>
+          <w:sz w:val="24"/>
+          <w:szCs w:val="24"/>
+        </w:rPr>
+        <w:t>정보</w:t>
+      </w:r>
+      <w:r>
+        <w:rPr>
+          <w:rFonts w:hint="eastAsia"/>
+          <w:b/>
+          <w:sz w:val="24"/>
+          <w:szCs w:val="24"/>
+        </w:rPr>
+        <w:t xml:space="preserve"> </w:t>
+      </w:r>
+      <w:r>
+        <w:rPr>
+          <w:rFonts w:hint="eastAsia"/>
+          <w:b/>
+          <w:sz w:val="24"/>
+          <w:szCs w:val="24"/>
+        </w:rPr>
+        <w:t>삭제</w:t>
+      </w:r>
+    </w:p>
+    <w:tbl>
+      <w:tblPr>
+        <w:tblW w:w="10335" w:type="dxa"/>
+        <w:tblInd w:w="-657" w:type="dxa"/>
+        <w:tblBorders>
+          <w:top w:val="single" w:sz="4" w:space="0" w:color="BFBFBF"/>
+          <w:left w:val="single" w:sz="4" w:space="0" w:color="BFBFBF"/>
+          <w:bottom w:val="single" w:sz="4" w:space="0" w:color="BFBFBF"/>
+          <w:right w:val="single" w:sz="4" w:space="0" w:color="BFBFBF"/>
+          <w:insideH w:val="single" w:sz="4" w:space="0" w:color="BFBFBF"/>
+          <w:insideV w:val="single" w:sz="4" w:space="0" w:color="BFBFBF"/>
+        </w:tblBorders>
+        <w:tblLayout w:type="fixed"/>
+        <w:tblLook w:val="0400" w:firstRow="0" w:lastRow="0" w:firstColumn="0" w:lastColumn="0" w:noHBand="0" w:noVBand="1"/>
+      </w:tblPr>
+      <w:tblGrid>
+        <w:gridCol w:w="10335"/>
+      </w:tblGrid>
+      <w:tr>
+        <w:trPr>
+          <w:trHeight w:val="5482"/>
+        </w:trPr>
+        <w:tc>
+          <w:tcPr>
+            <w:tcW w:w="10335" w:type="dxa"/>
+            <w:vAlign w:val="center"/>
+          </w:tcPr>
+          <w:p>
+            <w:pPr>
+              <w:jc w:val="center"/>
+              <w:rPr>
+                <w:rFonts w:ascii="맑은 고딕" w:eastAsia="맑은 고딕" w:hAnsi="맑은 고딕" w:cs="맑은 고딕"/>
+                <w:b/>
+              </w:rPr>
+            </w:pPr>
+            <w:r>
+              <w:rPr>
+                <w:rFonts w:ascii="맑은 고딕" w:eastAsia="맑은 고딕" w:hAnsi="맑은 고딕" w:cs="맑은 고딕"/>
+                <w:b/>
+                <w:noProof/>
+                <w14:ligatures w14:val="standardContextual"/>
+              </w:rPr>
+              <w:drawing>
+                <wp:inline distT="0" distB="0" distL="0" distR="0" wp14:anchorId="0E9E4FB4" wp14:editId="2E4DE0E0">
+                  <wp:extent cx="6425565" cy="4469130"/>
+                  <wp:effectExtent l="0" t="0" r="0" b="7620"/>
+                  <wp:docPr id="1089774172" name="그림 6"/>
+                  <wp:cNvGraphicFramePr>
+                    <a:graphicFrameLocks xmlns:a="http://schemas.openxmlformats.org/drawingml/2006/main" noChangeAspect="1"/>
+                  </wp:cNvGraphicFramePr>
+                  <a:graphic xmlns:a="http://schemas.openxmlformats.org/drawingml/2006/main">
+                    <a:graphicData uri="http://schemas.openxmlformats.org/drawingml/2006/picture">
+                      <pic:pic xmlns:pic="http://schemas.openxmlformats.org/drawingml/2006/picture">
+                        <pic:nvPicPr>
+                          <pic:cNvPr id="1089774172" name="그림 1089774172"/>
+                          <pic:cNvPicPr/>
+                        </pic:nvPicPr>
+                        <pic:blipFill>
+                          <a:blip r:embed="rId18">
+                            <a:extLst>
+                              <a:ext uri="{28A0092B-C50C-407E-A947-70E740481C1C}">
+                                <a14:useLocalDpi xmlns:a14="http://schemas.microsoft.com/office/drawing/2010/main" val="0"/>
+                              </a:ext>
+                            </a:extLst>
+                          </a:blip>
+                          <a:stretch>
+                            <a:fillRect/>
+                          </a:stretch>
+                        </pic:blipFill>
+                        <pic:spPr>
+                          <a:xfrm>
+                            <a:off x="0" y="0"/>
+                            <a:ext cx="6425565" cy="4469130"/>
+                          </a:xfrm>
+                          <a:prstGeom prst="rect">
+                            <a:avLst/>
+                          </a:prstGeom>
+                        </pic:spPr>
+                      </pic:pic>
+                    </a:graphicData>
+                  </a:graphic>
+                </wp:inline>
+              </w:drawing>
+            </w:r>
+          </w:p>
+        </w:tc>
+      </w:tr>
+    </w:tbl>
+    <w:p>
+      <w:pPr>
+        <w:widowControl/>
+        <w:spacing w:line="276" w:lineRule="auto"/>
+      </w:pPr>
+    </w:p>
+    <w:p>
+      <w:pPr>
+        <w:widowControl/>
+        <w:spacing w:line="276" w:lineRule="auto"/>
+      </w:pPr>
+    </w:p>
+    <w:p>
+      <w:pPr>
+        <w:widowControl/>
+        <w:spacing w:line="276" w:lineRule="auto"/>
+      </w:pPr>
+    </w:p>
+    <w:p>
+      <w:pPr>
+        <w:widowControl/>
+        <w:spacing w:line="276" w:lineRule="auto"/>
+      </w:pPr>
+    </w:p>
+    <w:p>
+      <w:pPr>
+        <w:widowControl/>
+        <w:spacing w:line="276" w:lineRule="auto"/>
+      </w:pPr>
+    </w:p>
+    <w:p>
+      <w:pPr>
+        <w:widowControl/>
+        <w:spacing w:line="276" w:lineRule="auto"/>
+      </w:pPr>
+    </w:p>
+    <w:p>
+      <w:pPr>
+        <w:widowControl/>
+        <w:spacing w:line="276" w:lineRule="auto"/>
+      </w:pPr>
+    </w:p>
+    <w:p>
+      <w:pPr>
+        <w:widowControl/>
+        <w:spacing w:line="276" w:lineRule="auto"/>
+      </w:pPr>
+    </w:p>
+    <w:p>
+      <w:pPr>
+        <w:widowControl/>
+        <w:spacing w:line="276" w:lineRule="auto"/>
+      </w:pPr>
+    </w:p>
+    <w:p>
+      <w:pPr>
+        <w:widowControl/>
+        <w:spacing w:line="276" w:lineRule="auto"/>
+      </w:pPr>
+    </w:p>
+    <w:p>
+      <w:pPr>
+        <w:widowControl/>
+        <w:spacing w:line="276" w:lineRule="auto"/>
+      </w:pPr>
+    </w:p>
+    <w:p>
+      <w:pPr>
+        <w:widowControl/>
+        <w:spacing w:line="276" w:lineRule="auto"/>
+      </w:pPr>
+    </w:p>
+    <w:p>
+      <w:pPr>
+        <w:widowControl/>
+        <w:spacing w:line="276" w:lineRule="auto"/>
+      </w:pPr>
+    </w:p>
+    <w:p>
+      <w:pPr>
+        <w:widowControl/>
+        <w:spacing w:line="276" w:lineRule="auto"/>
+      </w:pPr>
+    </w:p>
+    <w:p>
+      <w:pPr>
+        <w:widowControl/>
         <w:numPr>
           <w:ilvl w:val="0"/>
           <w:numId w:val="1"/>
@@ -18354,7 +20438,6 @@
           <w:rFonts w:ascii="맑은 고딕" w:eastAsia="맑은 고딕" w:hAnsi="맑은 고딕" w:cs="맑은 고딕"/>
           <w:b/>
         </w:rPr>
-        <w:lastRenderedPageBreak/>
         <w:t>비즈니스 객체 다이어그램</w:t>
       </w:r>
     </w:p>
@@ -18438,11 +20521,12 @@
                 <w:color w:val="00B0F0"/>
                 <w14:ligatures w14:val="standardContextual"/>
               </w:rPr>
+              <w:lastRenderedPageBreak/>
               <w:drawing>
-                <wp:inline distT="0" distB="0" distL="0" distR="0" wp14:anchorId="1884406D" wp14:editId="10CC67DA">
-                  <wp:extent cx="5126990" cy="3058795"/>
-                  <wp:effectExtent l="0" t="0" r="0" b="8255"/>
-                  <wp:docPr id="781162777" name="그림 6"/>
+                <wp:inline distT="0" distB="0" distL="0" distR="0" wp14:anchorId="4F1F85BE" wp14:editId="4A80A9F4">
+                  <wp:extent cx="5126990" cy="3208020"/>
+                  <wp:effectExtent l="0" t="0" r="0" b="0"/>
+                  <wp:docPr id="1552424086" name="그림 27"/>
                   <wp:cNvGraphicFramePr>
                     <a:graphicFrameLocks xmlns:a="http://schemas.openxmlformats.org/drawingml/2006/main" noChangeAspect="1"/>
                   </wp:cNvGraphicFramePr>
@@ -18450,11 +20534,11 @@
                     <a:graphicData uri="http://schemas.openxmlformats.org/drawingml/2006/picture">
                       <pic:pic xmlns:pic="http://schemas.openxmlformats.org/drawingml/2006/picture">
                         <pic:nvPicPr>
-                          <pic:cNvPr id="781162777" name="그림 781162777"/>
+                          <pic:cNvPr id="1552424086" name="그림 1552424086"/>
                           <pic:cNvPicPr/>
                         </pic:nvPicPr>
                         <pic:blipFill>
-                          <a:blip r:embed="rId10">
+                          <a:blip r:embed="rId19">
                             <a:extLst>
                               <a:ext uri="{28A0092B-C50C-407E-A947-70E740481C1C}">
                                 <a14:useLocalDpi xmlns:a14="http://schemas.microsoft.com/office/drawing/2010/main" val="0"/>
@@ -18468,7 +20552,7 @@
                         <pic:spPr>
                           <a:xfrm>
                             <a:off x="0" y="0"/>
-                            <a:ext cx="5126990" cy="3058795"/>
+                            <a:ext cx="5126990" cy="3208020"/>
                           </a:xfrm>
                           <a:prstGeom prst="rect">
                             <a:avLst/>
@@ -19137,7 +21221,6 @@
               <w:rPr>
                 <w:rFonts w:ascii="맑은 고딕" w:eastAsia="맑은 고딕" w:hAnsi="맑은 고딕" w:cs="맑은 고딕"/>
               </w:rPr>
-              <w:lastRenderedPageBreak/>
               <w:t>BO-06</w:t>
             </w:r>
           </w:p>
@@ -19256,7 +21339,7 @@
               <w:rPr>
                 <w:rFonts w:ascii="맑은 고딕" w:eastAsia="맑은 고딕" w:hAnsi="맑은 고딕" w:cs="맑은 고딕" w:hint="eastAsia"/>
               </w:rPr>
-              <w:t>파일 전송 시스템, 메시지 중계 시스템</w:t>
+              <w:t>파일 전송 시스템</w:t>
             </w:r>
           </w:p>
         </w:tc>
@@ -19282,6 +21365,7 @@
               <w:rPr>
                 <w:rFonts w:ascii="맑은 고딕" w:eastAsia="맑은 고딕" w:hAnsi="맑은 고딕" w:cs="맑은 고딕"/>
               </w:rPr>
+              <w:lastRenderedPageBreak/>
               <w:t>BO-08</w:t>
             </w:r>
           </w:p>
@@ -19575,19 +21659,23 @@
                 <w:rFonts w:ascii="맑은 고딕" w:eastAsia="맑은 고딕" w:hAnsi="맑은 고딕" w:cs="맑은 고딕"/>
               </w:rPr>
             </w:pPr>
-            <w:proofErr w:type="spellStart"/>
             <w:r>
               <w:rPr>
                 <w:rFonts w:ascii="맑은 고딕" w:eastAsia="맑은 고딕" w:hAnsi="맑은 고딕" w:cs="맑은 고딕" w:hint="eastAsia"/>
               </w:rPr>
-              <w:t>접속자</w:t>
-            </w:r>
-            <w:proofErr w:type="spellEnd"/>
+              <w:t>사용자 조회 및 검색</w:t>
+            </w:r>
             <w:r>
               <w:rPr>
                 <w:rFonts w:ascii="맑은 고딕" w:eastAsia="맑은 고딕" w:hAnsi="맑은 고딕" w:cs="맑은 고딕" w:hint="eastAsia"/>
               </w:rPr>
-              <w:t xml:space="preserve"> 조회 및 검색 시스템</w:t>
+              <w:t xml:space="preserve"> </w:t>
+            </w:r>
+            <w:r>
+              <w:rPr>
+                <w:rFonts w:ascii="맑은 고딕" w:eastAsia="맑은 고딕" w:hAnsi="맑은 고딕" w:cs="맑은 고딕" w:hint="eastAsia"/>
+              </w:rPr>
+              <w:t>시스템</w:t>
             </w:r>
           </w:p>
         </w:tc>
@@ -19871,7 +21959,13 @@
               <w:rPr>
                 <w:rFonts w:ascii="맑은 고딕" w:eastAsia="맑은 고딕" w:hAnsi="맑은 고딕" w:cs="맑은 고딕" w:hint="eastAsia"/>
               </w:rPr>
-              <w:t xml:space="preserve">외부 파일 연계 시스템과 연동해 사용자가 대화방에 보내고자 하는 파일의 정보를 분석한 다음 메시지 중계 시스템에 제공한다. </w:t>
+              <w:t>사용자가 대화방에 보내고자 하는 파일의 정보를 분석한 다음 메시지 중계 시스템에 제공</w:t>
+            </w:r>
+            <w:r>
+              <w:rPr>
+                <w:rFonts w:ascii="맑은 고딕" w:eastAsia="맑은 고딕" w:hAnsi="맑은 고딕" w:cs="맑은 고딕" w:hint="eastAsia"/>
+              </w:rPr>
+              <w:t xml:space="preserve">한다. </w:t>
             </w:r>
           </w:p>
         </w:tc>
@@ -19951,14 +22045,7 @@
               <w:rPr>
                 <w:rFonts w:ascii="맑은 고딕" w:eastAsia="맑은 고딕" w:hAnsi="맑은 고딕" w:cs="맑은 고딕" w:hint="eastAsia"/>
               </w:rPr>
-              <w:t xml:space="preserve">외부 대화형 AI 시스템과 연동해 사용자가 입력한 프롬프트를 분석한 </w:t>
-            </w:r>
-            <w:r>
-              <w:rPr>
-                <w:rFonts w:ascii="맑은 고딕" w:eastAsia="맑은 고딕" w:hAnsi="맑은 고딕" w:cs="맑은 고딕" w:hint="eastAsia"/>
-              </w:rPr>
-              <w:lastRenderedPageBreak/>
-              <w:t xml:space="preserve">다음 생성된 답변을 메시지 중계 시스템에 제공한다. </w:t>
+              <w:t xml:space="preserve">외부 대화형 AI 시스템과 연동해 사용자가 입력한 프롬프트를 분석한 다음 생성된 답변을 메시지 중계 시스템에 제공한다. </w:t>
             </w:r>
           </w:p>
         </w:tc>
@@ -19984,7 +22071,6 @@
               <w:rPr>
                 <w:rFonts w:ascii="맑은 고딕" w:eastAsia="맑은 고딕" w:hAnsi="맑은 고딕" w:cs="맑은 고딕" w:hint="eastAsia"/>
               </w:rPr>
-              <w:lastRenderedPageBreak/>
               <w:t>BW-08</w:t>
             </w:r>
           </w:p>
@@ -20051,6 +22137,7 @@
               <w:rPr>
                 <w:rFonts w:ascii="맑은 고딕" w:eastAsia="맑은 고딕" w:hAnsi="맑은 고딕" w:cs="맑은 고딕" w:hint="eastAsia"/>
               </w:rPr>
+              <w:lastRenderedPageBreak/>
               <w:t>BW-09</w:t>
             </w:r>
           </w:p>
@@ -20777,7 +22864,6 @@
               <w:rPr>
                 <w:rFonts w:ascii="맑은 고딕" w:eastAsia="맑은 고딕" w:hAnsi="맑은 고딕" w:cs="맑은 고딕"/>
               </w:rPr>
-              <w:lastRenderedPageBreak/>
               <w:t>BO-07</w:t>
             </w:r>
           </w:p>
@@ -20816,7 +22902,7 @@
               <w:rPr>
                 <w:rFonts w:ascii="맑은 고딕" w:eastAsia="맑은 고딕" w:hAnsi="맑은 고딕" w:cs="맑은 고딕" w:hint="eastAsia"/>
               </w:rPr>
-              <w:t>사용자가 선택한 파일에 해당하는 외부 파일 연계 시스템에서 가져온 서버상의 경로, 파일명, 용량, 형식(확장자) 등의 정보를 기록하는 객체.</w:t>
+              <w:t>사용자가 선택한 파일에 해당하는 파일명, 용량, 형식(확장자) 등의 정보를 기록하는 객체.</w:t>
             </w:r>
           </w:p>
         </w:tc>
@@ -20876,7 +22962,14 @@
               <w:rPr>
                 <w:rFonts w:ascii="맑은 고딕" w:eastAsia="맑은 고딕" w:hAnsi="맑은 고딕" w:cs="맑은 고딕" w:hint="eastAsia"/>
               </w:rPr>
-              <w:t>사용자가 입력한 프롬프트 내용 및 그에 따라 생성된 답변 내용을 기록하는 객체.</w:t>
+              <w:t xml:space="preserve">사용자가 입력한 프롬프트 내용 및 그에 따라 </w:t>
+            </w:r>
+            <w:r>
+              <w:rPr>
+                <w:rFonts w:ascii="맑은 고딕" w:eastAsia="맑은 고딕" w:hAnsi="맑은 고딕" w:cs="맑은 고딕" w:hint="eastAsia"/>
+              </w:rPr>
+              <w:lastRenderedPageBreak/>
+              <w:t>생성된 답변 내용을 기록하는 객체.</w:t>
             </w:r>
           </w:p>
         </w:tc>
@@ -21405,19 +23498,11 @@
               </w:rPr>
               <w:t xml:space="preserve"> 회원가입 및 로그인 시스템, </w:t>
             </w:r>
-            <w:proofErr w:type="spellStart"/>
             <w:r>
               <w:rPr>
                 <w:rFonts w:ascii="맑은 고딕" w:eastAsia="맑은 고딕" w:hAnsi="맑은 고딕" w:cs="맑은 고딕" w:hint="eastAsia"/>
               </w:rPr>
-              <w:t>접속자</w:t>
-            </w:r>
-            <w:proofErr w:type="spellEnd"/>
-            <w:r>
-              <w:rPr>
-                <w:rFonts w:ascii="맑은 고딕" w:eastAsia="맑은 고딕" w:hAnsi="맑은 고딕" w:cs="맑은 고딕" w:hint="eastAsia"/>
-              </w:rPr>
-              <w:t xml:space="preserve"> 조회 및 검색 시스템</w:t>
+              <w:t>친구 찾기</w:t>
             </w:r>
             <w:r>
               <w:rPr>
@@ -21655,25 +23740,7 @@
                         <w:color w:val="000000"/>
                         <w:sz w:val="18"/>
                       </w:rPr>
-                      <w:t xml:space="preserve">Copyright © 2025 </w:t>
-                    </w:r>
-                    <w:proofErr w:type="spellStart"/>
-                    <w:r>
-                      <w:rPr>
-                        <w:rFonts w:eastAsia="돋움"/>
-                        <w:color w:val="000000"/>
-                        <w:sz w:val="18"/>
-                      </w:rPr>
-                      <w:t>Dorororu</w:t>
-                    </w:r>
-                    <w:proofErr w:type="spellEnd"/>
-                    <w:r>
-                      <w:rPr>
-                        <w:rFonts w:eastAsia="돋움"/>
-                        <w:color w:val="000000"/>
-                        <w:sz w:val="18"/>
-                      </w:rPr>
-                      <w:t xml:space="preserve"> Company. All rights reserved.</w:t>
+                      <w:t>Copyright © 2025 Dorororu Company. All rights reserved.</w:t>
                     </w:r>
                   </w:p>
                 </w:txbxContent>
@@ -22629,7 +24696,7 @@
   <w:style w:type="paragraph" w:default="1" w:styleId="a">
     <w:name w:val="Normal"/>
     <w:qFormat/>
-    <w:rsid w:val="003E1380"/>
+    <w:rsid w:val="003A6B8D"/>
     <w:pPr>
       <w:widowControl w:val="0"/>
       <w:spacing w:after="0"/>
@@ -23689,6 +25756,44 @@
       <w14:ligatures w14:val="none"/>
     </w:rPr>
   </w:style>
+  <w:style w:type="paragraph" w:styleId="af1">
+    <w:name w:val="endnote text"/>
+    <w:basedOn w:val="a"/>
+    <w:link w:val="Char6"/>
+    <w:uiPriority w:val="99"/>
+    <w:semiHidden/>
+    <w:unhideWhenUsed/>
+    <w:rsid w:val="00FE5B5A"/>
+    <w:pPr>
+      <w:snapToGrid w:val="0"/>
+    </w:pPr>
+  </w:style>
+  <w:style w:type="character" w:customStyle="1" w:styleId="Char6">
+    <w:name w:val="미주 텍스트 Char"/>
+    <w:basedOn w:val="a0"/>
+    <w:link w:val="af1"/>
+    <w:uiPriority w:val="99"/>
+    <w:semiHidden/>
+    <w:rsid w:val="00FE5B5A"/>
+    <w:rPr>
+      <w:rFonts w:ascii="돋움" w:hAnsi="돋움" w:cs="돋움"/>
+      <w:kern w:val="0"/>
+      <w:szCs w:val="22"/>
+      <w:lang w:val="en"/>
+      <w14:ligatures w14:val="none"/>
+    </w:rPr>
+  </w:style>
+  <w:style w:type="character" w:styleId="af2">
+    <w:name w:val="endnote reference"/>
+    <w:basedOn w:val="a0"/>
+    <w:uiPriority w:val="99"/>
+    <w:semiHidden/>
+    <w:unhideWhenUsed/>
+    <w:rsid w:val="00FE5B5A"/>
+    <w:rPr>
+      <w:vertAlign w:val="superscript"/>
+    </w:rPr>
+  </w:style>
 </w:styles>
 </file>
 
@@ -23985,4 +26090,16 @@
     </a:ext>
   </a:extLst>
 </a:theme>
+</file>
+
+<file path=customXml/item1.xml><?xml version="1.0" encoding="utf-8"?>
+<b:Sources xmlns:b="http://schemas.openxmlformats.org/officeDocument/2006/bibliography" xmlns="http://schemas.openxmlformats.org/officeDocument/2006/bibliography" SelectedStyle="\APASixthEditionOfficeOnline.xsl" StyleName="APA" Version="6"/>
+</file>
+
+<file path=customXml/itemProps1.xml><?xml version="1.0" encoding="utf-8"?>
+<ds:datastoreItem xmlns:ds="http://schemas.openxmlformats.org/officeDocument/2006/customXml" ds:itemID="{6807A9E5-D5D3-4DBD-9251-784EE90656E0}">
+  <ds:schemaRefs>
+    <ds:schemaRef ds:uri="http://schemas.openxmlformats.org/officeDocument/2006/bibliography"/>
+  </ds:schemaRefs>
+</ds:datastoreItem>
 </file>
--- a/Document/SDLC/비즈니스모델(BM).docx
+++ b/Document/SDLC/비즈니스모델(BM).docx
@@ -240,7 +240,6 @@
           <w:szCs w:val="26"/>
         </w:rPr>
       </w:pPr>
-      <w:proofErr w:type="gramStart"/>
       <w:r>
         <w:rPr>
           <w:rFonts w:ascii="맑은 고딕" w:eastAsia="맑은 고딕" w:hAnsi="맑은 고딕" w:cs="맑은 고딕"/>
@@ -248,19 +247,8 @@
           <w:sz w:val="26"/>
           <w:szCs w:val="26"/>
         </w:rPr>
-        <w:t>[ 시스템명</w:t>
+        <w:t xml:space="preserve">[ 시스템명: </w:t>
       </w:r>
-      <w:proofErr w:type="gramEnd"/>
-      <w:r>
-        <w:rPr>
-          <w:rFonts w:ascii="맑은 고딕" w:eastAsia="맑은 고딕" w:hAnsi="맑은 고딕" w:cs="맑은 고딕"/>
-          <w:b/>
-          <w:sz w:val="26"/>
-          <w:szCs w:val="26"/>
-        </w:rPr>
-        <w:t xml:space="preserve">: </w:t>
-      </w:r>
-      <w:proofErr w:type="spellStart"/>
       <w:r>
         <w:rPr>
           <w:rFonts w:ascii="맑은 고딕" w:eastAsia="맑은 고딕" w:hAnsi="맑은 고딕" w:cs="맑은 고딕" w:hint="eastAsia"/>
@@ -269,29 +257,7 @@
           <w:sz w:val="26"/>
           <w:szCs w:val="26"/>
         </w:rPr>
-        <w:t>플래시톡</w:t>
-      </w:r>
-      <w:proofErr w:type="spellEnd"/>
-      <w:r>
-        <w:rPr>
-          <w:rFonts w:ascii="맑은 고딕" w:eastAsia="맑은 고딕" w:hAnsi="맑은 고딕" w:cs="맑은 고딕" w:hint="eastAsia"/>
-          <w:b/>
-          <w:color w:val="0000FF"/>
-          <w:sz w:val="26"/>
-          <w:szCs w:val="26"/>
-        </w:rPr>
-        <w:t xml:space="preserve"> </w:t>
-      </w:r>
-      <w:proofErr w:type="gramStart"/>
-      <w:r>
-        <w:rPr>
-          <w:rFonts w:ascii="맑은 고딕" w:eastAsia="맑은 고딕" w:hAnsi="맑은 고딕" w:cs="맑은 고딕" w:hint="eastAsia"/>
-          <w:b/>
-          <w:color w:val="0000FF"/>
-          <w:sz w:val="26"/>
-          <w:szCs w:val="26"/>
-        </w:rPr>
-        <w:t>시</w:t>
+        <w:t>플래시톡 시</w:t>
       </w:r>
       <w:r>
         <w:rPr>
@@ -312,7 +278,6 @@
         </w:rPr>
         <w:t>]</w:t>
       </w:r>
-      <w:proofErr w:type="gramEnd"/>
     </w:p>
     <w:p>
       <w:pPr>
@@ -698,7 +663,7 @@
           <w:sz w:val="32"/>
           <w:szCs w:val="32"/>
         </w:rPr>
-        <w:t>4</w:t>
+        <w:t>5</w:t>
       </w:r>
       <w:r>
         <w:rPr>
@@ -967,7 +932,6 @@
                 <w:szCs w:val="26"/>
               </w:rPr>
             </w:pPr>
-            <w:proofErr w:type="spellStart"/>
             <w:r>
               <w:rPr>
                 <w:rFonts w:ascii="맑은 고딕" w:eastAsia="맑은 고딕" w:hAnsi="맑은 고딕" w:cs="맑은 고딕" w:hint="eastAsia"/>
@@ -978,7 +942,6 @@
               </w:rPr>
               <w:t>말모이</w:t>
             </w:r>
-            <w:proofErr w:type="spellEnd"/>
           </w:p>
         </w:tc>
       </w:tr>
@@ -1122,20 +1085,8 @@
                 <w:sz w:val="26"/>
                 <w:szCs w:val="26"/>
               </w:rPr>
-              <w:t xml:space="preserve">2633610 </w:t>
-            </w:r>
-            <w:proofErr w:type="spellStart"/>
-            <w:r>
-              <w:rPr>
-                <w:rFonts w:ascii="맑은 고딕" w:eastAsia="맑은 고딕" w:hAnsi="맑은 고딕" w:cs="맑은 고딕" w:hint="eastAsia"/>
-                <w:b/>
-                <w:color w:val="000000"/>
-                <w:sz w:val="26"/>
-                <w:szCs w:val="26"/>
-              </w:rPr>
-              <w:t>임효진</w:t>
-            </w:r>
-            <w:proofErr w:type="spellEnd"/>
+              <w:t>2633610 임효진</w:t>
+            </w:r>
           </w:p>
         </w:tc>
       </w:tr>
@@ -1211,16 +1162,16 @@
         <mc:AlternateContent>
           <mc:Choice Requires="wps">
             <w:drawing>
-              <wp:anchor distT="0" distB="0" distL="0" distR="0" simplePos="0" relativeHeight="251662336" behindDoc="1" locked="0" layoutInCell="1" hidden="0" allowOverlap="1" wp14:anchorId="3468A5BF" wp14:editId="2DAB7312">
+              <wp:anchor distT="0" distB="0" distL="0" distR="0" simplePos="0" relativeHeight="251662336" behindDoc="1" locked="0" layoutInCell="1" hidden="0" allowOverlap="1" wp14:anchorId="3468A5BF" wp14:editId="1160F85F">
                 <wp:simplePos x="0" y="0"/>
                 <wp:positionH relativeFrom="page">
-                  <wp:posOffset>922657</wp:posOffset>
+                  <wp:posOffset>907415</wp:posOffset>
                 </wp:positionH>
-                <wp:positionV relativeFrom="page">
-                  <wp:posOffset>1170307</wp:posOffset>
+                <wp:positionV relativeFrom="margin">
+                  <wp:align>center</wp:align>
                 </wp:positionV>
                 <wp:extent cx="5762625" cy="8515350"/>
-                <wp:effectExtent l="0" t="0" r="0" b="0"/>
+                <wp:effectExtent l="0" t="0" r="28575" b="19050"/>
                 <wp:wrapNone/>
                 <wp:docPr id="2095518422" name="자유형: 도형 2095518422"/>
                 <wp:cNvGraphicFramePr/>
@@ -1230,8 +1181,8 @@
                       <wps:cNvSpPr/>
                       <wps:spPr>
                         <a:xfrm>
-                          <a:off x="2483738" y="0"/>
-                          <a:ext cx="5724525" cy="7560000"/>
+                          <a:off x="0" y="0"/>
+                          <a:ext cx="5762625" cy="8515350"/>
                         </a:xfrm>
                         <a:custGeom>
                           <a:avLst/>
@@ -1328,10 +1279,10 @@
           </mc:Choice>
           <mc:Fallback>
             <w:pict>
-              <v:shape w14:anchorId="07F2FCF7" id="자유형: 도형 2095518422" o:spid="_x0000_s1026" style="position:absolute;margin-left:72.65pt;margin-top:92.15pt;width:453.75pt;height:670.5pt;z-index:-251654144;visibility:visible;mso-wrap-style:square;mso-wrap-distance-left:0;mso-wrap-distance-top:0;mso-wrap-distance-right:0;mso-wrap-distance-bottom:0;mso-position-horizontal:absolute;mso-position-horizontal-relative:page;mso-position-vertical:absolute;mso-position-vertical-relative:page;v-text-anchor:middle" coordsize="5724525,8477250" o:gfxdata="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" path="m1523,r,8477198em5721070,r,8477198em,l5724118,em,8477198r5724118,em5721070,r,8477198em1523,r,8477198em,8477198r5724118,em,l5724118,e" filled="f">
+              <v:shape w14:anchorId="303DBD40" id="자유형: 도형 2095518422" o:spid="_x0000_s1026" style="position:absolute;margin-left:71.45pt;margin-top:0;width:453.75pt;height:670.5pt;z-index:-251654144;visibility:visible;mso-wrap-style:square;mso-wrap-distance-left:0;mso-wrap-distance-top:0;mso-wrap-distance-right:0;mso-wrap-distance-bottom:0;mso-position-horizontal:absolute;mso-position-horizontal-relative:page;mso-position-vertical:center;mso-position-vertical-relative:margin;v-text-anchor:middle" coordsize="5724525,8477250" o:gfxdata="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" path="m1523,r,8477198em5721070,r,8477198em,l5724118,em,8477198r5724118,em5721070,r,8477198em1523,r,8477198em,8477198r5724118,em,l5724118,e" filled="f">
                 <v:stroke startarrowwidth="narrow" startarrowlength="short" endarrowwidth="narrow" endarrowlength="short"/>
                 <v:path arrowok="t" o:extrusionok="f"/>
-                <w10:wrap anchorx="page" anchory="page"/>
+                <w10:wrap anchorx="page" anchory="margin"/>
               </v:shape>
             </w:pict>
           </mc:Fallback>
@@ -1366,21 +1317,8 @@
           <w:szCs w:val="32"/>
           <w:u w:val="single"/>
         </w:rPr>
-        <w:t xml:space="preserve">문서 제/개정 </w:t>
+        <w:t>문서 제/개정 이력표</w:t>
       </w:r>
-      <w:proofErr w:type="spellStart"/>
-      <w:r>
-        <w:rPr>
-          <w:rFonts w:ascii="맑은 고딕" w:eastAsia="맑은 고딕" w:hAnsi="맑은 고딕" w:cs="맑은 고딕"/>
-          <w:b/>
-          <w:color w:val="000000"/>
-          <w:sz w:val="32"/>
-          <w:szCs w:val="32"/>
-          <w:u w:val="single"/>
-        </w:rPr>
-        <w:t>이력표</w:t>
-      </w:r>
-      <w:proofErr w:type="spellEnd"/>
     </w:p>
     <w:p>
       <w:pPr>
@@ -3172,121 +3110,6 @@
         <w:tc>
           <w:tcPr>
             <w:tcW w:w="510" w:type="dxa"/>
-          </w:tcPr>
-          <w:p>
-            <w:pPr>
-              <w:pBdr>
-                <w:top w:val="nil"/>
-                <w:left w:val="nil"/>
-                <w:bottom w:val="nil"/>
-                <w:right w:val="nil"/>
-                <w:between w:val="nil"/>
-              </w:pBdr>
-              <w:rPr>
-                <w:rFonts w:ascii="맑은 고딕" w:eastAsia="맑은 고딕" w:hAnsi="맑은 고딕" w:cs="맑은 고딕"/>
-                <w:color w:val="000000"/>
-                <w:sz w:val="18"/>
-                <w:szCs w:val="18"/>
-              </w:rPr>
-            </w:pPr>
-          </w:p>
-        </w:tc>
-        <w:tc>
-          <w:tcPr>
-            <w:tcW w:w="1260" w:type="dxa"/>
-          </w:tcPr>
-          <w:p>
-            <w:pPr>
-              <w:pBdr>
-                <w:top w:val="nil"/>
-                <w:left w:val="nil"/>
-                <w:bottom w:val="nil"/>
-                <w:right w:val="nil"/>
-                <w:between w:val="nil"/>
-              </w:pBdr>
-              <w:rPr>
-                <w:rFonts w:ascii="맑은 고딕" w:eastAsia="맑은 고딕" w:hAnsi="맑은 고딕" w:cs="맑은 고딕"/>
-                <w:color w:val="000000"/>
-                <w:sz w:val="18"/>
-                <w:szCs w:val="18"/>
-              </w:rPr>
-            </w:pPr>
-          </w:p>
-        </w:tc>
-        <w:tc>
-          <w:tcPr>
-            <w:tcW w:w="1560" w:type="dxa"/>
-          </w:tcPr>
-          <w:p>
-            <w:pPr>
-              <w:pBdr>
-                <w:top w:val="nil"/>
-                <w:left w:val="nil"/>
-                <w:bottom w:val="nil"/>
-                <w:right w:val="nil"/>
-                <w:between w:val="nil"/>
-              </w:pBdr>
-              <w:rPr>
-                <w:rFonts w:ascii="맑은 고딕" w:eastAsia="맑은 고딕" w:hAnsi="맑은 고딕" w:cs="맑은 고딕"/>
-                <w:color w:val="000000"/>
-                <w:sz w:val="18"/>
-                <w:szCs w:val="18"/>
-              </w:rPr>
-            </w:pPr>
-          </w:p>
-        </w:tc>
-        <w:tc>
-          <w:tcPr>
-            <w:tcW w:w="3211" w:type="dxa"/>
-          </w:tcPr>
-          <w:p>
-            <w:pPr>
-              <w:pBdr>
-                <w:top w:val="nil"/>
-                <w:left w:val="nil"/>
-                <w:bottom w:val="nil"/>
-                <w:right w:val="nil"/>
-                <w:between w:val="nil"/>
-              </w:pBdr>
-              <w:rPr>
-                <w:rFonts w:ascii="맑은 고딕" w:eastAsia="맑은 고딕" w:hAnsi="맑은 고딕" w:cs="맑은 고딕"/>
-                <w:color w:val="000000"/>
-                <w:sz w:val="18"/>
-                <w:szCs w:val="18"/>
-              </w:rPr>
-            </w:pPr>
-          </w:p>
-        </w:tc>
-        <w:tc>
-          <w:tcPr>
-            <w:tcW w:w="2009" w:type="dxa"/>
-          </w:tcPr>
-          <w:p>
-            <w:pPr>
-              <w:pBdr>
-                <w:top w:val="nil"/>
-                <w:left w:val="nil"/>
-                <w:bottom w:val="nil"/>
-                <w:right w:val="nil"/>
-                <w:between w:val="nil"/>
-              </w:pBdr>
-              <w:rPr>
-                <w:rFonts w:ascii="맑은 고딕" w:eastAsia="맑은 고딕" w:hAnsi="맑은 고딕" w:cs="맑은 고딕"/>
-                <w:color w:val="000000"/>
-                <w:sz w:val="18"/>
-                <w:szCs w:val="18"/>
-              </w:rPr>
-            </w:pPr>
-          </w:p>
-        </w:tc>
-      </w:tr>
-      <w:tr>
-        <w:trPr>
-          <w:trHeight w:val="452"/>
-        </w:trPr>
-        <w:tc>
-          <w:tcPr>
-            <w:tcW w:w="510" w:type="dxa"/>
             <w:vAlign w:val="center"/>
           </w:tcPr>
           <w:p>
@@ -3302,8 +3125,8 @@
               <w:rPr>
                 <w:rFonts w:ascii="맑은 고딕" w:eastAsia="맑은 고딕" w:hAnsi="맑은 고딕" w:cs="맑은 고딕"/>
                 <w:color w:val="000000"/>
-                <w:sz w:val="20"/>
-                <w:szCs w:val="20"/>
+                <w:sz w:val="18"/>
+                <w:szCs w:val="18"/>
               </w:rPr>
             </w:pPr>
             <w:r>
@@ -3313,7 +3136,16 @@
                 <w:sz w:val="20"/>
                 <w:szCs w:val="20"/>
               </w:rPr>
-              <w:t>0.4</w:t>
+              <w:t>0.</w:t>
+            </w:r>
+            <w:r>
+              <w:rPr>
+                <w:rFonts w:ascii="맑은 고딕" w:eastAsia="맑은 고딕" w:hAnsi="맑은 고딕" w:cs="맑은 고딕" w:hint="eastAsia"/>
+                <w:color w:val="000000"/>
+                <w:sz w:val="20"/>
+                <w:szCs w:val="20"/>
+              </w:rPr>
+              <w:t>5</w:t>
             </w:r>
           </w:p>
         </w:tc>
@@ -3335,8 +3167,8 @@
               <w:rPr>
                 <w:rFonts w:ascii="맑은 고딕" w:eastAsia="맑은 고딕" w:hAnsi="맑은 고딕" w:cs="맑은 고딕"/>
                 <w:color w:val="000000"/>
-                <w:sz w:val="20"/>
-                <w:szCs w:val="20"/>
+                <w:sz w:val="18"/>
+                <w:szCs w:val="18"/>
               </w:rPr>
             </w:pPr>
             <w:r>
@@ -3346,7 +3178,16 @@
                 <w:sz w:val="20"/>
                 <w:szCs w:val="20"/>
               </w:rPr>
-              <w:t>2026. 04. 14</w:t>
+              <w:t>2026. 04. 1</w:t>
+            </w:r>
+            <w:r>
+              <w:rPr>
+                <w:rFonts w:ascii="맑은 고딕" w:eastAsia="맑은 고딕" w:hAnsi="맑은 고딕" w:cs="맑은 고딕" w:hint="eastAsia"/>
+                <w:color w:val="000000"/>
+                <w:sz w:val="20"/>
+                <w:szCs w:val="20"/>
+              </w:rPr>
+              <w:t>5</w:t>
             </w:r>
           </w:p>
         </w:tc>
@@ -3368,11 +3209,10 @@
               <w:rPr>
                 <w:rFonts w:ascii="맑은 고딕" w:eastAsia="맑은 고딕" w:hAnsi="맑은 고딕" w:cs="맑은 고딕"/>
                 <w:color w:val="000000"/>
-                <w:sz w:val="20"/>
-                <w:szCs w:val="20"/>
-              </w:rPr>
-            </w:pPr>
-            <w:proofErr w:type="spellStart"/>
+                <w:sz w:val="18"/>
+                <w:szCs w:val="18"/>
+              </w:rPr>
+            </w:pPr>
             <w:r>
               <w:rPr>
                 <w:rFonts w:ascii="맑은 고딕" w:eastAsia="맑은 고딕" w:hAnsi="맑은 고딕" w:cs="맑은 고딕" w:hint="eastAsia"/>
@@ -3380,9 +3220,8 @@
                 <w:sz w:val="20"/>
                 <w:szCs w:val="20"/>
               </w:rPr>
-              <w:t>임효진</w:t>
-            </w:r>
-            <w:proofErr w:type="spellEnd"/>
+              <w:t>김민성</w:t>
+            </w:r>
           </w:p>
         </w:tc>
         <w:tc>
@@ -3403,8 +3242,8 @@
               <w:rPr>
                 <w:rFonts w:ascii="맑은 고딕" w:eastAsia="맑은 고딕" w:hAnsi="맑은 고딕" w:cs="맑은 고딕"/>
                 <w:color w:val="000000"/>
-                <w:sz w:val="20"/>
-                <w:szCs w:val="20"/>
+                <w:sz w:val="18"/>
+                <w:szCs w:val="18"/>
               </w:rPr>
             </w:pPr>
             <w:r>
@@ -3414,27 +3253,7 @@
                 <w:sz w:val="20"/>
                 <w:szCs w:val="20"/>
               </w:rPr>
-              <w:t xml:space="preserve">비즈니스 </w:t>
-            </w:r>
-            <w:proofErr w:type="spellStart"/>
-            <w:r>
-              <w:rPr>
-                <w:rFonts w:ascii="맑은 고딕" w:eastAsia="맑은 고딕" w:hAnsi="맑은 고딕" w:cs="맑은 고딕" w:hint="eastAsia"/>
-                <w:color w:val="000000"/>
-                <w:sz w:val="20"/>
-                <w:szCs w:val="20"/>
-              </w:rPr>
-              <w:t>유스케이스</w:t>
-            </w:r>
-            <w:proofErr w:type="spellEnd"/>
-            <w:r>
-              <w:rPr>
-                <w:rFonts w:ascii="맑은 고딕" w:eastAsia="맑은 고딕" w:hAnsi="맑은 고딕" w:cs="맑은 고딕" w:hint="eastAsia"/>
-                <w:color w:val="000000"/>
-                <w:sz w:val="20"/>
-                <w:szCs w:val="20"/>
-              </w:rPr>
-              <w:t xml:space="preserve"> 목록 수정/활동 다이어그램 추가/객체 다이어그램 및 목록 수정</w:t>
+              <w:t>활동 다이어그램 식별자 부여</w:t>
             </w:r>
           </w:p>
         </w:tc>
@@ -3456,8 +3275,8 @@
               <w:rPr>
                 <w:rFonts w:ascii="맑은 고딕" w:eastAsia="맑은 고딕" w:hAnsi="맑은 고딕" w:cs="맑은 고딕"/>
                 <w:color w:val="000000"/>
-                <w:sz w:val="20"/>
-                <w:szCs w:val="20"/>
+                <w:sz w:val="18"/>
+                <w:szCs w:val="18"/>
               </w:rPr>
             </w:pPr>
             <w:r>
@@ -3505,7 +3324,7 @@
                 <w:sz w:val="20"/>
                 <w:szCs w:val="20"/>
               </w:rPr>
-              <w:t>0.3</w:t>
+              <w:t>0.4</w:t>
             </w:r>
           </w:p>
         </w:tc>
@@ -3538,7 +3357,7 @@
                 <w:sz w:val="20"/>
                 <w:szCs w:val="20"/>
               </w:rPr>
-              <w:t>2026. 04. 13</w:t>
+              <w:t>2026. 04. 14</w:t>
             </w:r>
           </w:p>
         </w:tc>
@@ -3571,7 +3390,7 @@
                 <w:sz w:val="20"/>
                 <w:szCs w:val="20"/>
               </w:rPr>
-              <w:t>김민성</w:t>
+              <w:t>임효진</w:t>
             </w:r>
           </w:p>
         </w:tc>
@@ -3604,27 +3423,7 @@
                 <w:sz w:val="20"/>
                 <w:szCs w:val="20"/>
               </w:rPr>
-              <w:t xml:space="preserve">비즈니스 </w:t>
-            </w:r>
-            <w:proofErr w:type="spellStart"/>
-            <w:r>
-              <w:rPr>
-                <w:rFonts w:ascii="맑은 고딕" w:eastAsia="맑은 고딕" w:hAnsi="맑은 고딕" w:cs="맑은 고딕" w:hint="eastAsia"/>
-                <w:color w:val="000000"/>
-                <w:sz w:val="20"/>
-                <w:szCs w:val="20"/>
-              </w:rPr>
-              <w:t>유스케이스</w:t>
-            </w:r>
-            <w:proofErr w:type="spellEnd"/>
-            <w:r>
-              <w:rPr>
-                <w:rFonts w:ascii="맑은 고딕" w:eastAsia="맑은 고딕" w:hAnsi="맑은 고딕" w:cs="맑은 고딕" w:hint="eastAsia"/>
-                <w:color w:val="000000"/>
-                <w:sz w:val="20"/>
-                <w:szCs w:val="20"/>
-              </w:rPr>
-              <w:t xml:space="preserve"> 시나리오 수정</w:t>
+              <w:t>비즈니스 유스케이스 목록 수정/활동 다이어그램 추가/객체 다이어그램 및 목록 수정</w:t>
             </w:r>
           </w:p>
         </w:tc>
@@ -3664,7 +3463,7 @@
       </w:tr>
       <w:tr>
         <w:trPr>
-          <w:trHeight w:val="454"/>
+          <w:trHeight w:val="452"/>
         </w:trPr>
         <w:tc>
           <w:tcPr>
@@ -3695,7 +3494,7 @@
                 <w:sz w:val="20"/>
                 <w:szCs w:val="20"/>
               </w:rPr>
-              <w:t>0.2</w:t>
+              <w:t>0.3</w:t>
             </w:r>
           </w:p>
         </w:tc>
@@ -3728,7 +3527,7 @@
                 <w:sz w:val="20"/>
                 <w:szCs w:val="20"/>
               </w:rPr>
-              <w:t>2026. 04. 11</w:t>
+              <w:t>2026. 04. 13</w:t>
             </w:r>
           </w:p>
         </w:tc>
@@ -3754,7 +3553,6 @@
                 <w:szCs w:val="20"/>
               </w:rPr>
             </w:pPr>
-            <w:proofErr w:type="spellStart"/>
             <w:r>
               <w:rPr>
                 <w:rFonts w:ascii="맑은 고딕" w:eastAsia="맑은 고딕" w:hAnsi="맑은 고딕" w:cs="맑은 고딕" w:hint="eastAsia"/>
@@ -3762,9 +3560,8 @@
                 <w:sz w:val="20"/>
                 <w:szCs w:val="20"/>
               </w:rPr>
-              <w:t>임효진</w:t>
-            </w:r>
-            <w:proofErr w:type="spellEnd"/>
+              <w:t>김민성</w:t>
+            </w:r>
           </w:p>
         </w:tc>
         <w:tc>
@@ -3796,36 +3593,7 @@
                 <w:sz w:val="20"/>
                 <w:szCs w:val="20"/>
               </w:rPr>
-              <w:t>BM 문서 수정</w:t>
-            </w:r>
-            <w:r>
-              <w:rPr>
-                <w:rFonts w:ascii="맑은 고딕" w:eastAsia="맑은 고딕" w:hAnsi="맑은 고딕" w:cs="맑은 고딕" w:hint="eastAsia"/>
-                <w:color w:val="000000"/>
-                <w:sz w:val="20"/>
-                <w:szCs w:val="20"/>
-              </w:rPr>
-              <w:t xml:space="preserve">(비즈니스 </w:t>
-            </w:r>
-            <w:proofErr w:type="spellStart"/>
-            <w:r>
-              <w:rPr>
-                <w:rFonts w:ascii="맑은 고딕" w:eastAsia="맑은 고딕" w:hAnsi="맑은 고딕" w:cs="맑은 고딕" w:hint="eastAsia"/>
-                <w:color w:val="000000"/>
-                <w:sz w:val="20"/>
-                <w:szCs w:val="20"/>
-              </w:rPr>
-              <w:t>유스케이스</w:t>
-            </w:r>
-            <w:proofErr w:type="spellEnd"/>
-            <w:r>
-              <w:rPr>
-                <w:rFonts w:ascii="맑은 고딕" w:eastAsia="맑은 고딕" w:hAnsi="맑은 고딕" w:cs="맑은 고딕" w:hint="eastAsia"/>
-                <w:color w:val="000000"/>
-                <w:sz w:val="20"/>
-                <w:szCs w:val="20"/>
-              </w:rPr>
-              <w:t xml:space="preserve"> 다이어그램, 목록)</w:t>
+              <w:t>비즈니스 유스케이스 시나리오 수정</w:t>
             </w:r>
           </w:p>
         </w:tc>
@@ -3865,7 +3633,7 @@
       </w:tr>
       <w:tr>
         <w:trPr>
-          <w:trHeight w:val="60"/>
+          <w:trHeight w:val="454"/>
         </w:trPr>
         <w:tc>
           <w:tcPr>
@@ -3891,12 +3659,12 @@
             </w:pPr>
             <w:r>
               <w:rPr>
-                <w:rFonts w:ascii="맑은 고딕" w:eastAsia="맑은 고딕" w:hAnsi="맑은 고딕" w:cs="맑은 고딕"/>
+                <w:rFonts w:ascii="맑은 고딕" w:eastAsia="맑은 고딕" w:hAnsi="맑은 고딕" w:cs="맑은 고딕" w:hint="eastAsia"/>
                 <w:color w:val="000000"/>
                 <w:sz w:val="20"/>
                 <w:szCs w:val="20"/>
               </w:rPr>
-              <w:t>0.1</w:t>
+              <w:t>0.2</w:t>
             </w:r>
           </w:p>
         </w:tc>
@@ -3924,57 +3692,12 @@
             </w:pPr>
             <w:r>
               <w:rPr>
-                <w:rFonts w:ascii="맑은 고딕" w:eastAsia="맑은 고딕" w:hAnsi="맑은 고딕" w:cs="맑은 고딕"/>
-                <w:color w:val="000000"/>
-                <w:sz w:val="20"/>
-                <w:szCs w:val="20"/>
-              </w:rPr>
-              <w:t>202</w:t>
-            </w:r>
-            <w:r>
-              <w:rPr>
                 <w:rFonts w:ascii="맑은 고딕" w:eastAsia="맑은 고딕" w:hAnsi="맑은 고딕" w:cs="맑은 고딕" w:hint="eastAsia"/>
                 <w:color w:val="000000"/>
                 <w:sz w:val="20"/>
                 <w:szCs w:val="20"/>
               </w:rPr>
-              <w:t>6</w:t>
-            </w:r>
-            <w:r>
-              <w:rPr>
-                <w:rFonts w:ascii="맑은 고딕" w:eastAsia="맑은 고딕" w:hAnsi="맑은 고딕" w:cs="맑은 고딕"/>
-                <w:color w:val="000000"/>
-                <w:sz w:val="20"/>
-                <w:szCs w:val="20"/>
-              </w:rPr>
-              <w:t>. 0</w:t>
-            </w:r>
-            <w:r>
-              <w:rPr>
-                <w:rFonts w:ascii="맑은 고딕" w:eastAsia="맑은 고딕" w:hAnsi="맑은 고딕" w:cs="맑은 고딕" w:hint="eastAsia"/>
-                <w:color w:val="000000"/>
-                <w:sz w:val="20"/>
-                <w:szCs w:val="20"/>
-              </w:rPr>
-              <w:t>4</w:t>
-            </w:r>
-            <w:r>
-              <w:rPr>
-                <w:rFonts w:ascii="맑은 고딕" w:eastAsia="맑은 고딕" w:hAnsi="맑은 고딕" w:cs="맑은 고딕"/>
-                <w:color w:val="000000"/>
-                <w:sz w:val="20"/>
-                <w:szCs w:val="20"/>
-              </w:rPr>
-              <w:t xml:space="preserve">. </w:t>
-            </w:r>
-            <w:r>
-              <w:rPr>
-                <w:rFonts w:ascii="맑은 고딕" w:eastAsia="맑은 고딕" w:hAnsi="맑은 고딕" w:cs="맑은 고딕" w:hint="eastAsia"/>
-                <w:color w:val="000000"/>
-                <w:sz w:val="20"/>
-                <w:szCs w:val="20"/>
-              </w:rPr>
-              <w:t>09</w:t>
+              <w:t>2026. 04. 11</w:t>
             </w:r>
           </w:p>
         </w:tc>
@@ -4000,7 +3723,6 @@
                 <w:szCs w:val="20"/>
               </w:rPr>
             </w:pPr>
-            <w:proofErr w:type="spellStart"/>
             <w:r>
               <w:rPr>
                 <w:rFonts w:ascii="맑은 고딕" w:eastAsia="맑은 고딕" w:hAnsi="맑은 고딕" w:cs="맑은 고딕" w:hint="eastAsia"/>
@@ -4010,7 +3732,230 @@
               </w:rPr>
               <w:t>임효진</w:t>
             </w:r>
-            <w:proofErr w:type="spellEnd"/>
+          </w:p>
+        </w:tc>
+        <w:tc>
+          <w:tcPr>
+            <w:tcW w:w="3211" w:type="dxa"/>
+            <w:vAlign w:val="center"/>
+          </w:tcPr>
+          <w:p>
+            <w:pPr>
+              <w:pBdr>
+                <w:top w:val="nil"/>
+                <w:left w:val="nil"/>
+                <w:bottom w:val="nil"/>
+                <w:right w:val="nil"/>
+                <w:between w:val="nil"/>
+              </w:pBdr>
+              <w:jc w:val="center"/>
+              <w:rPr>
+                <w:rFonts w:ascii="맑은 고딕" w:eastAsia="맑은 고딕" w:hAnsi="맑은 고딕" w:cs="맑은 고딕"/>
+                <w:color w:val="000000"/>
+                <w:sz w:val="20"/>
+                <w:szCs w:val="20"/>
+              </w:rPr>
+            </w:pPr>
+            <w:r>
+              <w:rPr>
+                <w:rFonts w:ascii="맑은 고딕" w:eastAsia="맑은 고딕" w:hAnsi="맑은 고딕" w:cs="맑은 고딕" w:hint="eastAsia"/>
+                <w:color w:val="000000"/>
+                <w:sz w:val="20"/>
+                <w:szCs w:val="20"/>
+              </w:rPr>
+              <w:t>BM 문서 수정</w:t>
+            </w:r>
+            <w:r>
+              <w:rPr>
+                <w:rFonts w:ascii="맑은 고딕" w:eastAsia="맑은 고딕" w:hAnsi="맑은 고딕" w:cs="맑은 고딕" w:hint="eastAsia"/>
+                <w:color w:val="000000"/>
+                <w:sz w:val="20"/>
+                <w:szCs w:val="20"/>
+              </w:rPr>
+              <w:t>(비즈니스 유스케이스 다이어그램, 목록)</w:t>
+            </w:r>
+          </w:p>
+        </w:tc>
+        <w:tc>
+          <w:tcPr>
+            <w:tcW w:w="2009" w:type="dxa"/>
+            <w:vAlign w:val="center"/>
+          </w:tcPr>
+          <w:p>
+            <w:pPr>
+              <w:pBdr>
+                <w:top w:val="nil"/>
+                <w:left w:val="nil"/>
+                <w:bottom w:val="nil"/>
+                <w:right w:val="nil"/>
+                <w:between w:val="nil"/>
+              </w:pBdr>
+              <w:jc w:val="center"/>
+              <w:rPr>
+                <w:rFonts w:ascii="맑은 고딕" w:eastAsia="맑은 고딕" w:hAnsi="맑은 고딕" w:cs="맑은 고딕"/>
+                <w:color w:val="000000"/>
+                <w:sz w:val="20"/>
+                <w:szCs w:val="20"/>
+              </w:rPr>
+            </w:pPr>
+            <w:r>
+              <w:rPr>
+                <w:rFonts w:ascii="맑은 고딕" w:eastAsia="맑은 고딕" w:hAnsi="맑은 고딕" w:cs="맑은 고딕" w:hint="eastAsia"/>
+                <w:color w:val="000000"/>
+                <w:sz w:val="20"/>
+                <w:szCs w:val="20"/>
+              </w:rPr>
+              <w:t>고객 대표 서명(인)</w:t>
+            </w:r>
+          </w:p>
+        </w:tc>
+      </w:tr>
+      <w:tr>
+        <w:trPr>
+          <w:trHeight w:val="60"/>
+        </w:trPr>
+        <w:tc>
+          <w:tcPr>
+            <w:tcW w:w="510" w:type="dxa"/>
+            <w:vAlign w:val="center"/>
+          </w:tcPr>
+          <w:p>
+            <w:pPr>
+              <w:pBdr>
+                <w:top w:val="nil"/>
+                <w:left w:val="nil"/>
+                <w:bottom w:val="nil"/>
+                <w:right w:val="nil"/>
+                <w:between w:val="nil"/>
+              </w:pBdr>
+              <w:jc w:val="center"/>
+              <w:rPr>
+                <w:rFonts w:ascii="맑은 고딕" w:eastAsia="맑은 고딕" w:hAnsi="맑은 고딕" w:cs="맑은 고딕"/>
+                <w:color w:val="000000"/>
+                <w:sz w:val="20"/>
+                <w:szCs w:val="20"/>
+              </w:rPr>
+            </w:pPr>
+            <w:r>
+              <w:rPr>
+                <w:rFonts w:ascii="맑은 고딕" w:eastAsia="맑은 고딕" w:hAnsi="맑은 고딕" w:cs="맑은 고딕"/>
+                <w:color w:val="000000"/>
+                <w:sz w:val="20"/>
+                <w:szCs w:val="20"/>
+              </w:rPr>
+              <w:t>0.1</w:t>
+            </w:r>
+          </w:p>
+        </w:tc>
+        <w:tc>
+          <w:tcPr>
+            <w:tcW w:w="1260" w:type="dxa"/>
+            <w:vAlign w:val="center"/>
+          </w:tcPr>
+          <w:p>
+            <w:pPr>
+              <w:pBdr>
+                <w:top w:val="nil"/>
+                <w:left w:val="nil"/>
+                <w:bottom w:val="nil"/>
+                <w:right w:val="nil"/>
+                <w:between w:val="nil"/>
+              </w:pBdr>
+              <w:jc w:val="center"/>
+              <w:rPr>
+                <w:rFonts w:ascii="맑은 고딕" w:eastAsia="맑은 고딕" w:hAnsi="맑은 고딕" w:cs="맑은 고딕"/>
+                <w:color w:val="000000"/>
+                <w:sz w:val="20"/>
+                <w:szCs w:val="20"/>
+              </w:rPr>
+            </w:pPr>
+            <w:r>
+              <w:rPr>
+                <w:rFonts w:ascii="맑은 고딕" w:eastAsia="맑은 고딕" w:hAnsi="맑은 고딕" w:cs="맑은 고딕"/>
+                <w:color w:val="000000"/>
+                <w:sz w:val="20"/>
+                <w:szCs w:val="20"/>
+              </w:rPr>
+              <w:t>202</w:t>
+            </w:r>
+            <w:r>
+              <w:rPr>
+                <w:rFonts w:ascii="맑은 고딕" w:eastAsia="맑은 고딕" w:hAnsi="맑은 고딕" w:cs="맑은 고딕" w:hint="eastAsia"/>
+                <w:color w:val="000000"/>
+                <w:sz w:val="20"/>
+                <w:szCs w:val="20"/>
+              </w:rPr>
+              <w:t>6</w:t>
+            </w:r>
+            <w:r>
+              <w:rPr>
+                <w:rFonts w:ascii="맑은 고딕" w:eastAsia="맑은 고딕" w:hAnsi="맑은 고딕" w:cs="맑은 고딕"/>
+                <w:color w:val="000000"/>
+                <w:sz w:val="20"/>
+                <w:szCs w:val="20"/>
+              </w:rPr>
+              <w:t>. 0</w:t>
+            </w:r>
+            <w:r>
+              <w:rPr>
+                <w:rFonts w:ascii="맑은 고딕" w:eastAsia="맑은 고딕" w:hAnsi="맑은 고딕" w:cs="맑은 고딕" w:hint="eastAsia"/>
+                <w:color w:val="000000"/>
+                <w:sz w:val="20"/>
+                <w:szCs w:val="20"/>
+              </w:rPr>
+              <w:t>4</w:t>
+            </w:r>
+            <w:r>
+              <w:rPr>
+                <w:rFonts w:ascii="맑은 고딕" w:eastAsia="맑은 고딕" w:hAnsi="맑은 고딕" w:cs="맑은 고딕"/>
+                <w:color w:val="000000"/>
+                <w:sz w:val="20"/>
+                <w:szCs w:val="20"/>
+              </w:rPr>
+              <w:t xml:space="preserve">. </w:t>
+            </w:r>
+            <w:r>
+              <w:rPr>
+                <w:rFonts w:ascii="맑은 고딕" w:eastAsia="맑은 고딕" w:hAnsi="맑은 고딕" w:cs="맑은 고딕" w:hint="eastAsia"/>
+                <w:color w:val="000000"/>
+                <w:sz w:val="20"/>
+                <w:szCs w:val="20"/>
+              </w:rPr>
+              <w:t>09</w:t>
+            </w:r>
+          </w:p>
+        </w:tc>
+        <w:tc>
+          <w:tcPr>
+            <w:tcW w:w="1560" w:type="dxa"/>
+            <w:vAlign w:val="center"/>
+          </w:tcPr>
+          <w:p>
+            <w:pPr>
+              <w:pBdr>
+                <w:top w:val="nil"/>
+                <w:left w:val="nil"/>
+                <w:bottom w:val="nil"/>
+                <w:right w:val="nil"/>
+                <w:between w:val="nil"/>
+              </w:pBdr>
+              <w:jc w:val="center"/>
+              <w:rPr>
+                <w:rFonts w:ascii="맑은 고딕" w:eastAsia="맑은 고딕" w:hAnsi="맑은 고딕" w:cs="맑은 고딕"/>
+                <w:color w:val="000000"/>
+                <w:sz w:val="20"/>
+                <w:szCs w:val="20"/>
+              </w:rPr>
+            </w:pPr>
+            <w:r>
+              <w:rPr>
+                <w:rFonts w:ascii="맑은 고딕" w:eastAsia="맑은 고딕" w:hAnsi="맑은 고딕" w:cs="맑은 고딕" w:hint="eastAsia"/>
+                <w:color w:val="000000"/>
+                <w:sz w:val="20"/>
+                <w:szCs w:val="20"/>
+              </w:rPr>
+              <w:t>임효진</w:t>
+            </w:r>
           </w:p>
         </w:tc>
         <w:tc>
@@ -4317,43 +4262,7 @@
           <w:sz w:val="28"/>
           <w:szCs w:val="28"/>
         </w:rPr>
-        <w:t xml:space="preserve">1. 비즈니스 </w:t>
-      </w:r>
-      <w:proofErr w:type="spellStart"/>
-      <w:r>
-        <w:rPr>
-          <w:rFonts w:ascii="맑은 고딕" w:eastAsia="맑은 고딕" w:hAnsi="맑은 고딕" w:cs="맑은 고딕"/>
-          <w:sz w:val="28"/>
-          <w:szCs w:val="28"/>
-        </w:rPr>
-        <w:t>유스케이스</w:t>
-      </w:r>
-      <w:proofErr w:type="spellEnd"/>
-      <w:r>
-        <w:rPr>
-          <w:rFonts w:ascii="맑은 고딕" w:eastAsia="맑은 고딕" w:hAnsi="맑은 고딕" w:cs="맑은 고딕"/>
-          <w:sz w:val="28"/>
-          <w:szCs w:val="28"/>
-        </w:rPr>
-        <w:t xml:space="preserve"> 다이어그램………………………………………</w:t>
-      </w:r>
-      <w:proofErr w:type="gramStart"/>
-      <w:r>
-        <w:rPr>
-          <w:rFonts w:ascii="맑은 고딕" w:eastAsia="맑은 고딕" w:hAnsi="맑은 고딕" w:cs="맑은 고딕"/>
-          <w:sz w:val="28"/>
-          <w:szCs w:val="28"/>
-        </w:rPr>
-        <w:t>……...</w:t>
-      </w:r>
-      <w:proofErr w:type="gramEnd"/>
-      <w:r>
-        <w:rPr>
-          <w:rFonts w:ascii="맑은 고딕" w:eastAsia="맑은 고딕" w:hAnsi="맑은 고딕" w:cs="맑은 고딕"/>
-          <w:sz w:val="28"/>
-          <w:szCs w:val="28"/>
-        </w:rPr>
-        <w:t>4</w:t>
+        <w:t>1. 비즈니스 유스케이스 다이어그램……………………………………………...4</w:t>
       </w:r>
     </w:p>
     <w:p>
@@ -4375,36 +4284,8 @@
           <w:sz w:val="28"/>
           <w:szCs w:val="28"/>
         </w:rPr>
-        <w:t xml:space="preserve">2. 비즈니스 </w:t>
+        <w:t>2. 비즈니스 유스케이스 목록………………………………………………………...</w:t>
       </w:r>
-      <w:proofErr w:type="spellStart"/>
-      <w:r>
-        <w:rPr>
-          <w:rFonts w:ascii="맑은 고딕" w:eastAsia="맑은 고딕" w:hAnsi="맑은 고딕" w:cs="맑은 고딕"/>
-          <w:sz w:val="28"/>
-          <w:szCs w:val="28"/>
-        </w:rPr>
-        <w:t>유스케이스</w:t>
-      </w:r>
-      <w:proofErr w:type="spellEnd"/>
-      <w:r>
-        <w:rPr>
-          <w:rFonts w:ascii="맑은 고딕" w:eastAsia="맑은 고딕" w:hAnsi="맑은 고딕" w:cs="맑은 고딕"/>
-          <w:sz w:val="28"/>
-          <w:szCs w:val="28"/>
-        </w:rPr>
-        <w:t xml:space="preserve"> 목록…………………………………………………</w:t>
-      </w:r>
-      <w:proofErr w:type="gramStart"/>
-      <w:r>
-        <w:rPr>
-          <w:rFonts w:ascii="맑은 고딕" w:eastAsia="맑은 고딕" w:hAnsi="맑은 고딕" w:cs="맑은 고딕"/>
-          <w:sz w:val="28"/>
-          <w:szCs w:val="28"/>
-        </w:rPr>
-        <w:t>……...</w:t>
-      </w:r>
-      <w:proofErr w:type="gramEnd"/>
       <w:r>
         <w:rPr>
           <w:rFonts w:ascii="맑은 고딕" w:eastAsia="맑은 고딕" w:hAnsi="맑은 고딕" w:cs="맑은 고딕" w:hint="eastAsia"/>
@@ -4433,25 +4314,7 @@
           <w:sz w:val="28"/>
           <w:szCs w:val="28"/>
         </w:rPr>
-        <w:t xml:space="preserve">3. 비즈니스 </w:t>
-      </w:r>
-      <w:proofErr w:type="spellStart"/>
-      <w:r>
-        <w:rPr>
-          <w:rFonts w:ascii="맑은 고딕" w:eastAsia="맑은 고딕" w:hAnsi="맑은 고딕" w:cs="맑은 고딕"/>
-          <w:sz w:val="28"/>
-          <w:szCs w:val="28"/>
-        </w:rPr>
-        <w:t>유스케이스</w:t>
-      </w:r>
-      <w:proofErr w:type="spellEnd"/>
-      <w:r>
-        <w:rPr>
-          <w:rFonts w:ascii="맑은 고딕" w:eastAsia="맑은 고딕" w:hAnsi="맑은 고딕" w:cs="맑은 고딕"/>
-          <w:sz w:val="28"/>
-          <w:szCs w:val="28"/>
-        </w:rPr>
-        <w:t xml:space="preserve"> 시나리오…………………………………………………</w:t>
+        <w:t>3. 비즈니스 유스케이스 시나리오…………………………………………………</w:t>
       </w:r>
       <w:r>
         <w:rPr>
@@ -4565,54 +4428,8 @@
           <w:sz w:val="28"/>
           <w:szCs w:val="28"/>
         </w:rPr>
-        <w:t xml:space="preserve">. 비즈니스 </w:t>
+        <w:t>. 비즈니스 객체/ 관계 목록/ 설명……………………………………………..</w:t>
       </w:r>
-      <w:proofErr w:type="gramStart"/>
-      <w:r>
-        <w:rPr>
-          <w:rFonts w:ascii="맑은 고딕" w:eastAsia="맑은 고딕" w:hAnsi="맑은 고딕" w:cs="맑은 고딕"/>
-          <w:sz w:val="28"/>
-          <w:szCs w:val="28"/>
-        </w:rPr>
-        <w:t>객체/ 관계</w:t>
-      </w:r>
-      <w:proofErr w:type="gramEnd"/>
-      <w:r>
-        <w:rPr>
-          <w:rFonts w:ascii="맑은 고딕" w:eastAsia="맑은 고딕" w:hAnsi="맑은 고딕" w:cs="맑은 고딕"/>
-          <w:sz w:val="28"/>
-          <w:szCs w:val="28"/>
-        </w:rPr>
-        <w:t xml:space="preserve"> </w:t>
-      </w:r>
-      <w:proofErr w:type="gramStart"/>
-      <w:r>
-        <w:rPr>
-          <w:rFonts w:ascii="맑은 고딕" w:eastAsia="맑은 고딕" w:hAnsi="맑은 고딕" w:cs="맑은 고딕"/>
-          <w:sz w:val="28"/>
-          <w:szCs w:val="28"/>
-        </w:rPr>
-        <w:t>목록/ 설명</w:t>
-      </w:r>
-      <w:proofErr w:type="gramEnd"/>
-      <w:r>
-        <w:rPr>
-          <w:rFonts w:ascii="맑은 고딕" w:eastAsia="맑은 고딕" w:hAnsi="맑은 고딕" w:cs="맑은 고딕"/>
-          <w:sz w:val="28"/>
-          <w:szCs w:val="28"/>
-        </w:rPr>
-        <w:t>………………………………………</w:t>
-      </w:r>
-      <w:proofErr w:type="gramStart"/>
-      <w:r>
-        <w:rPr>
-          <w:rFonts w:ascii="맑은 고딕" w:eastAsia="맑은 고딕" w:hAnsi="맑은 고딕" w:cs="맑은 고딕"/>
-          <w:sz w:val="28"/>
-          <w:szCs w:val="28"/>
-        </w:rPr>
-        <w:t>……..</w:t>
-      </w:r>
-      <w:proofErr w:type="gramEnd"/>
       <w:r>
         <w:rPr>
           <w:rFonts w:ascii="맑은 고딕" w:eastAsia="맑은 고딕" w:hAnsi="맑은 고딕" w:cs="맑은 고딕" w:hint="eastAsia"/>
@@ -4689,23 +4506,7 @@
           <w:b/>
         </w:rPr>
         <w:lastRenderedPageBreak/>
-        <w:t xml:space="preserve">비즈니스 </w:t>
-      </w:r>
-      <w:proofErr w:type="spellStart"/>
-      <w:r>
-        <w:rPr>
-          <w:rFonts w:ascii="맑은 고딕" w:eastAsia="맑은 고딕" w:hAnsi="맑은 고딕" w:cs="맑은 고딕"/>
-          <w:b/>
-        </w:rPr>
-        <w:t>유스케이스</w:t>
-      </w:r>
-      <w:proofErr w:type="spellEnd"/>
-      <w:r>
-        <w:rPr>
-          <w:rFonts w:ascii="맑은 고딕" w:eastAsia="맑은 고딕" w:hAnsi="맑은 고딕" w:cs="맑은 고딕"/>
-          <w:b/>
-        </w:rPr>
-        <w:t xml:space="preserve"> 다이어그램</w:t>
+        <w:t>비즈니스 유스케이스 다이어그램</w:t>
       </w:r>
     </w:p>
     <w:p>
@@ -4718,7 +4519,6 @@
           <w:color w:val="00B0F0"/>
         </w:rPr>
       </w:pPr>
-      <w:proofErr w:type="spellStart"/>
       <w:r>
         <w:rPr>
           <w:rFonts w:ascii="나눔고딕 ExtraBold" w:eastAsia="나눔고딕 ExtraBold" w:hAnsi="나눔고딕 ExtraBold" w:cs="나눔고딕 ExtraBold" w:hint="eastAsia"/>
@@ -4726,29 +4526,12 @@
         </w:rPr>
         <w:t>플래시톡</w:t>
       </w:r>
-      <w:proofErr w:type="spellEnd"/>
       <w:r>
         <w:rPr>
           <w:rFonts w:ascii="나눔고딕 ExtraBold" w:eastAsia="나눔고딕 ExtraBold" w:hAnsi="나눔고딕 ExtraBold" w:cs="나눔고딕 ExtraBold"/>
           <w:color w:val="00B0F0"/>
         </w:rPr>
-        <w:t xml:space="preserve"> 시스템 </w:t>
-      </w:r>
-      <w:proofErr w:type="spellStart"/>
-      <w:r>
-        <w:rPr>
-          <w:rFonts w:ascii="나눔고딕 ExtraBold" w:eastAsia="나눔고딕 ExtraBold" w:hAnsi="나눔고딕 ExtraBold" w:cs="나눔고딕 ExtraBold"/>
-          <w:color w:val="00B0F0"/>
-        </w:rPr>
-        <w:t>유스케이스</w:t>
-      </w:r>
-      <w:proofErr w:type="spellEnd"/>
-      <w:r>
-        <w:rPr>
-          <w:rFonts w:ascii="나눔고딕 ExtraBold" w:eastAsia="나눔고딕 ExtraBold" w:hAnsi="나눔고딕 ExtraBold" w:cs="나눔고딕 ExtraBold"/>
-          <w:color w:val="00B0F0"/>
-        </w:rPr>
-        <w:t xml:space="preserve"> 다이어그램</w:t>
+        <w:t xml:space="preserve"> 시스템 유스케이스 다이어그램</w:t>
       </w:r>
     </w:p>
     <w:tbl>
@@ -4949,23 +4732,7 @@
           <w:b/>
         </w:rPr>
         <w:lastRenderedPageBreak/>
-        <w:t xml:space="preserve">비즈니스 </w:t>
-      </w:r>
-      <w:proofErr w:type="spellStart"/>
-      <w:r>
-        <w:rPr>
-          <w:rFonts w:ascii="맑은 고딕" w:eastAsia="맑은 고딕" w:hAnsi="맑은 고딕" w:cs="맑은 고딕"/>
-          <w:b/>
-        </w:rPr>
-        <w:t>유스케이스</w:t>
-      </w:r>
-      <w:proofErr w:type="spellEnd"/>
-      <w:r>
-        <w:rPr>
-          <w:rFonts w:ascii="맑은 고딕" w:eastAsia="맑은 고딕" w:hAnsi="맑은 고딕" w:cs="맑은 고딕"/>
-          <w:b/>
-        </w:rPr>
-        <w:t xml:space="preserve"> 목록</w:t>
+        <w:t>비즈니스 유스케이스 목록</w:t>
       </w:r>
     </w:p>
     <w:p>
@@ -4986,7 +4753,6 @@
           <w:color w:val="00B0F0"/>
         </w:rPr>
       </w:pPr>
-      <w:proofErr w:type="spellStart"/>
       <w:r>
         <w:rPr>
           <w:rFonts w:ascii="맑은 고딕" w:eastAsia="맑은 고딕" w:hAnsi="맑은 고딕" w:cs="맑은 고딕" w:hint="eastAsia"/>
@@ -4995,7 +4761,6 @@
         </w:rPr>
         <w:t>플래시톡</w:t>
       </w:r>
-      <w:proofErr w:type="spellEnd"/>
       <w:r>
         <w:rPr>
           <w:rFonts w:ascii="나눔고딕 ExtraBold" w:eastAsia="나눔고딕 ExtraBold" w:hAnsi="나눔고딕 ExtraBold" w:cs="나눔고딕 ExtraBold"/>
@@ -5020,7 +4785,6 @@
         </w:rPr>
         <w:t xml:space="preserve">- </w:t>
       </w:r>
-      <w:proofErr w:type="spellStart"/>
       <w:r>
         <w:rPr>
           <w:rFonts w:ascii="맑은 고딕" w:eastAsia="맑은 고딕" w:hAnsi="맑은 고딕" w:cs="맑은 고딕"/>
@@ -5029,7 +4793,6 @@
         </w:rPr>
         <w:t>유스케이스</w:t>
       </w:r>
-      <w:proofErr w:type="spellEnd"/>
       <w:r>
         <w:rPr>
           <w:rFonts w:ascii="나눔고딕 ExtraBold" w:eastAsia="나눔고딕 ExtraBold" w:hAnsi="나눔고딕 ExtraBold" w:cs="나눔고딕 ExtraBold"/>
@@ -5086,19 +4849,11 @@
                 <w:rFonts w:ascii="맑은 고딕" w:eastAsia="맑은 고딕" w:hAnsi="맑은 고딕" w:cs="맑은 고딕"/>
               </w:rPr>
             </w:pPr>
-            <w:proofErr w:type="spellStart"/>
-            <w:r>
-              <w:rPr>
-                <w:rFonts w:ascii="맑은 고딕" w:eastAsia="맑은 고딕" w:hAnsi="맑은 고딕" w:cs="맑은 고딕"/>
-              </w:rPr>
-              <w:t>유스케이스</w:t>
-            </w:r>
-            <w:proofErr w:type="spellEnd"/>
-            <w:r>
-              <w:rPr>
-                <w:rFonts w:ascii="맑은 고딕" w:eastAsia="맑은 고딕" w:hAnsi="맑은 고딕" w:cs="맑은 고딕"/>
-              </w:rPr>
-              <w:t xml:space="preserve"> ID</w:t>
+            <w:r>
+              <w:rPr>
+                <w:rFonts w:ascii="맑은 고딕" w:eastAsia="맑은 고딕" w:hAnsi="맑은 고딕" w:cs="맑은 고딕"/>
+              </w:rPr>
+              <w:t>유스케이스 ID</w:t>
             </w:r>
           </w:p>
         </w:tc>
@@ -5113,19 +4868,11 @@
                 <w:rFonts w:ascii="맑은 고딕" w:eastAsia="맑은 고딕" w:hAnsi="맑은 고딕" w:cs="맑은 고딕"/>
               </w:rPr>
             </w:pPr>
-            <w:proofErr w:type="spellStart"/>
-            <w:r>
-              <w:rPr>
-                <w:rFonts w:ascii="맑은 고딕" w:eastAsia="맑은 고딕" w:hAnsi="맑은 고딕" w:cs="맑은 고딕"/>
-              </w:rPr>
-              <w:t>유스케이스</w:t>
-            </w:r>
-            <w:proofErr w:type="spellEnd"/>
-            <w:r>
-              <w:rPr>
-                <w:rFonts w:ascii="맑은 고딕" w:eastAsia="맑은 고딕" w:hAnsi="맑은 고딕" w:cs="맑은 고딕"/>
-              </w:rPr>
-              <w:t xml:space="preserve"> 명</w:t>
+            <w:r>
+              <w:rPr>
+                <w:rFonts w:ascii="맑은 고딕" w:eastAsia="맑은 고딕" w:hAnsi="맑은 고딕" w:cs="맑은 고딕"/>
+              </w:rPr>
+              <w:t>유스케이스 명</w:t>
             </w:r>
           </w:p>
         </w:tc>
@@ -5144,16 +4891,8 @@
               <w:rPr>
                 <w:rFonts w:ascii="맑은 고딕" w:eastAsia="맑은 고딕" w:hAnsi="맑은 고딕" w:cs="맑은 고딕"/>
               </w:rPr>
-              <w:t xml:space="preserve">주요 </w:t>
-            </w:r>
-            <w:proofErr w:type="spellStart"/>
-            <w:r>
-              <w:rPr>
-                <w:rFonts w:ascii="맑은 고딕" w:eastAsia="맑은 고딕" w:hAnsi="맑은 고딕" w:cs="맑은 고딕"/>
-              </w:rPr>
-              <w:t>액터</w:t>
-            </w:r>
-            <w:proofErr w:type="spellEnd"/>
+              <w:t>주요 액터</w:t>
+            </w:r>
           </w:p>
         </w:tc>
         <w:tc>
@@ -5970,16 +5709,8 @@
               <w:rPr>
                 <w:rFonts w:ascii="맑은 고딕" w:eastAsia="맑은 고딕" w:hAnsi="맑은 고딕" w:cs="맑은 고딕" w:hint="eastAsia"/>
               </w:rPr>
-              <w:t xml:space="preserve">AI </w:t>
-            </w:r>
-            <w:proofErr w:type="spellStart"/>
-            <w:r>
-              <w:rPr>
-                <w:rFonts w:ascii="맑은 고딕" w:eastAsia="맑은 고딕" w:hAnsi="맑은 고딕" w:cs="맑은 고딕" w:hint="eastAsia"/>
-              </w:rPr>
-              <w:t>챗봇</w:t>
-            </w:r>
-            <w:proofErr w:type="spellEnd"/>
+              <w:t>AI 챗봇</w:t>
+            </w:r>
           </w:p>
         </w:tc>
         <w:tc>
@@ -6276,23 +6007,7 @@
           <w:b/>
         </w:rPr>
         <w:lastRenderedPageBreak/>
-        <w:t xml:space="preserve">비즈니스 </w:t>
-      </w:r>
-      <w:proofErr w:type="spellStart"/>
-      <w:r>
-        <w:rPr>
-          <w:rFonts w:ascii="맑은 고딕" w:eastAsia="맑은 고딕" w:hAnsi="맑은 고딕" w:cs="맑은 고딕"/>
-          <w:b/>
-        </w:rPr>
-        <w:t>유스케이스</w:t>
-      </w:r>
-      <w:proofErr w:type="spellEnd"/>
-      <w:r>
-        <w:rPr>
-          <w:rFonts w:ascii="맑은 고딕" w:eastAsia="맑은 고딕" w:hAnsi="맑은 고딕" w:cs="맑은 고딕"/>
-          <w:b/>
-        </w:rPr>
-        <w:t xml:space="preserve"> 시나리오</w:t>
+        <w:t>비즈니스 유스케이스 시나리오</w:t>
       </w:r>
     </w:p>
     <w:p>
@@ -6306,7 +6021,6 @@
           <w:color w:val="00B0F0"/>
         </w:rPr>
       </w:pPr>
-      <w:proofErr w:type="spellStart"/>
       <w:r>
         <w:rPr>
           <w:rFonts w:ascii="나눔고딕 ExtraBold" w:eastAsia="나눔고딕 ExtraBold" w:hAnsi="나눔고딕 ExtraBold" w:cs="나눔고딕 ExtraBold" w:hint="eastAsia"/>
@@ -6315,32 +6029,13 @@
         </w:rPr>
         <w:t>플래시톡</w:t>
       </w:r>
-      <w:proofErr w:type="spellEnd"/>
       <w:r>
         <w:rPr>
           <w:rFonts w:ascii="나눔고딕 ExtraBold" w:eastAsia="나눔고딕 ExtraBold" w:hAnsi="나눔고딕 ExtraBold" w:cs="나눔고딕 ExtraBold"/>
           <w:b/>
           <w:color w:val="00B0F0"/>
         </w:rPr>
-        <w:t xml:space="preserve"> 시스템- </w:t>
-      </w:r>
-      <w:proofErr w:type="spellStart"/>
-      <w:r>
-        <w:rPr>
-          <w:rFonts w:ascii="나눔고딕 ExtraBold" w:eastAsia="나눔고딕 ExtraBold" w:hAnsi="나눔고딕 ExtraBold" w:cs="나눔고딕 ExtraBold"/>
-          <w:b/>
-          <w:color w:val="00B0F0"/>
-        </w:rPr>
-        <w:t>유스케이스</w:t>
-      </w:r>
-      <w:proofErr w:type="spellEnd"/>
-      <w:r>
-        <w:rPr>
-          <w:rFonts w:ascii="나눔고딕 ExtraBold" w:eastAsia="나눔고딕 ExtraBold" w:hAnsi="나눔고딕 ExtraBold" w:cs="나눔고딕 ExtraBold"/>
-          <w:b/>
-          <w:color w:val="00B0F0"/>
-        </w:rPr>
-        <w:t xml:space="preserve"> 시나리오</w:t>
+        <w:t xml:space="preserve"> 시스템- 유스케이스 시나리오</w:t>
       </w:r>
     </w:p>
     <w:p>
@@ -6626,14 +6321,12 @@
               </w:rPr>
               <w:t xml:space="preserve"> </w:t>
             </w:r>
-            <w:proofErr w:type="spellStart"/>
             <w:r>
               <w:rPr>
                 <w:b/>
               </w:rPr>
               <w:t>액터</w:t>
             </w:r>
-            <w:proofErr w:type="spellEnd"/>
           </w:p>
         </w:tc>
         <w:tc>
@@ -8093,14 +7786,12 @@
               </w:rPr>
               <w:t xml:space="preserve"> </w:t>
             </w:r>
-            <w:proofErr w:type="spellStart"/>
             <w:r>
               <w:rPr>
                 <w:b/>
               </w:rPr>
               <w:t>액터</w:t>
             </w:r>
-            <w:proofErr w:type="spellEnd"/>
           </w:p>
         </w:tc>
         <w:tc>
@@ -9402,14 +9093,12 @@
               </w:rPr>
               <w:t xml:space="preserve"> </w:t>
             </w:r>
-            <w:proofErr w:type="spellStart"/>
             <w:r>
               <w:rPr>
                 <w:b/>
               </w:rPr>
               <w:t>액터</w:t>
             </w:r>
-            <w:proofErr w:type="spellEnd"/>
           </w:p>
         </w:tc>
         <w:tc>
@@ -10788,14 +10477,12 @@
               </w:rPr>
               <w:t xml:space="preserve"> </w:t>
             </w:r>
-            <w:proofErr w:type="spellStart"/>
             <w:r>
               <w:rPr>
                 <w:b/>
               </w:rPr>
               <w:t>액터</w:t>
             </w:r>
-            <w:proofErr w:type="spellEnd"/>
           </w:p>
         </w:tc>
         <w:tc>
@@ -11753,14 +11440,12 @@
               </w:rPr>
               <w:t xml:space="preserve"> </w:t>
             </w:r>
-            <w:proofErr w:type="spellStart"/>
             <w:r>
               <w:rPr>
                 <w:b/>
               </w:rPr>
               <w:t>액터</w:t>
             </w:r>
-            <w:proofErr w:type="spellEnd"/>
           </w:p>
         </w:tc>
         <w:tc>
@@ -12743,14 +12428,12 @@
               </w:rPr>
               <w:t xml:space="preserve"> </w:t>
             </w:r>
-            <w:proofErr w:type="spellStart"/>
             <w:r>
               <w:rPr>
                 <w:b/>
               </w:rPr>
               <w:t>액터</w:t>
             </w:r>
-            <w:proofErr w:type="spellEnd"/>
           </w:p>
         </w:tc>
         <w:tc>
@@ -13644,7 +13327,6 @@
             <w:r>
               <w:t>“</w:t>
             </w:r>
-            <w:proofErr w:type="gramStart"/>
             <w:r>
               <w:rPr>
                 <w:rFonts w:hint="eastAsia"/>
@@ -13663,7 +13345,6 @@
               </w:rPr>
               <w:t>되지</w:t>
             </w:r>
-            <w:proofErr w:type="gramEnd"/>
             <w:r>
               <w:rPr>
                 <w:rFonts w:hint="eastAsia"/>
@@ -14161,14 +13842,12 @@
               </w:rPr>
               <w:t xml:space="preserve"> </w:t>
             </w:r>
-            <w:proofErr w:type="spellStart"/>
             <w:r>
               <w:rPr>
                 <w:b/>
               </w:rPr>
               <w:t>액터</w:t>
             </w:r>
-            <w:proofErr w:type="spellEnd"/>
           </w:p>
         </w:tc>
         <w:tc>
@@ -15503,14 +15182,12 @@
               </w:rPr>
               <w:t xml:space="preserve"> </w:t>
             </w:r>
-            <w:proofErr w:type="spellStart"/>
             <w:r>
               <w:rPr>
                 <w:b/>
               </w:rPr>
               <w:t>액터</w:t>
             </w:r>
-            <w:proofErr w:type="spellEnd"/>
           </w:p>
         </w:tc>
         <w:tc>
@@ -16691,14 +16368,12 @@
               </w:rPr>
               <w:t xml:space="preserve"> </w:t>
             </w:r>
-            <w:proofErr w:type="spellStart"/>
             <w:r>
               <w:rPr>
                 <w:b/>
               </w:rPr>
               <w:t>액터</w:t>
             </w:r>
-            <w:proofErr w:type="spellEnd"/>
           </w:p>
         </w:tc>
         <w:tc>
@@ -17630,7 +17305,6 @@
               </w:rPr>
               <w:t xml:space="preserve"> </w:t>
             </w:r>
-            <w:proofErr w:type="spellStart"/>
             <w:r>
               <w:rPr>
                 <w:rFonts w:hint="eastAsia"/>
@@ -17640,7 +17314,6 @@
             <w:r>
               <w:t>시키겠습니까</w:t>
             </w:r>
-            <w:proofErr w:type="spellEnd"/>
             <w:r>
               <w:rPr>
                 <w:rFonts w:hint="eastAsia"/>
@@ -17704,14 +17377,12 @@
             <w:r>
               <w:t>”</w:t>
             </w:r>
-            <w:proofErr w:type="spellStart"/>
             <w:r>
               <w:rPr>
                 <w:rFonts w:hint="eastAsia"/>
               </w:rPr>
               <w:t>를</w:t>
             </w:r>
-            <w:proofErr w:type="spellEnd"/>
             <w:r>
               <w:rPr>
                 <w:rFonts w:hint="eastAsia"/>
@@ -17742,7 +17413,6 @@
               </w:rPr>
               <w:t xml:space="preserve"> </w:t>
             </w:r>
-            <w:proofErr w:type="gramStart"/>
             <w:r>
               <w:rPr>
                 <w:rFonts w:hint="eastAsia"/>
@@ -17761,7 +17431,6 @@
               </w:rPr>
               <w:t>시키거나</w:t>
             </w:r>
-            <w:proofErr w:type="gramEnd"/>
             <w:r>
               <w:rPr>
                 <w:rFonts w:hint="eastAsia"/>
@@ -17780,14 +17449,12 @@
             <w:r>
               <w:t>”</w:t>
             </w:r>
-            <w:proofErr w:type="spellStart"/>
             <w:r>
               <w:rPr>
                 <w:rFonts w:hint="eastAsia"/>
               </w:rPr>
               <w:t>를</w:t>
             </w:r>
-            <w:proofErr w:type="spellEnd"/>
             <w:r>
               <w:rPr>
                 <w:rFonts w:hint="eastAsia"/>
@@ -18205,7 +17872,6 @@
           <w:color w:val="00B0F0"/>
         </w:rPr>
       </w:pPr>
-      <w:proofErr w:type="spellStart"/>
       <w:r>
         <w:rPr>
           <w:rFonts w:ascii="나눔고딕 ExtraBold" w:eastAsia="나눔고딕 ExtraBold" w:hAnsi="나눔고딕 ExtraBold" w:cs="나눔고딕 ExtraBold" w:hint="eastAsia"/>
@@ -18213,7 +17879,6 @@
         </w:rPr>
         <w:t>플래시톡</w:t>
       </w:r>
-      <w:proofErr w:type="spellEnd"/>
       <w:r>
         <w:rPr>
           <w:rFonts w:ascii="나눔고딕 ExtraBold" w:eastAsia="나눔고딕 ExtraBold" w:hAnsi="나눔고딕 ExtraBold" w:cs="나눔고딕 ExtraBold"/>
@@ -18244,6 +17909,22 @@
         <w:pict w14:anchorId="109E91AB">
           <v:rect id="_x0000_i1030" style="width:0;height:1.5pt" o:hralign="center" o:hrstd="t" o:hr="t" fillcolor="#a0a0a0" stroked="f"/>
         </w:pict>
+      </w:r>
+      <w:r>
+        <w:rPr>
+          <w:rFonts w:asciiTheme="minorHAnsi" w:eastAsiaTheme="minorHAnsi" w:hAnsiTheme="minorHAnsi" w:hint="eastAsia"/>
+          <w:b/>
+          <w:bCs/>
+          <w:sz w:val="24"/>
+          <w:szCs w:val="24"/>
+        </w:rPr>
+        <w:t>AD-01</w:t>
+      </w:r>
+      <w:r>
+        <w:rPr>
+          <w:rFonts w:hint="eastAsia"/>
+        </w:rPr>
+        <w:t xml:space="preserve"> </w:t>
       </w:r>
       <w:r>
         <w:rPr>
@@ -18487,6 +18168,32 @@
       </w:pPr>
       <w:r>
         <w:rPr>
+          <w:rFonts w:asciiTheme="minorHAnsi" w:eastAsiaTheme="minorHAnsi" w:hAnsiTheme="minorHAnsi" w:hint="eastAsia"/>
+          <w:b/>
+          <w:bCs/>
+          <w:sz w:val="24"/>
+          <w:szCs w:val="24"/>
+        </w:rPr>
+        <w:t>AD-0</w:t>
+      </w:r>
+      <w:r>
+        <w:rPr>
+          <w:rFonts w:asciiTheme="minorHAnsi" w:eastAsiaTheme="minorHAnsi" w:hAnsiTheme="minorHAnsi" w:hint="eastAsia"/>
+          <w:b/>
+          <w:bCs/>
+          <w:sz w:val="24"/>
+          <w:szCs w:val="24"/>
+        </w:rPr>
+        <w:t>2</w:t>
+      </w:r>
+      <w:r>
+        <w:rPr>
+          <w:rFonts w:hint="eastAsia"/>
+        </w:rPr>
+        <w:t xml:space="preserve"> </w:t>
+      </w:r>
+      <w:r>
+        <w:rPr>
           <w:rFonts w:hint="eastAsia"/>
           <w:b/>
           <w:sz w:val="24"/>
@@ -18736,6 +18443,7 @@
       <w:pPr>
         <w:spacing w:line="276" w:lineRule="auto"/>
         <w:rPr>
+          <w:rFonts w:asciiTheme="minorHAnsi" w:eastAsiaTheme="minorHAnsi" w:hAnsiTheme="minorHAnsi"/>
           <w:b/>
           <w:sz w:val="24"/>
           <w:szCs w:val="24"/>
@@ -18743,7 +18451,27 @@
       </w:pPr>
       <w:r>
         <w:rPr>
-          <w:rFonts w:hint="eastAsia"/>
+          <w:rFonts w:asciiTheme="minorHAnsi" w:eastAsiaTheme="minorHAnsi" w:hAnsiTheme="minorHAnsi" w:hint="eastAsia"/>
+          <w:b/>
+          <w:bCs/>
+          <w:sz w:val="24"/>
+          <w:szCs w:val="24"/>
+        </w:rPr>
+        <w:t>AD-0</w:t>
+      </w:r>
+      <w:r>
+        <w:rPr>
+          <w:rFonts w:asciiTheme="minorHAnsi" w:eastAsiaTheme="minorHAnsi" w:hAnsiTheme="minorHAnsi" w:hint="eastAsia"/>
+          <w:b/>
+          <w:bCs/>
+          <w:sz w:val="24"/>
+          <w:szCs w:val="24"/>
+        </w:rPr>
+        <w:t xml:space="preserve">3 </w:t>
+      </w:r>
+      <w:r>
+        <w:rPr>
+          <w:rFonts w:asciiTheme="minorHAnsi" w:eastAsiaTheme="minorHAnsi" w:hAnsiTheme="minorHAnsi" w:hint="eastAsia"/>
           <w:b/>
           <w:sz w:val="24"/>
           <w:szCs w:val="24"/>
@@ -18752,7 +18480,7 @@
       </w:r>
       <w:r>
         <w:rPr>
-          <w:rFonts w:hint="eastAsia"/>
+          <w:rFonts w:asciiTheme="minorHAnsi" w:eastAsiaTheme="minorHAnsi" w:hAnsiTheme="minorHAnsi" w:hint="eastAsia"/>
           <w:b/>
           <w:sz w:val="24"/>
           <w:szCs w:val="24"/>
@@ -19003,6 +18731,32 @@
       </w:pPr>
       <w:r>
         <w:rPr>
+          <w:rFonts w:asciiTheme="minorHAnsi" w:eastAsiaTheme="minorHAnsi" w:hAnsiTheme="minorHAnsi" w:hint="eastAsia"/>
+          <w:b/>
+          <w:bCs/>
+          <w:sz w:val="24"/>
+          <w:szCs w:val="24"/>
+        </w:rPr>
+        <w:t>AD-0</w:t>
+      </w:r>
+      <w:r>
+        <w:rPr>
+          <w:rFonts w:asciiTheme="minorHAnsi" w:eastAsiaTheme="minorHAnsi" w:hAnsiTheme="minorHAnsi" w:hint="eastAsia"/>
+          <w:b/>
+          <w:bCs/>
+          <w:sz w:val="24"/>
+          <w:szCs w:val="24"/>
+        </w:rPr>
+        <w:t>4</w:t>
+      </w:r>
+      <w:r>
+        <w:rPr>
+          <w:rFonts w:hint="eastAsia"/>
+        </w:rPr>
+        <w:t xml:space="preserve"> </w:t>
+      </w:r>
+      <w:r>
+        <w:rPr>
           <w:rFonts w:hint="eastAsia"/>
           <w:b/>
           <w:sz w:val="24"/>
@@ -19271,6 +19025,32 @@
       </w:pPr>
       <w:r>
         <w:rPr>
+          <w:rFonts w:asciiTheme="minorHAnsi" w:eastAsiaTheme="minorHAnsi" w:hAnsiTheme="minorHAnsi" w:hint="eastAsia"/>
+          <w:b/>
+          <w:bCs/>
+          <w:sz w:val="24"/>
+          <w:szCs w:val="24"/>
+        </w:rPr>
+        <w:t>AD-0</w:t>
+      </w:r>
+      <w:r>
+        <w:rPr>
+          <w:rFonts w:asciiTheme="minorHAnsi" w:eastAsiaTheme="minorHAnsi" w:hAnsiTheme="minorHAnsi" w:hint="eastAsia"/>
+          <w:b/>
+          <w:bCs/>
+          <w:sz w:val="24"/>
+          <w:szCs w:val="24"/>
+        </w:rPr>
+        <w:t>5</w:t>
+      </w:r>
+      <w:r>
+        <w:rPr>
+          <w:rFonts w:hint="eastAsia"/>
+        </w:rPr>
+        <w:t xml:space="preserve"> </w:t>
+      </w:r>
+      <w:r>
+        <w:rPr>
           <w:rFonts w:hint="eastAsia"/>
           <w:b/>
           <w:sz w:val="24"/>
@@ -19493,6 +19273,32 @@
       </w:pPr>
       <w:r>
         <w:rPr>
+          <w:rFonts w:asciiTheme="minorHAnsi" w:eastAsiaTheme="minorHAnsi" w:hAnsiTheme="minorHAnsi" w:hint="eastAsia"/>
+          <w:b/>
+          <w:bCs/>
+          <w:sz w:val="24"/>
+          <w:szCs w:val="24"/>
+        </w:rPr>
+        <w:t>AD-0</w:t>
+      </w:r>
+      <w:r>
+        <w:rPr>
+          <w:rFonts w:asciiTheme="minorHAnsi" w:eastAsiaTheme="minorHAnsi" w:hAnsiTheme="minorHAnsi" w:hint="eastAsia"/>
+          <w:b/>
+          <w:bCs/>
+          <w:sz w:val="24"/>
+          <w:szCs w:val="24"/>
+        </w:rPr>
+        <w:t>6</w:t>
+      </w:r>
+      <w:r>
+        <w:rPr>
+          <w:rFonts w:hint="eastAsia"/>
+        </w:rPr>
+        <w:t xml:space="preserve"> </w:t>
+      </w:r>
+      <w:r>
+        <w:rPr>
           <w:rFonts w:hint="eastAsia"/>
           <w:b/>
           <w:sz w:val="24"/>
@@ -19715,6 +19521,32 @@
       </w:pPr>
       <w:r>
         <w:rPr>
+          <w:rFonts w:asciiTheme="minorHAnsi" w:eastAsiaTheme="minorHAnsi" w:hAnsiTheme="minorHAnsi" w:hint="eastAsia"/>
+          <w:b/>
+          <w:bCs/>
+          <w:sz w:val="24"/>
+          <w:szCs w:val="24"/>
+        </w:rPr>
+        <w:t>AD-0</w:t>
+      </w:r>
+      <w:r>
+        <w:rPr>
+          <w:rFonts w:asciiTheme="minorHAnsi" w:eastAsiaTheme="minorHAnsi" w:hAnsiTheme="minorHAnsi" w:hint="eastAsia"/>
+          <w:b/>
+          <w:bCs/>
+          <w:sz w:val="24"/>
+          <w:szCs w:val="24"/>
+        </w:rPr>
+        <w:t>7</w:t>
+      </w:r>
+      <w:r>
+        <w:rPr>
+          <w:rFonts w:hint="eastAsia"/>
+        </w:rPr>
+        <w:t xml:space="preserve"> </w:t>
+      </w:r>
+      <w:r>
+        <w:rPr>
           <w:rFonts w:hint="eastAsia"/>
           <w:b/>
           <w:sz w:val="24"/>
@@ -19926,6 +19758,32 @@
       </w:pPr>
       <w:r>
         <w:rPr>
+          <w:rFonts w:asciiTheme="minorHAnsi" w:eastAsiaTheme="minorHAnsi" w:hAnsiTheme="minorHAnsi" w:hint="eastAsia"/>
+          <w:b/>
+          <w:bCs/>
+          <w:sz w:val="24"/>
+          <w:szCs w:val="24"/>
+        </w:rPr>
+        <w:t>AD-0</w:t>
+      </w:r>
+      <w:r>
+        <w:rPr>
+          <w:rFonts w:asciiTheme="minorHAnsi" w:eastAsiaTheme="minorHAnsi" w:hAnsiTheme="minorHAnsi" w:hint="eastAsia"/>
+          <w:b/>
+          <w:bCs/>
+          <w:sz w:val="24"/>
+          <w:szCs w:val="24"/>
+        </w:rPr>
+        <w:t>8</w:t>
+      </w:r>
+      <w:r>
+        <w:rPr>
+          <w:rFonts w:hint="eastAsia"/>
+        </w:rPr>
+        <w:t xml:space="preserve"> </w:t>
+      </w:r>
+      <w:r>
+        <w:rPr>
           <w:rFonts w:hint="eastAsia"/>
           <w:b/>
           <w:sz w:val="24"/>
@@ -20204,6 +20062,32 @@
       </w:pPr>
       <w:r>
         <w:rPr>
+          <w:rFonts w:asciiTheme="minorHAnsi" w:eastAsiaTheme="minorHAnsi" w:hAnsiTheme="minorHAnsi" w:hint="eastAsia"/>
+          <w:b/>
+          <w:bCs/>
+          <w:sz w:val="24"/>
+          <w:szCs w:val="24"/>
+        </w:rPr>
+        <w:t>AD-0</w:t>
+      </w:r>
+      <w:r>
+        <w:rPr>
+          <w:rFonts w:asciiTheme="minorHAnsi" w:eastAsiaTheme="minorHAnsi" w:hAnsiTheme="minorHAnsi" w:hint="eastAsia"/>
+          <w:b/>
+          <w:bCs/>
+          <w:sz w:val="24"/>
+          <w:szCs w:val="24"/>
+        </w:rPr>
+        <w:t>9</w:t>
+      </w:r>
+      <w:r>
+        <w:rPr>
+          <w:rFonts w:hint="eastAsia"/>
+        </w:rPr>
+        <w:t xml:space="preserve"> </w:t>
+      </w:r>
+      <w:r>
+        <w:rPr>
           <w:rFonts w:hint="eastAsia"/>
           <w:b/>
           <w:sz w:val="24"/>
@@ -20406,6 +20290,27 @@
       <w:pPr>
         <w:widowControl/>
         <w:spacing w:line="276" w:lineRule="auto"/>
+        <w:rPr>
+          <w:rFonts w:hint="eastAsia"/>
+        </w:rPr>
+      </w:pPr>
+    </w:p>
+    <w:p>
+      <w:pPr>
+        <w:widowControl/>
+        <w:spacing w:line="276" w:lineRule="auto"/>
+      </w:pPr>
+    </w:p>
+    <w:p>
+      <w:pPr>
+        <w:widowControl/>
+        <w:spacing w:line="276" w:lineRule="auto"/>
+      </w:pPr>
+    </w:p>
+    <w:p>
+      <w:pPr>
+        <w:widowControl/>
+        <w:spacing w:line="276" w:lineRule="auto"/>
       </w:pPr>
     </w:p>
     <w:p>
@@ -20438,6 +20343,7 @@
           <w:rFonts w:ascii="맑은 고딕" w:eastAsia="맑은 고딕" w:hAnsi="맑은 고딕" w:cs="맑은 고딕"/>
           <w:b/>
         </w:rPr>
+        <w:lastRenderedPageBreak/>
         <w:t>비즈니스 객체 다이어그램</w:t>
       </w:r>
     </w:p>
@@ -20452,7 +20358,6 @@
           <w:color w:val="00B0F0"/>
         </w:rPr>
       </w:pPr>
-      <w:proofErr w:type="spellStart"/>
       <w:r>
         <w:rPr>
           <w:rFonts w:ascii="나눔고딕 ExtraBold" w:eastAsia="나눔고딕 ExtraBold" w:hAnsi="나눔고딕 ExtraBold" w:cs="나눔고딕 ExtraBold" w:hint="eastAsia"/>
@@ -20461,25 +20366,14 @@
         </w:rPr>
         <w:t>플래시톡</w:t>
       </w:r>
-      <w:proofErr w:type="spellEnd"/>
       <w:r>
         <w:rPr>
           <w:rFonts w:ascii="나눔고딕 ExtraBold" w:eastAsia="나눔고딕 ExtraBold" w:hAnsi="나눔고딕 ExtraBold" w:cs="나눔고딕 ExtraBold"/>
           <w:b/>
           <w:color w:val="00B0F0"/>
         </w:rPr>
-        <w:t xml:space="preserve"> 시스템 </w:t>
+        <w:t xml:space="preserve"> 시스템 객체다이어그램</w:t>
       </w:r>
-      <w:proofErr w:type="spellStart"/>
-      <w:r>
-        <w:rPr>
-          <w:rFonts w:ascii="나눔고딕 ExtraBold" w:eastAsia="나눔고딕 ExtraBold" w:hAnsi="나눔고딕 ExtraBold" w:cs="나눔고딕 ExtraBold"/>
-          <w:b/>
-          <w:color w:val="00B0F0"/>
-        </w:rPr>
-        <w:t>객체다이어그램</w:t>
-      </w:r>
-      <w:proofErr w:type="spellEnd"/>
     </w:p>
     <w:tbl>
       <w:tblPr>
@@ -20521,7 +20415,6 @@
                 <w:color w:val="00B0F0"/>
                 <w14:ligatures w14:val="standardContextual"/>
               </w:rPr>
-              <w:lastRenderedPageBreak/>
               <w:drawing>
                 <wp:inline distT="0" distB="0" distL="0" distR="0" wp14:anchorId="4F1F85BE" wp14:editId="4A80A9F4">
                   <wp:extent cx="5126990" cy="3208020"/>
@@ -20610,7 +20503,6 @@
           <w:b/>
         </w:rPr>
       </w:pPr>
-      <w:proofErr w:type="spellStart"/>
       <w:r>
         <w:rPr>
           <w:rFonts w:ascii="나눔고딕 ExtraBold" w:eastAsia="나눔고딕 ExtraBold" w:hAnsi="나눔고딕 ExtraBold" w:cs="나눔고딕 ExtraBold" w:hint="eastAsia"/>
@@ -20618,7 +20510,6 @@
         </w:rPr>
         <w:t>플래시톡</w:t>
       </w:r>
-      <w:proofErr w:type="spellEnd"/>
       <w:r>
         <w:rPr>
           <w:rFonts w:ascii="나눔고딕 ExtraBold" w:eastAsia="나눔고딕 ExtraBold" w:hAnsi="나눔고딕 ExtraBold" w:cs="나눔고딕 ExtraBold"/>
@@ -20636,7 +20527,6 @@
           <w:szCs w:val="22"/>
         </w:rPr>
       </w:pPr>
-      <w:proofErr w:type="spellStart"/>
       <w:r>
         <w:rPr>
           <w:rFonts w:ascii="맑은 고딕" w:eastAsia="맑은 고딕" w:hAnsi="맑은 고딕" w:cs="맑은 고딕" w:hint="eastAsia"/>
@@ -20645,7 +20535,6 @@
         </w:rPr>
         <w:t>플래시톡</w:t>
       </w:r>
-      <w:proofErr w:type="spellEnd"/>
       <w:r>
         <w:rPr>
           <w:rFonts w:ascii="맑은 고딕" w:eastAsia="맑은 고딕" w:hAnsi="맑은 고딕" w:cs="맑은 고딕"/>
@@ -20713,14 +20602,12 @@
                 <w:rFonts w:ascii="맑은 고딕" w:eastAsia="맑은 고딕" w:hAnsi="맑은 고딕" w:cs="맑은 고딕"/>
               </w:rPr>
             </w:pPr>
-            <w:proofErr w:type="spellStart"/>
             <w:r>
               <w:rPr>
                 <w:rFonts w:ascii="맑은 고딕" w:eastAsia="맑은 고딕" w:hAnsi="맑은 고딕" w:cs="맑은 고딕"/>
               </w:rPr>
               <w:t>객체명</w:t>
             </w:r>
-            <w:proofErr w:type="spellEnd"/>
           </w:p>
         </w:tc>
         <w:tc>
@@ -21221,6 +21108,7 @@
               <w:rPr>
                 <w:rFonts w:ascii="맑은 고딕" w:eastAsia="맑은 고딕" w:hAnsi="맑은 고딕" w:cs="맑은 고딕"/>
               </w:rPr>
+              <w:lastRenderedPageBreak/>
               <w:t>BO-06</w:t>
             </w:r>
           </w:p>
@@ -21365,7 +21253,6 @@
               <w:rPr>
                 <w:rFonts w:ascii="맑은 고딕" w:eastAsia="맑은 고딕" w:hAnsi="맑은 고딕" w:cs="맑은 고딕"/>
               </w:rPr>
-              <w:lastRenderedPageBreak/>
               <w:t>BO-08</w:t>
             </w:r>
           </w:p>
@@ -21412,21 +21299,7 @@
               <w:rPr>
                 <w:rFonts w:ascii="맑은 고딕" w:eastAsia="맑은 고딕" w:hAnsi="맑은 고딕" w:cs="맑은 고딕" w:hint="eastAsia"/>
               </w:rPr>
-              <w:t xml:space="preserve"> AI </w:t>
-            </w:r>
-            <w:proofErr w:type="spellStart"/>
-            <w:r>
-              <w:rPr>
-                <w:rFonts w:ascii="맑은 고딕" w:eastAsia="맑은 고딕" w:hAnsi="맑은 고딕" w:cs="맑은 고딕" w:hint="eastAsia"/>
-              </w:rPr>
-              <w:t>챗봇</w:t>
-            </w:r>
-            <w:proofErr w:type="spellEnd"/>
-            <w:r>
-              <w:rPr>
-                <w:rFonts w:ascii="맑은 고딕" w:eastAsia="맑은 고딕" w:hAnsi="맑은 고딕" w:cs="맑은 고딕" w:hint="eastAsia"/>
-              </w:rPr>
-              <w:t xml:space="preserve"> 시스템, 메시지 중계 시스템</w:t>
+              <w:t xml:space="preserve"> AI 챗봇 시스템, 메시지 중계 시스템</w:t>
             </w:r>
           </w:p>
         </w:tc>
@@ -21448,7 +21321,6 @@
           <w:szCs w:val="22"/>
         </w:rPr>
       </w:pPr>
-      <w:proofErr w:type="spellStart"/>
       <w:r>
         <w:rPr>
           <w:rFonts w:ascii="맑은 고딕" w:eastAsia="맑은 고딕" w:hAnsi="맑은 고딕" w:cs="맑은 고딕" w:hint="eastAsia"/>
@@ -21457,7 +21329,6 @@
         </w:rPr>
         <w:t>플래시톡</w:t>
       </w:r>
-      <w:proofErr w:type="spellEnd"/>
       <w:r>
         <w:rPr>
           <w:rFonts w:ascii="맑은 고딕" w:eastAsia="맑은 고딕" w:hAnsi="맑은 고딕" w:cs="맑은 고딕"/>
@@ -21525,14 +21396,12 @@
                 <w:rFonts w:ascii="맑은 고딕" w:eastAsia="맑은 고딕" w:hAnsi="맑은 고딕" w:cs="맑은 고딕"/>
               </w:rPr>
             </w:pPr>
-            <w:proofErr w:type="spellStart"/>
             <w:r>
               <w:rPr>
                 <w:rFonts w:ascii="맑은 고딕" w:eastAsia="맑은 고딕" w:hAnsi="맑은 고딕" w:cs="맑은 고딕"/>
               </w:rPr>
               <w:t>워커명</w:t>
             </w:r>
-            <w:proofErr w:type="spellEnd"/>
           </w:p>
         </w:tc>
         <w:tc>
@@ -22011,41 +21880,34 @@
               <w:rPr>
                 <w:rFonts w:ascii="맑은 고딕" w:eastAsia="맑은 고딕" w:hAnsi="맑은 고딕" w:cs="맑은 고딕" w:hint="eastAsia"/>
               </w:rPr>
-              <w:t xml:space="preserve">AI </w:t>
-            </w:r>
-            <w:proofErr w:type="spellStart"/>
+              <w:t>AI 챗봇 시스템</w:t>
+            </w:r>
+          </w:p>
+        </w:tc>
+        <w:tc>
+          <w:tcPr>
+            <w:tcW w:w="4241" w:type="dxa"/>
+            <w:vAlign w:val="center"/>
+          </w:tcPr>
+          <w:p>
+            <w:pPr>
+              <w:jc w:val="center"/>
+              <w:rPr>
+                <w:rFonts w:ascii="맑은 고딕" w:eastAsia="맑은 고딕" w:hAnsi="맑은 고딕" w:cs="맑은 고딕"/>
+              </w:rPr>
+            </w:pPr>
             <w:r>
               <w:rPr>
                 <w:rFonts w:ascii="맑은 고딕" w:eastAsia="맑은 고딕" w:hAnsi="맑은 고딕" w:cs="맑은 고딕" w:hint="eastAsia"/>
               </w:rPr>
-              <w:t>챗봇</w:t>
-            </w:r>
-            <w:proofErr w:type="spellEnd"/>
+              <w:t xml:space="preserve">외부 대화형 AI 시스템과 연동해 사용자가 입력한 프롬프트를 분석한 다음 생성된 답변을 메시지 중계 </w:t>
+            </w:r>
             <w:r>
               <w:rPr>
                 <w:rFonts w:ascii="맑은 고딕" w:eastAsia="맑은 고딕" w:hAnsi="맑은 고딕" w:cs="맑은 고딕" w:hint="eastAsia"/>
               </w:rPr>
-              <w:t xml:space="preserve"> 시스템</w:t>
-            </w:r>
-          </w:p>
-        </w:tc>
-        <w:tc>
-          <w:tcPr>
-            <w:tcW w:w="4241" w:type="dxa"/>
-            <w:vAlign w:val="center"/>
-          </w:tcPr>
-          <w:p>
-            <w:pPr>
-              <w:jc w:val="center"/>
-              <w:rPr>
-                <w:rFonts w:ascii="맑은 고딕" w:eastAsia="맑은 고딕" w:hAnsi="맑은 고딕" w:cs="맑은 고딕"/>
-              </w:rPr>
-            </w:pPr>
-            <w:r>
-              <w:rPr>
-                <w:rFonts w:ascii="맑은 고딕" w:eastAsia="맑은 고딕" w:hAnsi="맑은 고딕" w:cs="맑은 고딕" w:hint="eastAsia"/>
-              </w:rPr>
-              <w:t xml:space="preserve">외부 대화형 AI 시스템과 연동해 사용자가 입력한 프롬프트를 분석한 다음 생성된 답변을 메시지 중계 시스템에 제공한다. </w:t>
+              <w:lastRenderedPageBreak/>
+              <w:t xml:space="preserve">시스템에 제공한다. </w:t>
             </w:r>
           </w:p>
         </w:tc>
@@ -22071,6 +21933,7 @@
               <w:rPr>
                 <w:rFonts w:ascii="맑은 고딕" w:eastAsia="맑은 고딕" w:hAnsi="맑은 고딕" w:cs="맑은 고딕" w:hint="eastAsia"/>
               </w:rPr>
+              <w:lastRenderedPageBreak/>
               <w:t>BW-08</w:t>
             </w:r>
           </w:p>
@@ -22137,7 +22000,6 @@
               <w:rPr>
                 <w:rFonts w:ascii="맑은 고딕" w:eastAsia="맑은 고딕" w:hAnsi="맑은 고딕" w:cs="맑은 고딕" w:hint="eastAsia"/>
               </w:rPr>
-              <w:lastRenderedPageBreak/>
               <w:t>BW-09</w:t>
             </w:r>
           </w:p>
@@ -22178,21 +22040,7 @@
               <w:rPr>
                 <w:rFonts w:ascii="맑은 고딕" w:eastAsia="맑은 고딕" w:hAnsi="맑은 고딕" w:cs="맑은 고딕" w:hint="eastAsia"/>
               </w:rPr>
-              <w:t xml:space="preserve">로그 감사 시스템이 제공한 데이터에 따라 실시간 </w:t>
-            </w:r>
-            <w:proofErr w:type="spellStart"/>
-            <w:r>
-              <w:rPr>
-                <w:rFonts w:ascii="맑은 고딕" w:eastAsia="맑은 고딕" w:hAnsi="맑은 고딕" w:cs="맑은 고딕" w:hint="eastAsia"/>
-              </w:rPr>
-              <w:t>접속자</w:t>
-            </w:r>
-            <w:proofErr w:type="spellEnd"/>
-            <w:r>
-              <w:rPr>
-                <w:rFonts w:ascii="맑은 고딕" w:eastAsia="맑은 고딕" w:hAnsi="맑은 고딕" w:cs="맑은 고딕" w:hint="eastAsia"/>
-              </w:rPr>
-              <w:t xml:space="preserve"> 수, 활성 대화방 수, 에러 여부 등을 </w:t>
+              <w:t xml:space="preserve">로그 감사 시스템이 제공한 데이터에 따라 실시간 접속자 수, 활성 대화방 수, 에러 여부 등을 </w:t>
             </w:r>
             <w:r>
               <w:rPr>
@@ -22352,7 +22200,6 @@
           <w:szCs w:val="22"/>
         </w:rPr>
       </w:pPr>
-      <w:proofErr w:type="spellStart"/>
       <w:r>
         <w:rPr>
           <w:rFonts w:ascii="맑은 고딕" w:eastAsia="맑은 고딕" w:hAnsi="맑은 고딕" w:cs="맑은 고딕" w:hint="eastAsia"/>
@@ -22361,7 +22208,6 @@
         </w:rPr>
         <w:t>플래시톡</w:t>
       </w:r>
-      <w:proofErr w:type="spellEnd"/>
       <w:r>
         <w:rPr>
           <w:rFonts w:ascii="맑은 고딕" w:eastAsia="맑은 고딕" w:hAnsi="맑은 고딕" w:cs="맑은 고딕"/>
@@ -22437,14 +22283,12 @@
                 <w:rFonts w:ascii="맑은 고딕" w:eastAsia="맑은 고딕" w:hAnsi="맑은 고딕" w:cs="맑은 고딕"/>
               </w:rPr>
             </w:pPr>
-            <w:proofErr w:type="spellStart"/>
             <w:r>
               <w:rPr>
                 <w:rFonts w:ascii="맑은 고딕" w:eastAsia="맑은 고딕" w:hAnsi="맑은 고딕" w:cs="맑은 고딕"/>
               </w:rPr>
               <w:t>객체명</w:t>
             </w:r>
-            <w:proofErr w:type="spellEnd"/>
           </w:p>
         </w:tc>
         <w:tc>
@@ -22828,21 +22672,7 @@
               <w:rPr>
                 <w:rFonts w:ascii="맑은 고딕" w:eastAsia="맑은 고딕" w:hAnsi="맑은 고딕" w:cs="맑은 고딕" w:hint="eastAsia"/>
               </w:rPr>
-              <w:t xml:space="preserve">사용자가 입력한 정보에 따라 외부 지도 연계 시스템에서 가져온 해당 위치의 </w:t>
-            </w:r>
-            <w:proofErr w:type="spellStart"/>
-            <w:r>
-              <w:rPr>
-                <w:rFonts w:ascii="맑은 고딕" w:eastAsia="맑은 고딕" w:hAnsi="맑은 고딕" w:cs="맑은 고딕" w:hint="eastAsia"/>
-              </w:rPr>
-              <w:t>장소명</w:t>
-            </w:r>
-            <w:proofErr w:type="spellEnd"/>
-            <w:r>
-              <w:rPr>
-                <w:rFonts w:ascii="맑은 고딕" w:eastAsia="맑은 고딕" w:hAnsi="맑은 고딕" w:cs="맑은 고딕" w:hint="eastAsia"/>
-              </w:rPr>
-              <w:t>, 전체 주소, 위도와 경도, 웹 링크, 지도 미리보기 이미지 주소 등을 기록하는 객체.</w:t>
+              <w:t>사용자가 입력한 정보에 따라 외부 지도 연계 시스템에서 가져온 해당 위치의 장소명, 전체 주소, 위도와 경도, 웹 링크, 지도 미리보기 이미지 주소 등을 기록하는 객체.</w:t>
             </w:r>
           </w:p>
         </w:tc>
@@ -22864,6 +22694,7 @@
               <w:rPr>
                 <w:rFonts w:ascii="맑은 고딕" w:eastAsia="맑은 고딕" w:hAnsi="맑은 고딕" w:cs="맑은 고딕"/>
               </w:rPr>
+              <w:lastRenderedPageBreak/>
               <w:t>BO-07</w:t>
             </w:r>
           </w:p>
@@ -22962,14 +22793,7 @@
               <w:rPr>
                 <w:rFonts w:ascii="맑은 고딕" w:eastAsia="맑은 고딕" w:hAnsi="맑은 고딕" w:cs="맑은 고딕" w:hint="eastAsia"/>
               </w:rPr>
-              <w:t xml:space="preserve">사용자가 입력한 프롬프트 내용 및 그에 따라 </w:t>
-            </w:r>
-            <w:r>
-              <w:rPr>
-                <w:rFonts w:ascii="맑은 고딕" w:eastAsia="맑은 고딕" w:hAnsi="맑은 고딕" w:cs="맑은 고딕" w:hint="eastAsia"/>
-              </w:rPr>
-              <w:lastRenderedPageBreak/>
-              <w:t>생성된 답변 내용을 기록하는 객체.</w:t>
+              <w:t>사용자가 입력한 프롬프트 내용 및 그에 따라 생성된 답변 내용을 기록하는 객체.</w:t>
             </w:r>
           </w:p>
         </w:tc>
@@ -23097,16 +22921,8 @@
               <w:rPr>
                 <w:rFonts w:ascii="맑은 고딕" w:eastAsia="맑은 고딕" w:hAnsi="맑은 고딕" w:cs="맑은 고딕"/>
               </w:rPr>
-              <w:t xml:space="preserve">비즈니스 </w:t>
-            </w:r>
-            <w:proofErr w:type="spellStart"/>
-            <w:r>
-              <w:rPr>
-                <w:rFonts w:ascii="맑은 고딕" w:eastAsia="맑은 고딕" w:hAnsi="맑은 고딕" w:cs="맑은 고딕"/>
-              </w:rPr>
-              <w:t>유스케이스</w:t>
-            </w:r>
-            <w:proofErr w:type="spellEnd"/>
+              <w:t>비즈니스 유스케이스</w:t>
+            </w:r>
           </w:p>
         </w:tc>
         <w:tc>
@@ -23130,21 +22946,7 @@
               <w:rPr>
                 <w:rFonts w:ascii="맑은 고딕" w:eastAsia="맑은 고딕" w:hAnsi="맑은 고딕" w:cs="맑은 고딕"/>
               </w:rPr>
-              <w:t xml:space="preserve">시스템과 </w:t>
-            </w:r>
-            <w:proofErr w:type="spellStart"/>
-            <w:r>
-              <w:rPr>
-                <w:rFonts w:ascii="맑은 고딕" w:eastAsia="맑은 고딕" w:hAnsi="맑은 고딕" w:cs="맑은 고딕"/>
-              </w:rPr>
-              <w:t>액터</w:t>
-            </w:r>
-            <w:proofErr w:type="spellEnd"/>
-            <w:r>
-              <w:rPr>
-                <w:rFonts w:ascii="맑은 고딕" w:eastAsia="맑은 고딕" w:hAnsi="맑은 고딕" w:cs="맑은 고딕"/>
-              </w:rPr>
-              <w:t>(사용자·관리자) 사이의 상호작용 단위로, 본 문서에서는 BUC-01~</w:t>
+              <w:t>시스템과 액터(사용자·관리자) 사이의 상호작용 단위로, 본 문서에서는 BUC-01~</w:t>
             </w:r>
             <w:r>
               <w:rPr>
@@ -23156,16 +22958,8 @@
               <w:rPr>
                 <w:rFonts w:ascii="맑은 고딕" w:eastAsia="맑은 고딕" w:hAnsi="맑은 고딕" w:cs="맑은 고딕"/>
               </w:rPr>
-              <w:t xml:space="preserve">로 </w:t>
-            </w:r>
-            <w:proofErr w:type="spellStart"/>
-            <w:r>
-              <w:rPr>
-                <w:rFonts w:ascii="맑은 고딕" w:eastAsia="맑은 고딕" w:hAnsi="맑은 고딕" w:cs="맑은 고딕"/>
-              </w:rPr>
-              <w:t>목록화됨</w:t>
-            </w:r>
-            <w:proofErr w:type="spellEnd"/>
+              <w:t>로 목록화됨</w:t>
+            </w:r>
           </w:p>
         </w:tc>
       </w:tr>
@@ -23217,35 +23011,7 @@
               <w:rPr>
                 <w:rFonts w:ascii="맑은 고딕" w:eastAsia="맑은 고딕" w:hAnsi="맑은 고딕" w:cs="맑은 고딕"/>
               </w:rPr>
-              <w:t xml:space="preserve">한 </w:t>
-            </w:r>
-            <w:proofErr w:type="spellStart"/>
-            <w:r>
-              <w:rPr>
-                <w:rFonts w:ascii="맑은 고딕" w:eastAsia="맑은 고딕" w:hAnsi="맑은 고딕" w:cs="맑은 고딕"/>
-              </w:rPr>
-              <w:t>유스케이스가</w:t>
-            </w:r>
-            <w:proofErr w:type="spellEnd"/>
-            <w:r>
-              <w:rPr>
-                <w:rFonts w:ascii="맑은 고딕" w:eastAsia="맑은 고딕" w:hAnsi="맑은 고딕" w:cs="맑은 고딕"/>
-              </w:rPr>
-              <w:t xml:space="preserve"> 다른 </w:t>
-            </w:r>
-            <w:proofErr w:type="spellStart"/>
-            <w:r>
-              <w:rPr>
-                <w:rFonts w:ascii="맑은 고딕" w:eastAsia="맑은 고딕" w:hAnsi="맑은 고딕" w:cs="맑은 고딕"/>
-              </w:rPr>
-              <w:t>유스케이스의</w:t>
-            </w:r>
-            <w:proofErr w:type="spellEnd"/>
-            <w:r>
-              <w:rPr>
-                <w:rFonts w:ascii="맑은 고딕" w:eastAsia="맑은 고딕" w:hAnsi="맑은 고딕" w:cs="맑은 고딕"/>
-              </w:rPr>
-              <w:t xml:space="preserve"> 공통 흐름을 항상 포함해 재사용하는 관계</w:t>
+              <w:t>한 유스케이스가 다른 유스케이스의 공통 흐름을 항상 포함해 재사용하는 관계</w:t>
             </w:r>
           </w:p>
         </w:tc>
@@ -23298,21 +23064,7 @@
               <w:rPr>
                 <w:rFonts w:ascii="맑은 고딕" w:eastAsia="맑은 고딕" w:hAnsi="맑은 고딕" w:cs="맑은 고딕"/>
               </w:rPr>
-              <w:t xml:space="preserve">특정 조건에서 선택적으로 다른 </w:t>
-            </w:r>
-            <w:proofErr w:type="spellStart"/>
-            <w:r>
-              <w:rPr>
-                <w:rFonts w:ascii="맑은 고딕" w:eastAsia="맑은 고딕" w:hAnsi="맑은 고딕" w:cs="맑은 고딕"/>
-              </w:rPr>
-              <w:t>유스케이스의</w:t>
-            </w:r>
-            <w:proofErr w:type="spellEnd"/>
-            <w:r>
-              <w:rPr>
-                <w:rFonts w:ascii="맑은 고딕" w:eastAsia="맑은 고딕" w:hAnsi="맑은 고딕" w:cs="맑은 고딕"/>
-              </w:rPr>
-              <w:t xml:space="preserve"> 흐름을 확장하는 관계</w:t>
+              <w:t>특정 조건에서 선택적으로 다른 유스케이스의 흐름을 확장하는 관계</w:t>
             </w:r>
           </w:p>
         </w:tc>
@@ -23336,19 +23088,11 @@
                 <w:rFonts w:ascii="맑은 고딕" w:eastAsia="맑은 고딕" w:hAnsi="맑은 고딕" w:cs="맑은 고딕"/>
               </w:rPr>
             </w:pPr>
-            <w:proofErr w:type="spellStart"/>
-            <w:r>
-              <w:rPr>
-                <w:rFonts w:ascii="맑은 고딕" w:eastAsia="맑은 고딕" w:hAnsi="맑은 고딕" w:cs="맑은 고딕"/>
-              </w:rPr>
-              <w:t>액터</w:t>
-            </w:r>
-            <w:proofErr w:type="spellEnd"/>
-            <w:r>
-              <w:rPr>
-                <w:rFonts w:ascii="맑은 고딕" w:eastAsia="맑은 고딕" w:hAnsi="맑은 고딕" w:cs="맑은 고딕"/>
-              </w:rPr>
-              <w:t>(사용자)</w:t>
+            <w:r>
+              <w:rPr>
+                <w:rFonts w:ascii="맑은 고딕" w:eastAsia="맑은 고딕" w:hAnsi="맑은 고딕" w:cs="맑은 고딕"/>
+              </w:rPr>
+              <w:t>액터(사용자)</w:t>
             </w:r>
           </w:p>
         </w:tc>
@@ -23400,19 +23144,11 @@
                 <w:rFonts w:ascii="맑은 고딕" w:eastAsia="맑은 고딕" w:hAnsi="맑은 고딕" w:cs="맑은 고딕"/>
               </w:rPr>
             </w:pPr>
-            <w:proofErr w:type="spellStart"/>
-            <w:r>
-              <w:rPr>
-                <w:rFonts w:ascii="맑은 고딕" w:eastAsia="맑은 고딕" w:hAnsi="맑은 고딕" w:cs="맑은 고딕"/>
-              </w:rPr>
-              <w:t>액터</w:t>
-            </w:r>
-            <w:proofErr w:type="spellEnd"/>
-            <w:r>
-              <w:rPr>
-                <w:rFonts w:ascii="맑은 고딕" w:eastAsia="맑은 고딕" w:hAnsi="맑은 고딕" w:cs="맑은 고딕"/>
-              </w:rPr>
-              <w:t>(관리자)</w:t>
+            <w:r>
+              <w:rPr>
+                <w:rFonts w:ascii="맑은 고딕" w:eastAsia="맑은 고딕" w:hAnsi="맑은 고딕" w:cs="맑은 고딕"/>
+              </w:rPr>
+              <w:t>액터(관리자)</w:t>
             </w:r>
           </w:p>
         </w:tc>
@@ -23691,25 +23427,7 @@
                               <w:color w:val="000000"/>
                               <w:sz w:val="18"/>
                             </w:rPr>
-                            <w:t xml:space="preserve">Copyright © 2025 </w:t>
-                          </w:r>
-                          <w:proofErr w:type="spellStart"/>
-                          <w:r>
-                            <w:rPr>
-                              <w:rFonts w:eastAsia="돋움"/>
-                              <w:color w:val="000000"/>
-                              <w:sz w:val="18"/>
-                            </w:rPr>
-                            <w:t>Dorororu</w:t>
-                          </w:r>
-                          <w:proofErr w:type="spellEnd"/>
-                          <w:r>
-                            <w:rPr>
-                              <w:rFonts w:eastAsia="돋움"/>
-                              <w:color w:val="000000"/>
-                              <w:sz w:val="18"/>
-                            </w:rPr>
-                            <w:t xml:space="preserve"> Company. All rights reserved.</w:t>
+                            <w:t>Copyright © 2025 Dorororu Company. All rights reserved.</w:t>
                           </w:r>
                         </w:p>
                       </w:txbxContent>

--- a/Document/SDLC/비즈니스모델(BM).docx
+++ b/Document/SDLC/비즈니스모델(BM).docx
@@ -240,6 +240,7 @@
           <w:szCs w:val="26"/>
         </w:rPr>
       </w:pPr>
+      <w:proofErr w:type="gramStart"/>
       <w:r>
         <w:rPr>
           <w:rFonts w:ascii="맑은 고딕" w:eastAsia="맑은 고딕" w:hAnsi="맑은 고딕" w:cs="맑은 고딕"/>
@@ -247,8 +248,19 @@
           <w:sz w:val="26"/>
           <w:szCs w:val="26"/>
         </w:rPr>
-        <w:t xml:space="preserve">[ 시스템명: </w:t>
+        <w:t>[ 시스템명</w:t>
       </w:r>
+      <w:proofErr w:type="gramEnd"/>
+      <w:r>
+        <w:rPr>
+          <w:rFonts w:ascii="맑은 고딕" w:eastAsia="맑은 고딕" w:hAnsi="맑은 고딕" w:cs="맑은 고딕"/>
+          <w:b/>
+          <w:sz w:val="26"/>
+          <w:szCs w:val="26"/>
+        </w:rPr>
+        <w:t xml:space="preserve">: </w:t>
+      </w:r>
+      <w:proofErr w:type="spellStart"/>
       <w:r>
         <w:rPr>
           <w:rFonts w:ascii="맑은 고딕" w:eastAsia="맑은 고딕" w:hAnsi="맑은 고딕" w:cs="맑은 고딕" w:hint="eastAsia"/>
@@ -257,7 +269,29 @@
           <w:sz w:val="26"/>
           <w:szCs w:val="26"/>
         </w:rPr>
-        <w:t>플래시톡 시</w:t>
+        <w:t>플래시톡</w:t>
+      </w:r>
+      <w:proofErr w:type="spellEnd"/>
+      <w:r>
+        <w:rPr>
+          <w:rFonts w:ascii="맑은 고딕" w:eastAsia="맑은 고딕" w:hAnsi="맑은 고딕" w:cs="맑은 고딕" w:hint="eastAsia"/>
+          <w:b/>
+          <w:color w:val="0000FF"/>
+          <w:sz w:val="26"/>
+          <w:szCs w:val="26"/>
+        </w:rPr>
+        <w:t xml:space="preserve"> </w:t>
+      </w:r>
+      <w:proofErr w:type="gramStart"/>
+      <w:r>
+        <w:rPr>
+          <w:rFonts w:ascii="맑은 고딕" w:eastAsia="맑은 고딕" w:hAnsi="맑은 고딕" w:cs="맑은 고딕" w:hint="eastAsia"/>
+          <w:b/>
+          <w:color w:val="0000FF"/>
+          <w:sz w:val="26"/>
+          <w:szCs w:val="26"/>
+        </w:rPr>
+        <w:t>시</w:t>
       </w:r>
       <w:r>
         <w:rPr>
@@ -278,6 +312,7 @@
         </w:rPr>
         <w:t>]</w:t>
       </w:r>
+      <w:proofErr w:type="gramEnd"/>
     </w:p>
     <w:p>
       <w:pPr>
@@ -932,6 +967,7 @@
                 <w:szCs w:val="26"/>
               </w:rPr>
             </w:pPr>
+            <w:proofErr w:type="spellStart"/>
             <w:r>
               <w:rPr>
                 <w:rFonts w:ascii="맑은 고딕" w:eastAsia="맑은 고딕" w:hAnsi="맑은 고딕" w:cs="맑은 고딕" w:hint="eastAsia"/>
@@ -942,6 +978,7 @@
               </w:rPr>
               <w:t>말모이</w:t>
             </w:r>
+            <w:proofErr w:type="spellEnd"/>
           </w:p>
         </w:tc>
       </w:tr>
@@ -1085,8 +1122,20 @@
                 <w:sz w:val="26"/>
                 <w:szCs w:val="26"/>
               </w:rPr>
-              <w:t>2633610 임효진</w:t>
-            </w:r>
+              <w:t xml:space="preserve">2633610 </w:t>
+            </w:r>
+            <w:proofErr w:type="spellStart"/>
+            <w:r>
+              <w:rPr>
+                <w:rFonts w:ascii="맑은 고딕" w:eastAsia="맑은 고딕" w:hAnsi="맑은 고딕" w:cs="맑은 고딕" w:hint="eastAsia"/>
+                <w:b/>
+                <w:color w:val="000000"/>
+                <w:sz w:val="26"/>
+                <w:szCs w:val="26"/>
+              </w:rPr>
+              <w:t>임효진</w:t>
+            </w:r>
+            <w:proofErr w:type="spellEnd"/>
           </w:p>
         </w:tc>
       </w:tr>
@@ -1317,8 +1366,21 @@
           <w:szCs w:val="32"/>
           <w:u w:val="single"/>
         </w:rPr>
-        <w:t>문서 제/개정 이력표</w:t>
+        <w:t xml:space="preserve">문서 제/개정 </w:t>
       </w:r>
+      <w:proofErr w:type="spellStart"/>
+      <w:r>
+        <w:rPr>
+          <w:rFonts w:ascii="맑은 고딕" w:eastAsia="맑은 고딕" w:hAnsi="맑은 고딕" w:cs="맑은 고딕"/>
+          <w:b/>
+          <w:color w:val="000000"/>
+          <w:sz w:val="32"/>
+          <w:szCs w:val="32"/>
+          <w:u w:val="single"/>
+        </w:rPr>
+        <w:t>이력표</w:t>
+      </w:r>
+      <w:proofErr w:type="spellEnd"/>
     </w:p>
     <w:p>
       <w:pPr>
@@ -3383,6 +3445,7 @@
                 <w:szCs w:val="20"/>
               </w:rPr>
             </w:pPr>
+            <w:proofErr w:type="spellStart"/>
             <w:r>
               <w:rPr>
                 <w:rFonts w:ascii="맑은 고딕" w:eastAsia="맑은 고딕" w:hAnsi="맑은 고딕" w:cs="맑은 고딕" w:hint="eastAsia"/>
@@ -3392,6 +3455,7 @@
               </w:rPr>
               <w:t>임효진</w:t>
             </w:r>
+            <w:proofErr w:type="spellEnd"/>
           </w:p>
         </w:tc>
         <w:tc>
@@ -3423,7 +3487,27 @@
                 <w:sz w:val="20"/>
                 <w:szCs w:val="20"/>
               </w:rPr>
-              <w:t>비즈니스 유스케이스 목록 수정/활동 다이어그램 추가/객체 다이어그램 및 목록 수정</w:t>
+              <w:t xml:space="preserve">비즈니스 </w:t>
+            </w:r>
+            <w:proofErr w:type="spellStart"/>
+            <w:r>
+              <w:rPr>
+                <w:rFonts w:ascii="맑은 고딕" w:eastAsia="맑은 고딕" w:hAnsi="맑은 고딕" w:cs="맑은 고딕" w:hint="eastAsia"/>
+                <w:color w:val="000000"/>
+                <w:sz w:val="20"/>
+                <w:szCs w:val="20"/>
+              </w:rPr>
+              <w:t>유스케이스</w:t>
+            </w:r>
+            <w:proofErr w:type="spellEnd"/>
+            <w:r>
+              <w:rPr>
+                <w:rFonts w:ascii="맑은 고딕" w:eastAsia="맑은 고딕" w:hAnsi="맑은 고딕" w:cs="맑은 고딕" w:hint="eastAsia"/>
+                <w:color w:val="000000"/>
+                <w:sz w:val="20"/>
+                <w:szCs w:val="20"/>
+              </w:rPr>
+              <w:t xml:space="preserve"> 목록 수정/활동 다이어그램 추가/객체 다이어그램 및 목록 수정</w:t>
             </w:r>
           </w:p>
         </w:tc>
@@ -3593,7 +3677,27 @@
                 <w:sz w:val="20"/>
                 <w:szCs w:val="20"/>
               </w:rPr>
-              <w:t>비즈니스 유스케이스 시나리오 수정</w:t>
+              <w:t xml:space="preserve">비즈니스 </w:t>
+            </w:r>
+            <w:proofErr w:type="spellStart"/>
+            <w:r>
+              <w:rPr>
+                <w:rFonts w:ascii="맑은 고딕" w:eastAsia="맑은 고딕" w:hAnsi="맑은 고딕" w:cs="맑은 고딕" w:hint="eastAsia"/>
+                <w:color w:val="000000"/>
+                <w:sz w:val="20"/>
+                <w:szCs w:val="20"/>
+              </w:rPr>
+              <w:t>유스케이스</w:t>
+            </w:r>
+            <w:proofErr w:type="spellEnd"/>
+            <w:r>
+              <w:rPr>
+                <w:rFonts w:ascii="맑은 고딕" w:eastAsia="맑은 고딕" w:hAnsi="맑은 고딕" w:cs="맑은 고딕" w:hint="eastAsia"/>
+                <w:color w:val="000000"/>
+                <w:sz w:val="20"/>
+                <w:szCs w:val="20"/>
+              </w:rPr>
+              <w:t xml:space="preserve"> 시나리오 수정</w:t>
             </w:r>
           </w:p>
         </w:tc>
@@ -3723,6 +3827,7 @@
                 <w:szCs w:val="20"/>
               </w:rPr>
             </w:pPr>
+            <w:proofErr w:type="spellStart"/>
             <w:r>
               <w:rPr>
                 <w:rFonts w:ascii="맑은 고딕" w:eastAsia="맑은 고딕" w:hAnsi="맑은 고딕" w:cs="맑은 고딕" w:hint="eastAsia"/>
@@ -3732,6 +3837,7 @@
               </w:rPr>
               <w:t>임효진</w:t>
             </w:r>
+            <w:proofErr w:type="spellEnd"/>
           </w:p>
         </w:tc>
         <w:tc>
@@ -3772,7 +3878,27 @@
                 <w:sz w:val="20"/>
                 <w:szCs w:val="20"/>
               </w:rPr>
-              <w:t>(비즈니스 유스케이스 다이어그램, 목록)</w:t>
+              <w:t xml:space="preserve">(비즈니스 </w:t>
+            </w:r>
+            <w:proofErr w:type="spellStart"/>
+            <w:r>
+              <w:rPr>
+                <w:rFonts w:ascii="맑은 고딕" w:eastAsia="맑은 고딕" w:hAnsi="맑은 고딕" w:cs="맑은 고딕" w:hint="eastAsia"/>
+                <w:color w:val="000000"/>
+                <w:sz w:val="20"/>
+                <w:szCs w:val="20"/>
+              </w:rPr>
+              <w:t>유스케이스</w:t>
+            </w:r>
+            <w:proofErr w:type="spellEnd"/>
+            <w:r>
+              <w:rPr>
+                <w:rFonts w:ascii="맑은 고딕" w:eastAsia="맑은 고딕" w:hAnsi="맑은 고딕" w:cs="맑은 고딕" w:hint="eastAsia"/>
+                <w:color w:val="000000"/>
+                <w:sz w:val="20"/>
+                <w:szCs w:val="20"/>
+              </w:rPr>
+              <w:t xml:space="preserve"> 다이어그램, 목록)</w:t>
             </w:r>
           </w:p>
         </w:tc>
@@ -3947,6 +4073,7 @@
                 <w:szCs w:val="20"/>
               </w:rPr>
             </w:pPr>
+            <w:proofErr w:type="spellStart"/>
             <w:r>
               <w:rPr>
                 <w:rFonts w:ascii="맑은 고딕" w:eastAsia="맑은 고딕" w:hAnsi="맑은 고딕" w:cs="맑은 고딕" w:hint="eastAsia"/>
@@ -3956,6 +4083,7 @@
               </w:rPr>
               <w:t>임효진</w:t>
             </w:r>
+            <w:proofErr w:type="spellEnd"/>
           </w:p>
         </w:tc>
         <w:tc>
@@ -4262,7 +4390,43 @@
           <w:sz w:val="28"/>
           <w:szCs w:val="28"/>
         </w:rPr>
-        <w:t>1. 비즈니스 유스케이스 다이어그램……………………………………………...4</w:t>
+        <w:t xml:space="preserve">1. 비즈니스 </w:t>
+      </w:r>
+      <w:proofErr w:type="spellStart"/>
+      <w:r>
+        <w:rPr>
+          <w:rFonts w:ascii="맑은 고딕" w:eastAsia="맑은 고딕" w:hAnsi="맑은 고딕" w:cs="맑은 고딕"/>
+          <w:sz w:val="28"/>
+          <w:szCs w:val="28"/>
+        </w:rPr>
+        <w:t>유스케이스</w:t>
+      </w:r>
+      <w:proofErr w:type="spellEnd"/>
+      <w:r>
+        <w:rPr>
+          <w:rFonts w:ascii="맑은 고딕" w:eastAsia="맑은 고딕" w:hAnsi="맑은 고딕" w:cs="맑은 고딕"/>
+          <w:sz w:val="28"/>
+          <w:szCs w:val="28"/>
+        </w:rPr>
+        <w:t xml:space="preserve"> 다이어그램………………………………………</w:t>
+      </w:r>
+      <w:proofErr w:type="gramStart"/>
+      <w:r>
+        <w:rPr>
+          <w:rFonts w:ascii="맑은 고딕" w:eastAsia="맑은 고딕" w:hAnsi="맑은 고딕" w:cs="맑은 고딕"/>
+          <w:sz w:val="28"/>
+          <w:szCs w:val="28"/>
+        </w:rPr>
+        <w:t>……...</w:t>
+      </w:r>
+      <w:proofErr w:type="gramEnd"/>
+      <w:r>
+        <w:rPr>
+          <w:rFonts w:ascii="맑은 고딕" w:eastAsia="맑은 고딕" w:hAnsi="맑은 고딕" w:cs="맑은 고딕"/>
+          <w:sz w:val="28"/>
+          <w:szCs w:val="28"/>
+        </w:rPr>
+        <w:t>4</w:t>
       </w:r>
     </w:p>
     <w:p>
@@ -4284,8 +4448,36 @@
           <w:sz w:val="28"/>
           <w:szCs w:val="28"/>
         </w:rPr>
-        <w:t>2. 비즈니스 유스케이스 목록………………………………………………………...</w:t>
+        <w:t xml:space="preserve">2. 비즈니스 </w:t>
       </w:r>
+      <w:proofErr w:type="spellStart"/>
+      <w:r>
+        <w:rPr>
+          <w:rFonts w:ascii="맑은 고딕" w:eastAsia="맑은 고딕" w:hAnsi="맑은 고딕" w:cs="맑은 고딕"/>
+          <w:sz w:val="28"/>
+          <w:szCs w:val="28"/>
+        </w:rPr>
+        <w:t>유스케이스</w:t>
+      </w:r>
+      <w:proofErr w:type="spellEnd"/>
+      <w:r>
+        <w:rPr>
+          <w:rFonts w:ascii="맑은 고딕" w:eastAsia="맑은 고딕" w:hAnsi="맑은 고딕" w:cs="맑은 고딕"/>
+          <w:sz w:val="28"/>
+          <w:szCs w:val="28"/>
+        </w:rPr>
+        <w:t xml:space="preserve"> 목록…………………………………………………</w:t>
+      </w:r>
+      <w:proofErr w:type="gramStart"/>
+      <w:r>
+        <w:rPr>
+          <w:rFonts w:ascii="맑은 고딕" w:eastAsia="맑은 고딕" w:hAnsi="맑은 고딕" w:cs="맑은 고딕"/>
+          <w:sz w:val="28"/>
+          <w:szCs w:val="28"/>
+        </w:rPr>
+        <w:t>……...</w:t>
+      </w:r>
+      <w:proofErr w:type="gramEnd"/>
       <w:r>
         <w:rPr>
           <w:rFonts w:ascii="맑은 고딕" w:eastAsia="맑은 고딕" w:hAnsi="맑은 고딕" w:cs="맑은 고딕" w:hint="eastAsia"/>
@@ -4314,7 +4506,25 @@
           <w:sz w:val="28"/>
           <w:szCs w:val="28"/>
         </w:rPr>
-        <w:t>3. 비즈니스 유스케이스 시나리오…………………………………………………</w:t>
+        <w:t xml:space="preserve">3. 비즈니스 </w:t>
+      </w:r>
+      <w:proofErr w:type="spellStart"/>
+      <w:r>
+        <w:rPr>
+          <w:rFonts w:ascii="맑은 고딕" w:eastAsia="맑은 고딕" w:hAnsi="맑은 고딕" w:cs="맑은 고딕"/>
+          <w:sz w:val="28"/>
+          <w:szCs w:val="28"/>
+        </w:rPr>
+        <w:t>유스케이스</w:t>
+      </w:r>
+      <w:proofErr w:type="spellEnd"/>
+      <w:r>
+        <w:rPr>
+          <w:rFonts w:ascii="맑은 고딕" w:eastAsia="맑은 고딕" w:hAnsi="맑은 고딕" w:cs="맑은 고딕"/>
+          <w:sz w:val="28"/>
+          <w:szCs w:val="28"/>
+        </w:rPr>
+        <w:t xml:space="preserve"> 시나리오…………………………………………………</w:t>
       </w:r>
       <w:r>
         <w:rPr>
@@ -4428,8 +4638,54 @@
           <w:sz w:val="28"/>
           <w:szCs w:val="28"/>
         </w:rPr>
-        <w:t>. 비즈니스 객체/ 관계 목록/ 설명……………………………………………..</w:t>
+        <w:t xml:space="preserve">. 비즈니스 </w:t>
       </w:r>
+      <w:proofErr w:type="gramStart"/>
+      <w:r>
+        <w:rPr>
+          <w:rFonts w:ascii="맑은 고딕" w:eastAsia="맑은 고딕" w:hAnsi="맑은 고딕" w:cs="맑은 고딕"/>
+          <w:sz w:val="28"/>
+          <w:szCs w:val="28"/>
+        </w:rPr>
+        <w:t>객체/ 관계</w:t>
+      </w:r>
+      <w:proofErr w:type="gramEnd"/>
+      <w:r>
+        <w:rPr>
+          <w:rFonts w:ascii="맑은 고딕" w:eastAsia="맑은 고딕" w:hAnsi="맑은 고딕" w:cs="맑은 고딕"/>
+          <w:sz w:val="28"/>
+          <w:szCs w:val="28"/>
+        </w:rPr>
+        <w:t xml:space="preserve"> </w:t>
+      </w:r>
+      <w:proofErr w:type="gramStart"/>
+      <w:r>
+        <w:rPr>
+          <w:rFonts w:ascii="맑은 고딕" w:eastAsia="맑은 고딕" w:hAnsi="맑은 고딕" w:cs="맑은 고딕"/>
+          <w:sz w:val="28"/>
+          <w:szCs w:val="28"/>
+        </w:rPr>
+        <w:t>목록/ 설명</w:t>
+      </w:r>
+      <w:proofErr w:type="gramEnd"/>
+      <w:r>
+        <w:rPr>
+          <w:rFonts w:ascii="맑은 고딕" w:eastAsia="맑은 고딕" w:hAnsi="맑은 고딕" w:cs="맑은 고딕"/>
+          <w:sz w:val="28"/>
+          <w:szCs w:val="28"/>
+        </w:rPr>
+        <w:t>………………………………………</w:t>
+      </w:r>
+      <w:proofErr w:type="gramStart"/>
+      <w:r>
+        <w:rPr>
+          <w:rFonts w:ascii="맑은 고딕" w:eastAsia="맑은 고딕" w:hAnsi="맑은 고딕" w:cs="맑은 고딕"/>
+          <w:sz w:val="28"/>
+          <w:szCs w:val="28"/>
+        </w:rPr>
+        <w:t>……..</w:t>
+      </w:r>
+      <w:proofErr w:type="gramEnd"/>
       <w:r>
         <w:rPr>
           <w:rFonts w:ascii="맑은 고딕" w:eastAsia="맑은 고딕" w:hAnsi="맑은 고딕" w:cs="맑은 고딕" w:hint="eastAsia"/>
@@ -4506,7 +4762,23 @@
           <w:b/>
         </w:rPr>
         <w:lastRenderedPageBreak/>
-        <w:t>비즈니스 유스케이스 다이어그램</w:t>
+        <w:t xml:space="preserve">비즈니스 </w:t>
+      </w:r>
+      <w:proofErr w:type="spellStart"/>
+      <w:r>
+        <w:rPr>
+          <w:rFonts w:ascii="맑은 고딕" w:eastAsia="맑은 고딕" w:hAnsi="맑은 고딕" w:cs="맑은 고딕"/>
+          <w:b/>
+        </w:rPr>
+        <w:t>유스케이스</w:t>
+      </w:r>
+      <w:proofErr w:type="spellEnd"/>
+      <w:r>
+        <w:rPr>
+          <w:rFonts w:ascii="맑은 고딕" w:eastAsia="맑은 고딕" w:hAnsi="맑은 고딕" w:cs="맑은 고딕"/>
+          <w:b/>
+        </w:rPr>
+        <w:t xml:space="preserve"> 다이어그램</w:t>
       </w:r>
     </w:p>
     <w:p>
@@ -4519,6 +4791,7 @@
           <w:color w:val="00B0F0"/>
         </w:rPr>
       </w:pPr>
+      <w:proofErr w:type="spellStart"/>
       <w:r>
         <w:rPr>
           <w:rFonts w:ascii="나눔고딕 ExtraBold" w:eastAsia="나눔고딕 ExtraBold" w:hAnsi="나눔고딕 ExtraBold" w:cs="나눔고딕 ExtraBold" w:hint="eastAsia"/>
@@ -4526,12 +4799,29 @@
         </w:rPr>
         <w:t>플래시톡</w:t>
       </w:r>
+      <w:proofErr w:type="spellEnd"/>
       <w:r>
         <w:rPr>
           <w:rFonts w:ascii="나눔고딕 ExtraBold" w:eastAsia="나눔고딕 ExtraBold" w:hAnsi="나눔고딕 ExtraBold" w:cs="나눔고딕 ExtraBold"/>
           <w:color w:val="00B0F0"/>
         </w:rPr>
-        <w:t xml:space="preserve"> 시스템 유스케이스 다이어그램</w:t>
+        <w:t xml:space="preserve"> 시스템 </w:t>
+      </w:r>
+      <w:proofErr w:type="spellStart"/>
+      <w:r>
+        <w:rPr>
+          <w:rFonts w:ascii="나눔고딕 ExtraBold" w:eastAsia="나눔고딕 ExtraBold" w:hAnsi="나눔고딕 ExtraBold" w:cs="나눔고딕 ExtraBold"/>
+          <w:color w:val="00B0F0"/>
+        </w:rPr>
+        <w:t>유스케이스</w:t>
+      </w:r>
+      <w:proofErr w:type="spellEnd"/>
+      <w:r>
+        <w:rPr>
+          <w:rFonts w:ascii="나눔고딕 ExtraBold" w:eastAsia="나눔고딕 ExtraBold" w:hAnsi="나눔고딕 ExtraBold" w:cs="나눔고딕 ExtraBold"/>
+          <w:color w:val="00B0F0"/>
+        </w:rPr>
+        <w:t xml:space="preserve"> 다이어그램</w:t>
       </w:r>
     </w:p>
     <w:tbl>
@@ -4732,7 +5022,23 @@
           <w:b/>
         </w:rPr>
         <w:lastRenderedPageBreak/>
-        <w:t>비즈니스 유스케이스 목록</w:t>
+        <w:t xml:space="preserve">비즈니스 </w:t>
+      </w:r>
+      <w:proofErr w:type="spellStart"/>
+      <w:r>
+        <w:rPr>
+          <w:rFonts w:ascii="맑은 고딕" w:eastAsia="맑은 고딕" w:hAnsi="맑은 고딕" w:cs="맑은 고딕"/>
+          <w:b/>
+        </w:rPr>
+        <w:t>유스케이스</w:t>
+      </w:r>
+      <w:proofErr w:type="spellEnd"/>
+      <w:r>
+        <w:rPr>
+          <w:rFonts w:ascii="맑은 고딕" w:eastAsia="맑은 고딕" w:hAnsi="맑은 고딕" w:cs="맑은 고딕"/>
+          <w:b/>
+        </w:rPr>
+        <w:t xml:space="preserve"> 목록</w:t>
       </w:r>
     </w:p>
     <w:p>
@@ -4753,6 +5059,7 @@
           <w:color w:val="00B0F0"/>
         </w:rPr>
       </w:pPr>
+      <w:proofErr w:type="spellStart"/>
       <w:r>
         <w:rPr>
           <w:rFonts w:ascii="맑은 고딕" w:eastAsia="맑은 고딕" w:hAnsi="맑은 고딕" w:cs="맑은 고딕" w:hint="eastAsia"/>
@@ -4761,6 +5068,7 @@
         </w:rPr>
         <w:t>플래시톡</w:t>
       </w:r>
+      <w:proofErr w:type="spellEnd"/>
       <w:r>
         <w:rPr>
           <w:rFonts w:ascii="나눔고딕 ExtraBold" w:eastAsia="나눔고딕 ExtraBold" w:hAnsi="나눔고딕 ExtraBold" w:cs="나눔고딕 ExtraBold"/>
@@ -4785,6 +5093,7 @@
         </w:rPr>
         <w:t xml:space="preserve">- </w:t>
       </w:r>
+      <w:proofErr w:type="spellStart"/>
       <w:r>
         <w:rPr>
           <w:rFonts w:ascii="맑은 고딕" w:eastAsia="맑은 고딕" w:hAnsi="맑은 고딕" w:cs="맑은 고딕"/>
@@ -4793,6 +5102,7 @@
         </w:rPr>
         <w:t>유스케이스</w:t>
       </w:r>
+      <w:proofErr w:type="spellEnd"/>
       <w:r>
         <w:rPr>
           <w:rFonts w:ascii="나눔고딕 ExtraBold" w:eastAsia="나눔고딕 ExtraBold" w:hAnsi="나눔고딕 ExtraBold" w:cs="나눔고딕 ExtraBold"/>
@@ -4849,11 +5159,19 @@
                 <w:rFonts w:ascii="맑은 고딕" w:eastAsia="맑은 고딕" w:hAnsi="맑은 고딕" w:cs="맑은 고딕"/>
               </w:rPr>
             </w:pPr>
-            <w:r>
-              <w:rPr>
-                <w:rFonts w:ascii="맑은 고딕" w:eastAsia="맑은 고딕" w:hAnsi="맑은 고딕" w:cs="맑은 고딕"/>
-              </w:rPr>
-              <w:t>유스케이스 ID</w:t>
+            <w:proofErr w:type="spellStart"/>
+            <w:r>
+              <w:rPr>
+                <w:rFonts w:ascii="맑은 고딕" w:eastAsia="맑은 고딕" w:hAnsi="맑은 고딕" w:cs="맑은 고딕"/>
+              </w:rPr>
+              <w:t>유스케이스</w:t>
+            </w:r>
+            <w:proofErr w:type="spellEnd"/>
+            <w:r>
+              <w:rPr>
+                <w:rFonts w:ascii="맑은 고딕" w:eastAsia="맑은 고딕" w:hAnsi="맑은 고딕" w:cs="맑은 고딕"/>
+              </w:rPr>
+              <w:t xml:space="preserve"> ID</w:t>
             </w:r>
           </w:p>
         </w:tc>
@@ -4868,11 +5186,19 @@
                 <w:rFonts w:ascii="맑은 고딕" w:eastAsia="맑은 고딕" w:hAnsi="맑은 고딕" w:cs="맑은 고딕"/>
               </w:rPr>
             </w:pPr>
-            <w:r>
-              <w:rPr>
-                <w:rFonts w:ascii="맑은 고딕" w:eastAsia="맑은 고딕" w:hAnsi="맑은 고딕" w:cs="맑은 고딕"/>
-              </w:rPr>
-              <w:t>유스케이스 명</w:t>
+            <w:proofErr w:type="spellStart"/>
+            <w:r>
+              <w:rPr>
+                <w:rFonts w:ascii="맑은 고딕" w:eastAsia="맑은 고딕" w:hAnsi="맑은 고딕" w:cs="맑은 고딕"/>
+              </w:rPr>
+              <w:t>유스케이스</w:t>
+            </w:r>
+            <w:proofErr w:type="spellEnd"/>
+            <w:r>
+              <w:rPr>
+                <w:rFonts w:ascii="맑은 고딕" w:eastAsia="맑은 고딕" w:hAnsi="맑은 고딕" w:cs="맑은 고딕"/>
+              </w:rPr>
+              <w:t xml:space="preserve"> 명</w:t>
             </w:r>
           </w:p>
         </w:tc>
@@ -4891,8 +5217,16 @@
               <w:rPr>
                 <w:rFonts w:ascii="맑은 고딕" w:eastAsia="맑은 고딕" w:hAnsi="맑은 고딕" w:cs="맑은 고딕"/>
               </w:rPr>
-              <w:t>주요 액터</w:t>
-            </w:r>
+              <w:t xml:space="preserve">주요 </w:t>
+            </w:r>
+            <w:proofErr w:type="spellStart"/>
+            <w:r>
+              <w:rPr>
+                <w:rFonts w:ascii="맑은 고딕" w:eastAsia="맑은 고딕" w:hAnsi="맑은 고딕" w:cs="맑은 고딕"/>
+              </w:rPr>
+              <w:t>액터</w:t>
+            </w:r>
+            <w:proofErr w:type="spellEnd"/>
           </w:p>
         </w:tc>
         <w:tc>
@@ -5709,8 +6043,16 @@
               <w:rPr>
                 <w:rFonts w:ascii="맑은 고딕" w:eastAsia="맑은 고딕" w:hAnsi="맑은 고딕" w:cs="맑은 고딕" w:hint="eastAsia"/>
               </w:rPr>
-              <w:t>AI 챗봇</w:t>
-            </w:r>
+              <w:t xml:space="preserve">AI </w:t>
+            </w:r>
+            <w:proofErr w:type="spellStart"/>
+            <w:r>
+              <w:rPr>
+                <w:rFonts w:ascii="맑은 고딕" w:eastAsia="맑은 고딕" w:hAnsi="맑은 고딕" w:cs="맑은 고딕" w:hint="eastAsia"/>
+              </w:rPr>
+              <w:t>챗봇</w:t>
+            </w:r>
+            <w:proofErr w:type="spellEnd"/>
           </w:p>
         </w:tc>
         <w:tc>
@@ -6007,7 +6349,23 @@
           <w:b/>
         </w:rPr>
         <w:lastRenderedPageBreak/>
-        <w:t>비즈니스 유스케이스 시나리오</w:t>
+        <w:t xml:space="preserve">비즈니스 </w:t>
+      </w:r>
+      <w:proofErr w:type="spellStart"/>
+      <w:r>
+        <w:rPr>
+          <w:rFonts w:ascii="맑은 고딕" w:eastAsia="맑은 고딕" w:hAnsi="맑은 고딕" w:cs="맑은 고딕"/>
+          <w:b/>
+        </w:rPr>
+        <w:t>유스케이스</w:t>
+      </w:r>
+      <w:proofErr w:type="spellEnd"/>
+      <w:r>
+        <w:rPr>
+          <w:rFonts w:ascii="맑은 고딕" w:eastAsia="맑은 고딕" w:hAnsi="맑은 고딕" w:cs="맑은 고딕"/>
+          <w:b/>
+        </w:rPr>
+        <w:t xml:space="preserve"> 시나리오</w:t>
       </w:r>
     </w:p>
     <w:p>
@@ -6021,6 +6379,7 @@
           <w:color w:val="00B0F0"/>
         </w:rPr>
       </w:pPr>
+      <w:proofErr w:type="spellStart"/>
       <w:r>
         <w:rPr>
           <w:rFonts w:ascii="나눔고딕 ExtraBold" w:eastAsia="나눔고딕 ExtraBold" w:hAnsi="나눔고딕 ExtraBold" w:cs="나눔고딕 ExtraBold" w:hint="eastAsia"/>
@@ -6029,13 +6388,32 @@
         </w:rPr>
         <w:t>플래시톡</w:t>
       </w:r>
+      <w:proofErr w:type="spellEnd"/>
       <w:r>
         <w:rPr>
           <w:rFonts w:ascii="나눔고딕 ExtraBold" w:eastAsia="나눔고딕 ExtraBold" w:hAnsi="나눔고딕 ExtraBold" w:cs="나눔고딕 ExtraBold"/>
           <w:b/>
           <w:color w:val="00B0F0"/>
         </w:rPr>
-        <w:t xml:space="preserve"> 시스템- 유스케이스 시나리오</w:t>
+        <w:t xml:space="preserve"> 시스템- </w:t>
+      </w:r>
+      <w:proofErr w:type="spellStart"/>
+      <w:r>
+        <w:rPr>
+          <w:rFonts w:ascii="나눔고딕 ExtraBold" w:eastAsia="나눔고딕 ExtraBold" w:hAnsi="나눔고딕 ExtraBold" w:cs="나눔고딕 ExtraBold"/>
+          <w:b/>
+          <w:color w:val="00B0F0"/>
+        </w:rPr>
+        <w:t>유스케이스</w:t>
+      </w:r>
+      <w:proofErr w:type="spellEnd"/>
+      <w:r>
+        <w:rPr>
+          <w:rFonts w:ascii="나눔고딕 ExtraBold" w:eastAsia="나눔고딕 ExtraBold" w:hAnsi="나눔고딕 ExtraBold" w:cs="나눔고딕 ExtraBold"/>
+          <w:b/>
+          <w:color w:val="00B0F0"/>
+        </w:rPr>
+        <w:t xml:space="preserve"> 시나리오</w:t>
       </w:r>
     </w:p>
     <w:p>
@@ -6321,12 +6699,14 @@
               </w:rPr>
               <w:t xml:space="preserve"> </w:t>
             </w:r>
+            <w:proofErr w:type="spellStart"/>
             <w:r>
               <w:rPr>
                 <w:b/>
               </w:rPr>
               <w:t>액터</w:t>
             </w:r>
+            <w:proofErr w:type="spellEnd"/>
           </w:p>
         </w:tc>
         <w:tc>
@@ -7786,12 +8166,14 @@
               </w:rPr>
               <w:t xml:space="preserve"> </w:t>
             </w:r>
+            <w:proofErr w:type="spellStart"/>
             <w:r>
               <w:rPr>
                 <w:b/>
               </w:rPr>
               <w:t>액터</w:t>
             </w:r>
+            <w:proofErr w:type="spellEnd"/>
           </w:p>
         </w:tc>
         <w:tc>
@@ -9093,12 +9475,14 @@
               </w:rPr>
               <w:t xml:space="preserve"> </w:t>
             </w:r>
+            <w:proofErr w:type="spellStart"/>
             <w:r>
               <w:rPr>
                 <w:b/>
               </w:rPr>
               <w:t>액터</w:t>
             </w:r>
+            <w:proofErr w:type="spellEnd"/>
           </w:p>
         </w:tc>
         <w:tc>
@@ -10477,12 +10861,14 @@
               </w:rPr>
               <w:t xml:space="preserve"> </w:t>
             </w:r>
+            <w:proofErr w:type="spellStart"/>
             <w:r>
               <w:rPr>
                 <w:b/>
               </w:rPr>
               <w:t>액터</w:t>
             </w:r>
+            <w:proofErr w:type="spellEnd"/>
           </w:p>
         </w:tc>
         <w:tc>
@@ -11440,12 +11826,14 @@
               </w:rPr>
               <w:t xml:space="preserve"> </w:t>
             </w:r>
+            <w:proofErr w:type="spellStart"/>
             <w:r>
               <w:rPr>
                 <w:b/>
               </w:rPr>
               <w:t>액터</w:t>
             </w:r>
+            <w:proofErr w:type="spellEnd"/>
           </w:p>
         </w:tc>
         <w:tc>
@@ -12428,12 +12816,14 @@
               </w:rPr>
               <w:t xml:space="preserve"> </w:t>
             </w:r>
+            <w:proofErr w:type="spellStart"/>
             <w:r>
               <w:rPr>
                 <w:b/>
               </w:rPr>
               <w:t>액터</w:t>
             </w:r>
+            <w:proofErr w:type="spellEnd"/>
           </w:p>
         </w:tc>
         <w:tc>
@@ -13327,6 +13717,7 @@
             <w:r>
               <w:t>“</w:t>
             </w:r>
+            <w:proofErr w:type="gramStart"/>
             <w:r>
               <w:rPr>
                 <w:rFonts w:hint="eastAsia"/>
@@ -13345,6 +13736,7 @@
               </w:rPr>
               <w:t>되지</w:t>
             </w:r>
+            <w:proofErr w:type="gramEnd"/>
             <w:r>
               <w:rPr>
                 <w:rFonts w:hint="eastAsia"/>
@@ -13842,12 +14234,14 @@
               </w:rPr>
               <w:t xml:space="preserve"> </w:t>
             </w:r>
+            <w:proofErr w:type="spellStart"/>
             <w:r>
               <w:rPr>
                 <w:b/>
               </w:rPr>
               <w:t>액터</w:t>
             </w:r>
+            <w:proofErr w:type="spellEnd"/>
           </w:p>
         </w:tc>
         <w:tc>
@@ -15182,12 +15576,14 @@
               </w:rPr>
               <w:t xml:space="preserve"> </w:t>
             </w:r>
+            <w:proofErr w:type="spellStart"/>
             <w:r>
               <w:rPr>
                 <w:b/>
               </w:rPr>
               <w:t>액터</w:t>
             </w:r>
+            <w:proofErr w:type="spellEnd"/>
           </w:p>
         </w:tc>
         <w:tc>
@@ -16368,12 +16764,14 @@
               </w:rPr>
               <w:t xml:space="preserve"> </w:t>
             </w:r>
+            <w:proofErr w:type="spellStart"/>
             <w:r>
               <w:rPr>
                 <w:b/>
               </w:rPr>
               <w:t>액터</w:t>
             </w:r>
+            <w:proofErr w:type="spellEnd"/>
           </w:p>
         </w:tc>
         <w:tc>
@@ -17305,6 +17703,7 @@
               </w:rPr>
               <w:t xml:space="preserve"> </w:t>
             </w:r>
+            <w:proofErr w:type="spellStart"/>
             <w:r>
               <w:rPr>
                 <w:rFonts w:hint="eastAsia"/>
@@ -17314,6 +17713,7 @@
             <w:r>
               <w:t>시키겠습니까</w:t>
             </w:r>
+            <w:proofErr w:type="spellEnd"/>
             <w:r>
               <w:rPr>
                 <w:rFonts w:hint="eastAsia"/>
@@ -17377,12 +17777,14 @@
             <w:r>
               <w:t>”</w:t>
             </w:r>
+            <w:proofErr w:type="spellStart"/>
             <w:r>
               <w:rPr>
                 <w:rFonts w:hint="eastAsia"/>
               </w:rPr>
               <w:t>를</w:t>
             </w:r>
+            <w:proofErr w:type="spellEnd"/>
             <w:r>
               <w:rPr>
                 <w:rFonts w:hint="eastAsia"/>
@@ -17413,6 +17815,7 @@
               </w:rPr>
               <w:t xml:space="preserve"> </w:t>
             </w:r>
+            <w:proofErr w:type="gramStart"/>
             <w:r>
               <w:rPr>
                 <w:rFonts w:hint="eastAsia"/>
@@ -17431,6 +17834,7 @@
               </w:rPr>
               <w:t>시키거나</w:t>
             </w:r>
+            <w:proofErr w:type="gramEnd"/>
             <w:r>
               <w:rPr>
                 <w:rFonts w:hint="eastAsia"/>
@@ -17449,12 +17853,14 @@
             <w:r>
               <w:t>”</w:t>
             </w:r>
+            <w:proofErr w:type="spellStart"/>
             <w:r>
               <w:rPr>
                 <w:rFonts w:hint="eastAsia"/>
               </w:rPr>
               <w:t>를</w:t>
             </w:r>
+            <w:proofErr w:type="spellEnd"/>
             <w:r>
               <w:rPr>
                 <w:rFonts w:hint="eastAsia"/>
@@ -17872,6 +18278,7 @@
           <w:color w:val="00B0F0"/>
         </w:rPr>
       </w:pPr>
+      <w:proofErr w:type="spellStart"/>
       <w:r>
         <w:rPr>
           <w:rFonts w:ascii="나눔고딕 ExtraBold" w:eastAsia="나눔고딕 ExtraBold" w:hAnsi="나눔고딕 ExtraBold" w:cs="나눔고딕 ExtraBold" w:hint="eastAsia"/>
@@ -17879,6 +18286,7 @@
         </w:rPr>
         <w:t>플래시톡</w:t>
       </w:r>
+      <w:proofErr w:type="spellEnd"/>
       <w:r>
         <w:rPr>
           <w:rFonts w:ascii="나눔고딕 ExtraBold" w:eastAsia="나눔고딕 ExtraBold" w:hAnsi="나눔고딕 ExtraBold" w:cs="나눔고딕 ExtraBold"/>
@@ -18174,17 +18582,7 @@
           <w:sz w:val="24"/>
           <w:szCs w:val="24"/>
         </w:rPr>
-        <w:t>AD-0</w:t>
-      </w:r>
-      <w:r>
-        <w:rPr>
-          <w:rFonts w:asciiTheme="minorHAnsi" w:eastAsiaTheme="minorHAnsi" w:hAnsiTheme="minorHAnsi" w:hint="eastAsia"/>
-          <w:b/>
-          <w:bCs/>
-          <w:sz w:val="24"/>
-          <w:szCs w:val="24"/>
-        </w:rPr>
-        <w:t>2</w:t>
+        <w:t>AD-02</w:t>
       </w:r>
       <w:r>
         <w:rPr>
@@ -18457,17 +18855,7 @@
           <w:sz w:val="24"/>
           <w:szCs w:val="24"/>
         </w:rPr>
-        <w:t>AD-0</w:t>
-      </w:r>
-      <w:r>
-        <w:rPr>
-          <w:rFonts w:asciiTheme="minorHAnsi" w:eastAsiaTheme="minorHAnsi" w:hAnsiTheme="minorHAnsi" w:hint="eastAsia"/>
-          <w:b/>
-          <w:bCs/>
-          <w:sz w:val="24"/>
-          <w:szCs w:val="24"/>
-        </w:rPr>
-        <w:t xml:space="preserve">3 </w:t>
+        <w:t xml:space="preserve">AD-03 </w:t>
       </w:r>
       <w:r>
         <w:rPr>
@@ -20290,9 +20678,6 @@
       <w:pPr>
         <w:widowControl/>
         <w:spacing w:line="276" w:lineRule="auto"/>
-        <w:rPr>
-          <w:rFonts w:hint="eastAsia"/>
-        </w:rPr>
       </w:pPr>
     </w:p>
     <w:p>
@@ -20358,6 +20743,7 @@
           <w:color w:val="00B0F0"/>
         </w:rPr>
       </w:pPr>
+      <w:proofErr w:type="spellStart"/>
       <w:r>
         <w:rPr>
           <w:rFonts w:ascii="나눔고딕 ExtraBold" w:eastAsia="나눔고딕 ExtraBold" w:hAnsi="나눔고딕 ExtraBold" w:cs="나눔고딕 ExtraBold" w:hint="eastAsia"/>
@@ -20366,14 +20752,25 @@
         </w:rPr>
         <w:t>플래시톡</w:t>
       </w:r>
+      <w:proofErr w:type="spellEnd"/>
       <w:r>
         <w:rPr>
           <w:rFonts w:ascii="나눔고딕 ExtraBold" w:eastAsia="나눔고딕 ExtraBold" w:hAnsi="나눔고딕 ExtraBold" w:cs="나눔고딕 ExtraBold"/>
           <w:b/>
           <w:color w:val="00B0F0"/>
         </w:rPr>
-        <w:t xml:space="preserve"> 시스템 객체다이어그램</w:t>
+        <w:t xml:space="preserve"> 시스템 </w:t>
       </w:r>
+      <w:proofErr w:type="spellStart"/>
+      <w:r>
+        <w:rPr>
+          <w:rFonts w:ascii="나눔고딕 ExtraBold" w:eastAsia="나눔고딕 ExtraBold" w:hAnsi="나눔고딕 ExtraBold" w:cs="나눔고딕 ExtraBold"/>
+          <w:b/>
+          <w:color w:val="00B0F0"/>
+        </w:rPr>
+        <w:t>객체다이어그램</w:t>
+      </w:r>
+      <w:proofErr w:type="spellEnd"/>
     </w:p>
     <w:tbl>
       <w:tblPr>
@@ -20503,6 +20900,7 @@
           <w:b/>
         </w:rPr>
       </w:pPr>
+      <w:proofErr w:type="spellStart"/>
       <w:r>
         <w:rPr>
           <w:rFonts w:ascii="나눔고딕 ExtraBold" w:eastAsia="나눔고딕 ExtraBold" w:hAnsi="나눔고딕 ExtraBold" w:cs="나눔고딕 ExtraBold" w:hint="eastAsia"/>
@@ -20510,6 +20908,7 @@
         </w:rPr>
         <w:t>플래시톡</w:t>
       </w:r>
+      <w:proofErr w:type="spellEnd"/>
       <w:r>
         <w:rPr>
           <w:rFonts w:ascii="나눔고딕 ExtraBold" w:eastAsia="나눔고딕 ExtraBold" w:hAnsi="나눔고딕 ExtraBold" w:cs="나눔고딕 ExtraBold"/>
@@ -20527,6 +20926,7 @@
           <w:szCs w:val="22"/>
         </w:rPr>
       </w:pPr>
+      <w:proofErr w:type="spellStart"/>
       <w:r>
         <w:rPr>
           <w:rFonts w:ascii="맑은 고딕" w:eastAsia="맑은 고딕" w:hAnsi="맑은 고딕" w:cs="맑은 고딕" w:hint="eastAsia"/>
@@ -20535,6 +20935,7 @@
         </w:rPr>
         <w:t>플래시톡</w:t>
       </w:r>
+      <w:proofErr w:type="spellEnd"/>
       <w:r>
         <w:rPr>
           <w:rFonts w:ascii="맑은 고딕" w:eastAsia="맑은 고딕" w:hAnsi="맑은 고딕" w:cs="맑은 고딕"/>
@@ -20602,12 +21003,14 @@
                 <w:rFonts w:ascii="맑은 고딕" w:eastAsia="맑은 고딕" w:hAnsi="맑은 고딕" w:cs="맑은 고딕"/>
               </w:rPr>
             </w:pPr>
+            <w:proofErr w:type="spellStart"/>
             <w:r>
               <w:rPr>
                 <w:rFonts w:ascii="맑은 고딕" w:eastAsia="맑은 고딕" w:hAnsi="맑은 고딕" w:cs="맑은 고딕"/>
               </w:rPr>
               <w:t>객체명</w:t>
             </w:r>
+            <w:proofErr w:type="spellEnd"/>
           </w:p>
         </w:tc>
         <w:tc>
@@ -21299,7 +21702,21 @@
               <w:rPr>
                 <w:rFonts w:ascii="맑은 고딕" w:eastAsia="맑은 고딕" w:hAnsi="맑은 고딕" w:cs="맑은 고딕" w:hint="eastAsia"/>
               </w:rPr>
-              <w:t xml:space="preserve"> AI 챗봇 시스템, 메시지 중계 시스템</w:t>
+              <w:t xml:space="preserve"> AI </w:t>
+            </w:r>
+            <w:proofErr w:type="spellStart"/>
+            <w:r>
+              <w:rPr>
+                <w:rFonts w:ascii="맑은 고딕" w:eastAsia="맑은 고딕" w:hAnsi="맑은 고딕" w:cs="맑은 고딕" w:hint="eastAsia"/>
+              </w:rPr>
+              <w:t>챗봇</w:t>
+            </w:r>
+            <w:proofErr w:type="spellEnd"/>
+            <w:r>
+              <w:rPr>
+                <w:rFonts w:ascii="맑은 고딕" w:eastAsia="맑은 고딕" w:hAnsi="맑은 고딕" w:cs="맑은 고딕" w:hint="eastAsia"/>
+              </w:rPr>
+              <w:t xml:space="preserve"> 시스템, 메시지 중계 시스템</w:t>
             </w:r>
           </w:p>
         </w:tc>
@@ -21321,6 +21738,7 @@
           <w:szCs w:val="22"/>
         </w:rPr>
       </w:pPr>
+      <w:proofErr w:type="spellStart"/>
       <w:r>
         <w:rPr>
           <w:rFonts w:ascii="맑은 고딕" w:eastAsia="맑은 고딕" w:hAnsi="맑은 고딕" w:cs="맑은 고딕" w:hint="eastAsia"/>
@@ -21329,6 +21747,7 @@
         </w:rPr>
         <w:t>플래시톡</w:t>
       </w:r>
+      <w:proofErr w:type="spellEnd"/>
       <w:r>
         <w:rPr>
           <w:rFonts w:ascii="맑은 고딕" w:eastAsia="맑은 고딕" w:hAnsi="맑은 고딕" w:cs="맑은 고딕"/>
@@ -21396,12 +21815,14 @@
                 <w:rFonts w:ascii="맑은 고딕" w:eastAsia="맑은 고딕" w:hAnsi="맑은 고딕" w:cs="맑은 고딕"/>
               </w:rPr>
             </w:pPr>
+            <w:proofErr w:type="spellStart"/>
             <w:r>
               <w:rPr>
                 <w:rFonts w:ascii="맑은 고딕" w:eastAsia="맑은 고딕" w:hAnsi="맑은 고딕" w:cs="맑은 고딕"/>
               </w:rPr>
               <w:t>워커명</w:t>
             </w:r>
+            <w:proofErr w:type="spellEnd"/>
           </w:p>
         </w:tc>
         <w:tc>
@@ -21880,7 +22301,21 @@
               <w:rPr>
                 <w:rFonts w:ascii="맑은 고딕" w:eastAsia="맑은 고딕" w:hAnsi="맑은 고딕" w:cs="맑은 고딕" w:hint="eastAsia"/>
               </w:rPr>
-              <w:t>AI 챗봇 시스템</w:t>
+              <w:t xml:space="preserve">AI </w:t>
+            </w:r>
+            <w:proofErr w:type="spellStart"/>
+            <w:r>
+              <w:rPr>
+                <w:rFonts w:ascii="맑은 고딕" w:eastAsia="맑은 고딕" w:hAnsi="맑은 고딕" w:cs="맑은 고딕" w:hint="eastAsia"/>
+              </w:rPr>
+              <w:t>챗봇</w:t>
+            </w:r>
+            <w:proofErr w:type="spellEnd"/>
+            <w:r>
+              <w:rPr>
+                <w:rFonts w:ascii="맑은 고딕" w:eastAsia="맑은 고딕" w:hAnsi="맑은 고딕" w:cs="맑은 고딕" w:hint="eastAsia"/>
+              </w:rPr>
+              <w:t xml:space="preserve"> 시스템</w:t>
             </w:r>
           </w:p>
         </w:tc>
@@ -22040,7 +22475,21 @@
               <w:rPr>
                 <w:rFonts w:ascii="맑은 고딕" w:eastAsia="맑은 고딕" w:hAnsi="맑은 고딕" w:cs="맑은 고딕" w:hint="eastAsia"/>
               </w:rPr>
-              <w:t xml:space="preserve">로그 감사 시스템이 제공한 데이터에 따라 실시간 접속자 수, 활성 대화방 수, 에러 여부 등을 </w:t>
+              <w:t xml:space="preserve">로그 감사 시스템이 제공한 데이터에 따라 실시간 </w:t>
+            </w:r>
+            <w:proofErr w:type="spellStart"/>
+            <w:r>
+              <w:rPr>
+                <w:rFonts w:ascii="맑은 고딕" w:eastAsia="맑은 고딕" w:hAnsi="맑은 고딕" w:cs="맑은 고딕" w:hint="eastAsia"/>
+              </w:rPr>
+              <w:t>접속자</w:t>
+            </w:r>
+            <w:proofErr w:type="spellEnd"/>
+            <w:r>
+              <w:rPr>
+                <w:rFonts w:ascii="맑은 고딕" w:eastAsia="맑은 고딕" w:hAnsi="맑은 고딕" w:cs="맑은 고딕" w:hint="eastAsia"/>
+              </w:rPr>
+              <w:t xml:space="preserve"> 수, 활성 대화방 수, 에러 여부 등을 </w:t>
             </w:r>
             <w:r>
               <w:rPr>
@@ -22200,6 +22649,7 @@
           <w:szCs w:val="22"/>
         </w:rPr>
       </w:pPr>
+      <w:proofErr w:type="spellStart"/>
       <w:r>
         <w:rPr>
           <w:rFonts w:ascii="맑은 고딕" w:eastAsia="맑은 고딕" w:hAnsi="맑은 고딕" w:cs="맑은 고딕" w:hint="eastAsia"/>
@@ -22208,6 +22658,7 @@
         </w:rPr>
         <w:t>플래시톡</w:t>
       </w:r>
+      <w:proofErr w:type="spellEnd"/>
       <w:r>
         <w:rPr>
           <w:rFonts w:ascii="맑은 고딕" w:eastAsia="맑은 고딕" w:hAnsi="맑은 고딕" w:cs="맑은 고딕"/>
@@ -22283,12 +22734,14 @@
                 <w:rFonts w:ascii="맑은 고딕" w:eastAsia="맑은 고딕" w:hAnsi="맑은 고딕" w:cs="맑은 고딕"/>
               </w:rPr>
             </w:pPr>
+            <w:proofErr w:type="spellStart"/>
             <w:r>
               <w:rPr>
                 <w:rFonts w:ascii="맑은 고딕" w:eastAsia="맑은 고딕" w:hAnsi="맑은 고딕" w:cs="맑은 고딕"/>
               </w:rPr>
               <w:t>객체명</w:t>
             </w:r>
+            <w:proofErr w:type="spellEnd"/>
           </w:p>
         </w:tc>
         <w:tc>
@@ -22672,7 +23125,21 @@
               <w:rPr>
                 <w:rFonts w:ascii="맑은 고딕" w:eastAsia="맑은 고딕" w:hAnsi="맑은 고딕" w:cs="맑은 고딕" w:hint="eastAsia"/>
               </w:rPr>
-              <w:t>사용자가 입력한 정보에 따라 외부 지도 연계 시스템에서 가져온 해당 위치의 장소명, 전체 주소, 위도와 경도, 웹 링크, 지도 미리보기 이미지 주소 등을 기록하는 객체.</w:t>
+              <w:t xml:space="preserve">사용자가 입력한 정보에 따라 외부 지도 연계 시스템에서 가져온 해당 위치의 </w:t>
+            </w:r>
+            <w:proofErr w:type="spellStart"/>
+            <w:r>
+              <w:rPr>
+                <w:rFonts w:ascii="맑은 고딕" w:eastAsia="맑은 고딕" w:hAnsi="맑은 고딕" w:cs="맑은 고딕" w:hint="eastAsia"/>
+              </w:rPr>
+              <w:t>장소명</w:t>
+            </w:r>
+            <w:proofErr w:type="spellEnd"/>
+            <w:r>
+              <w:rPr>
+                <w:rFonts w:ascii="맑은 고딕" w:eastAsia="맑은 고딕" w:hAnsi="맑은 고딕" w:cs="맑은 고딕" w:hint="eastAsia"/>
+              </w:rPr>
+              <w:t>, 전체 주소, 위도와 경도, 웹 링크, 지도 미리보기 이미지 주소 등을 기록하는 객체.</w:t>
             </w:r>
           </w:p>
         </w:tc>
@@ -22921,8 +23388,16 @@
               <w:rPr>
                 <w:rFonts w:ascii="맑은 고딕" w:eastAsia="맑은 고딕" w:hAnsi="맑은 고딕" w:cs="맑은 고딕"/>
               </w:rPr>
-              <w:t>비즈니스 유스케이스</w:t>
-            </w:r>
+              <w:t xml:space="preserve">비즈니스 </w:t>
+            </w:r>
+            <w:proofErr w:type="spellStart"/>
+            <w:r>
+              <w:rPr>
+                <w:rFonts w:ascii="맑은 고딕" w:eastAsia="맑은 고딕" w:hAnsi="맑은 고딕" w:cs="맑은 고딕"/>
+              </w:rPr>
+              <w:t>유스케이스</w:t>
+            </w:r>
+            <w:proofErr w:type="spellEnd"/>
           </w:p>
         </w:tc>
         <w:tc>
@@ -22946,7 +23421,21 @@
               <w:rPr>
                 <w:rFonts w:ascii="맑은 고딕" w:eastAsia="맑은 고딕" w:hAnsi="맑은 고딕" w:cs="맑은 고딕"/>
               </w:rPr>
-              <w:t>시스템과 액터(사용자·관리자) 사이의 상호작용 단위로, 본 문서에서는 BUC-01~</w:t>
+              <w:t xml:space="preserve">시스템과 </w:t>
+            </w:r>
+            <w:proofErr w:type="spellStart"/>
+            <w:r>
+              <w:rPr>
+                <w:rFonts w:ascii="맑은 고딕" w:eastAsia="맑은 고딕" w:hAnsi="맑은 고딕" w:cs="맑은 고딕"/>
+              </w:rPr>
+              <w:t>액터</w:t>
+            </w:r>
+            <w:proofErr w:type="spellEnd"/>
+            <w:r>
+              <w:rPr>
+                <w:rFonts w:ascii="맑은 고딕" w:eastAsia="맑은 고딕" w:hAnsi="맑은 고딕" w:cs="맑은 고딕"/>
+              </w:rPr>
+              <w:t>(사용자·관리자) 사이의 상호작용 단위로, 본 문서에서는 BUC-01~</w:t>
             </w:r>
             <w:r>
               <w:rPr>
@@ -22958,8 +23447,16 @@
               <w:rPr>
                 <w:rFonts w:ascii="맑은 고딕" w:eastAsia="맑은 고딕" w:hAnsi="맑은 고딕" w:cs="맑은 고딕"/>
               </w:rPr>
-              <w:t>로 목록화됨</w:t>
-            </w:r>
+              <w:t xml:space="preserve">로 </w:t>
+            </w:r>
+            <w:proofErr w:type="spellStart"/>
+            <w:r>
+              <w:rPr>
+                <w:rFonts w:ascii="맑은 고딕" w:eastAsia="맑은 고딕" w:hAnsi="맑은 고딕" w:cs="맑은 고딕"/>
+              </w:rPr>
+              <w:t>목록화됨</w:t>
+            </w:r>
+            <w:proofErr w:type="spellEnd"/>
           </w:p>
         </w:tc>
       </w:tr>
@@ -23011,7 +23508,35 @@
               <w:rPr>
                 <w:rFonts w:ascii="맑은 고딕" w:eastAsia="맑은 고딕" w:hAnsi="맑은 고딕" w:cs="맑은 고딕"/>
               </w:rPr>
-              <w:t>한 유스케이스가 다른 유스케이스의 공통 흐름을 항상 포함해 재사용하는 관계</w:t>
+              <w:t xml:space="preserve">한 </w:t>
+            </w:r>
+            <w:proofErr w:type="spellStart"/>
+            <w:r>
+              <w:rPr>
+                <w:rFonts w:ascii="맑은 고딕" w:eastAsia="맑은 고딕" w:hAnsi="맑은 고딕" w:cs="맑은 고딕"/>
+              </w:rPr>
+              <w:t>유스케이스가</w:t>
+            </w:r>
+            <w:proofErr w:type="spellEnd"/>
+            <w:r>
+              <w:rPr>
+                <w:rFonts w:ascii="맑은 고딕" w:eastAsia="맑은 고딕" w:hAnsi="맑은 고딕" w:cs="맑은 고딕"/>
+              </w:rPr>
+              <w:t xml:space="preserve"> 다른 </w:t>
+            </w:r>
+            <w:proofErr w:type="spellStart"/>
+            <w:r>
+              <w:rPr>
+                <w:rFonts w:ascii="맑은 고딕" w:eastAsia="맑은 고딕" w:hAnsi="맑은 고딕" w:cs="맑은 고딕"/>
+              </w:rPr>
+              <w:t>유스케이스의</w:t>
+            </w:r>
+            <w:proofErr w:type="spellEnd"/>
+            <w:r>
+              <w:rPr>
+                <w:rFonts w:ascii="맑은 고딕" w:eastAsia="맑은 고딕" w:hAnsi="맑은 고딕" w:cs="맑은 고딕"/>
+              </w:rPr>
+              <w:t xml:space="preserve"> 공통 흐름을 항상 포함해 재사용하는 관계</w:t>
             </w:r>
           </w:p>
         </w:tc>
@@ -23064,7 +23589,21 @@
               <w:rPr>
                 <w:rFonts w:ascii="맑은 고딕" w:eastAsia="맑은 고딕" w:hAnsi="맑은 고딕" w:cs="맑은 고딕"/>
               </w:rPr>
-              <w:t>특정 조건에서 선택적으로 다른 유스케이스의 흐름을 확장하는 관계</w:t>
+              <w:t xml:space="preserve">특정 조건에서 선택적으로 다른 </w:t>
+            </w:r>
+            <w:proofErr w:type="spellStart"/>
+            <w:r>
+              <w:rPr>
+                <w:rFonts w:ascii="맑은 고딕" w:eastAsia="맑은 고딕" w:hAnsi="맑은 고딕" w:cs="맑은 고딕"/>
+              </w:rPr>
+              <w:t>유스케이스의</w:t>
+            </w:r>
+            <w:proofErr w:type="spellEnd"/>
+            <w:r>
+              <w:rPr>
+                <w:rFonts w:ascii="맑은 고딕" w:eastAsia="맑은 고딕" w:hAnsi="맑은 고딕" w:cs="맑은 고딕"/>
+              </w:rPr>
+              <w:t xml:space="preserve"> 흐름을 확장하는 관계</w:t>
             </w:r>
           </w:p>
         </w:tc>
@@ -23088,11 +23627,19 @@
                 <w:rFonts w:ascii="맑은 고딕" w:eastAsia="맑은 고딕" w:hAnsi="맑은 고딕" w:cs="맑은 고딕"/>
               </w:rPr>
             </w:pPr>
-            <w:r>
-              <w:rPr>
-                <w:rFonts w:ascii="맑은 고딕" w:eastAsia="맑은 고딕" w:hAnsi="맑은 고딕" w:cs="맑은 고딕"/>
-              </w:rPr>
-              <w:t>액터(사용자)</w:t>
+            <w:proofErr w:type="spellStart"/>
+            <w:r>
+              <w:rPr>
+                <w:rFonts w:ascii="맑은 고딕" w:eastAsia="맑은 고딕" w:hAnsi="맑은 고딕" w:cs="맑은 고딕"/>
+              </w:rPr>
+              <w:t>액터</w:t>
+            </w:r>
+            <w:proofErr w:type="spellEnd"/>
+            <w:r>
+              <w:rPr>
+                <w:rFonts w:ascii="맑은 고딕" w:eastAsia="맑은 고딕" w:hAnsi="맑은 고딕" w:cs="맑은 고딕"/>
+              </w:rPr>
+              <w:t>(사용자)</w:t>
             </w:r>
           </w:p>
         </w:tc>
@@ -23144,11 +23691,19 @@
                 <w:rFonts w:ascii="맑은 고딕" w:eastAsia="맑은 고딕" w:hAnsi="맑은 고딕" w:cs="맑은 고딕"/>
               </w:rPr>
             </w:pPr>
-            <w:r>
-              <w:rPr>
-                <w:rFonts w:ascii="맑은 고딕" w:eastAsia="맑은 고딕" w:hAnsi="맑은 고딕" w:cs="맑은 고딕"/>
-              </w:rPr>
-              <w:t>액터(관리자)</w:t>
+            <w:proofErr w:type="spellStart"/>
+            <w:r>
+              <w:rPr>
+                <w:rFonts w:ascii="맑은 고딕" w:eastAsia="맑은 고딕" w:hAnsi="맑은 고딕" w:cs="맑은 고딕"/>
+              </w:rPr>
+              <w:t>액터</w:t>
+            </w:r>
+            <w:proofErr w:type="spellEnd"/>
+            <w:r>
+              <w:rPr>
+                <w:rFonts w:ascii="맑은 고딕" w:eastAsia="맑은 고딕" w:hAnsi="맑은 고딕" w:cs="맑은 고딕"/>
+              </w:rPr>
+              <w:t>(관리자)</w:t>
             </w:r>
           </w:p>
         </w:tc>
@@ -23427,7 +23982,25 @@
                               <w:color w:val="000000"/>
                               <w:sz w:val="18"/>
                             </w:rPr>
-                            <w:t>Copyright © 2025 Dorororu Company. All rights reserved.</w:t>
+                            <w:t xml:space="preserve">Copyright © 2025 </w:t>
+                          </w:r>
+                          <w:proofErr w:type="spellStart"/>
+                          <w:r>
+                            <w:rPr>
+                              <w:rFonts w:eastAsia="돋움"/>
+                              <w:color w:val="000000"/>
+                              <w:sz w:val="18"/>
+                            </w:rPr>
+                            <w:t>Dorororu</w:t>
+                          </w:r>
+                          <w:proofErr w:type="spellEnd"/>
+                          <w:r>
+                            <w:rPr>
+                              <w:rFonts w:eastAsia="돋움"/>
+                              <w:color w:val="000000"/>
+                              <w:sz w:val="18"/>
+                            </w:rPr>
+                            <w:t xml:space="preserve"> Company. All rights reserved.</w:t>
                           </w:r>
                         </w:p>
                       </w:txbxContent>
